--- a/downloads/workbook/ai-4-week-17.docx
+++ b/downloads/workbook/ai-4-week-17.docx
@@ -1328,6 +1328,178 @@
         <w:t>Project connection: For your Responsible Plant Classifier, save the input, procedure, observed result and limitation of this check. Label this worked example as practice; use a different, previously unreviewed case when checking independent understanding.</w:t>
       </w:r>
     </w:p>
+    <w:p>
+      <w:pPr>
+        <w:pStyle w:val="Heading1"/>
+      </w:pPr>
+      <w:r>
+        <w:t>19. Project portfolio milestone</w:t>
+      </w:r>
+    </w:p>
+    <w:p>
+      <w:r>
+        <w:t>Project: Responsible Plant Classifier</w:t>
+      </w:r>
+    </w:p>
+    <w:p>
+      <w:r>
+        <w:t>Current milestone: Test changed cases. Keep normal, boundary and failure cases; compare expected and observed results.</w:t>
+      </w:r>
+    </w:p>
+    <w:p>
+      <w:r>
+        <w:t>For your Responsible Plant Classifier, save the input, procedure, observed result and limitation of this check. Label this worked example as practice; use a different, previously unreviewed case when checking independent understanding.</w:t>
+      </w:r>
+    </w:p>
+    <w:tbl>
+      <w:tblPr>
+        <w:tblStyle w:val="LightShading-Accent1"/>
+        <w:tblW w:type="auto" w:w="0"/>
+        <w:tblLook w:firstColumn="1" w:firstRow="1" w:lastColumn="0" w:lastRow="0" w:noHBand="0" w:noVBand="1" w:val="04A0"/>
+      </w:tblPr>
+      <w:tblGrid>
+        <w:gridCol w:w="5112"/>
+        <w:gridCol w:w="5112"/>
+      </w:tblGrid>
+      <w:tr>
+        <w:trPr>
+          <w:tblHeader/>
+        </w:trPr>
+        <w:tc>
+          <w:tcPr>
+            <w:tcW w:type="dxa" w:w="5112"/>
+          </w:tcPr>
+          <w:p>
+            <w:r>
+              <w:t>Evidence to keep</w:t>
+            </w:r>
+          </w:p>
+        </w:tc>
+        <w:tc>
+          <w:tcPr>
+            <w:tcW w:type="dxa" w:w="5112"/>
+          </w:tcPr>
+          <w:p>
+            <w:r>
+              <w:t>My record</w:t>
+            </w:r>
+          </w:p>
+        </w:tc>
+      </w:tr>
+      <w:tr>
+        <w:tc>
+          <w:tcPr>
+            <w:tcW w:type="dxa" w:w="5112"/>
+          </w:tcPr>
+          <w:p>
+            <w:r>
+              <w:t>This week’s input and deciding step</w:t>
+            </w:r>
+          </w:p>
+        </w:tc>
+        <w:tc>
+          <w:tcPr>
+            <w:tcW w:type="dxa" w:w="5112"/>
+          </w:tcPr>
+          <w:p>
+            <w:r/>
+          </w:p>
+        </w:tc>
+      </w:tr>
+      <w:tr>
+        <w:tc>
+          <w:tcPr>
+            <w:tcW w:type="dxa" w:w="5112"/>
+          </w:tcPr>
+          <w:p>
+            <w:r>
+              <w:t>Prediction and actual result (or labelled paper trace)</w:t>
+            </w:r>
+          </w:p>
+        </w:tc>
+        <w:tc>
+          <w:tcPr>
+            <w:tcW w:type="dxa" w:w="5112"/>
+          </w:tcPr>
+          <w:p>
+            <w:r/>
+          </w:p>
+        </w:tc>
+      </w:tr>
+      <w:tr>
+        <w:tc>
+          <w:tcPr>
+            <w:tcW w:type="dxa" w:w="5112"/>
+          </w:tcPr>
+          <w:p>
+            <w:r>
+              <w:t>One change since the previous checkpoint and why</w:t>
+            </w:r>
+          </w:p>
+        </w:tc>
+        <w:tc>
+          <w:tcPr>
+            <w:tcW w:type="dxa" w:w="5112"/>
+          </w:tcPr>
+          <w:p>
+            <w:r/>
+          </w:p>
+        </w:tc>
+      </w:tr>
+      <w:tr>
+        <w:tc>
+          <w:tcPr>
+            <w:tcW w:type="dxa" w:w="5112"/>
+          </w:tcPr>
+          <w:p>
+            <w:r>
+              <w:t>One error or limit and the next test</w:t>
+            </w:r>
+          </w:p>
+        </w:tc>
+        <w:tc>
+          <w:tcPr>
+            <w:tcW w:type="dxa" w:w="5112"/>
+          </w:tcPr>
+          <w:p>
+            <w:r/>
+          </w:p>
+        </w:tc>
+      </w:tr>
+    </w:tbl>
+    <w:p>
+      <w:pPr>
+        <w:pStyle w:val="Heading3"/>
+      </w:pPr>
+      <w:r>
+        <w:t>Explain what this week adds to your project. Reuse last week’s record rather than starting again.</w:t>
+      </w:r>
+    </w:p>
+    <w:p>
+      <w:r>
+        <w:t>________________________________________________________________</w:t>
+      </w:r>
+    </w:p>
+    <w:p>
+      <w:r>
+        <w:t>________________________________________________________________</w:t>
+      </w:r>
+    </w:p>
+    <w:p>
+      <w:r>
+        <w:t>________________________________________________________________</w:t>
+      </w:r>
+    </w:p>
+    <w:p>
+      <w:r>
+        <w:t>________________________________________________________________</w:t>
+      </w:r>
+    </w:p>
+    <w:p>
+      <w:r>
+        <w:t>________________________________________________________________</w:t>
+      </w:r>
+    </w:p>
     <w:sectPr>
       <w:pgSz w:w="12240" w:h="15840"/>
       <w:pgMar w:top="936" w:right="1008" w:bottom="936" w:left="1008" w:header="720" w:footer="720" w:gutter="0"/>

--- a/downloads/workbook/ai-4-week-17.docx
+++ b/downloads/workbook/ai-4-week-17.docx
@@ -1500,6 +1500,248 @@
         <w:t>________________________________________________________________</w:t>
       </w:r>
     </w:p>
+    <w:p>
+      <w:pPr>
+        <w:pStyle w:val="Heading1"/>
+      </w:pPr>
+      <w:r>
+        <w:t>20. Supported practice and learning evidence</w:t>
+      </w:r>
+    </w:p>
+    <w:p>
+      <w:r>
+        <w:t>Use this supported practice once, in the browser or on paper. Keep the reserved independent assessment for a separate first attempt before teacher feedback.</w:t>
+      </w:r>
+    </w:p>
+    <w:p>
+      <w:r>
+        <w:t>Put precision and recall denominators on the picture instead of memorising names.</w:t>
+      </w:r>
+    </w:p>
+    <w:p>
+      <w:pPr>
+        <w:pStyle w:val="Heading3"/>
+      </w:pPr>
+      <w:r>
+        <w:t>Practice 1: explain the deciding evidence</w:t>
+      </w:r>
+    </w:p>
+    <w:p>
+      <w:r>
+        <w:t>Which labelled step matches this detail? Precision asks how reliable flags are; recall asks how many spotted leaves were caught.</w:t>
+      </w:r>
+    </w:p>
+    <w:p>
+      <w:r>
+        <w:t>1. Predicted positives</w:t>
+      </w:r>
+    </w:p>
+    <w:p>
+      <w:r>
+        <w:t>2. Actual positives</w:t>
+      </w:r>
+    </w:p>
+    <w:p>
+      <w:r>
+        <w:t>3. Keep goals separate</w:t>
+      </w:r>
+    </w:p>
+    <w:p>
+      <w:pPr>
+        <w:pStyle w:val="Heading3"/>
+      </w:pPr>
+      <w:r>
+        <w:t>My selected conclusion, deciding fact and explanation</w:t>
+      </w:r>
+    </w:p>
+    <w:p>
+      <w:r>
+        <w:t>________________________________________________________________</w:t>
+      </w:r>
+    </w:p>
+    <w:p>
+      <w:r>
+        <w:t>________________________________________________________________</w:t>
+      </w:r>
+    </w:p>
+    <w:p>
+      <w:r>
+        <w:t>________________________________________________________________</w:t>
+      </w:r>
+    </w:p>
+    <w:p>
+      <w:r>
+        <w:t>________________________________________________________________</w:t>
+      </w:r>
+    </w:p>
+    <w:p>
+      <w:r>
+        <w:t>________________________________________________________________</w:t>
+      </w:r>
+    </w:p>
+    <w:p>
+      <w:r>
+        <w:t>Hint if needed: Read the steps in the pictorial case. Match the supplied detail to the stage that performs or records it.</w:t>
+      </w:r>
+    </w:p>
+    <w:p>
+      <w:r>
+        <w:t>After your attempt, compare with the supported explanation: Keep goals separate Precision asks how reliable flags are; recall asks how many spotted leaves were caught. Read the picture in order. Precision asks how reliable flags are; recall asks how many spotted leaves were caught. The arrows show which recorded input or intermediate result each decision uses. Explain the deciding step aloud before checking the changed case; pointing to the final answer alone does not show how it follows.</w:t>
+      </w:r>
+    </w:p>
+    <w:p>
+      <w:pPr>
+        <w:pStyle w:val="Heading3"/>
+      </w:pPr>
+      <w:r>
+        <w:t>Practice 2: explain the deciding evidence</w:t>
+      </w:r>
+    </w:p>
+    <w:p>
+      <w:r>
+        <w:t>Changed-case practice: Correct two false negatives into true positives. Which conclusion is supported by the supplied facts?</w:t>
+      </w:r>
+    </w:p>
+    <w:p>
+      <w:r>
+        <w:t>1. We can decide the result without examining the changed input or the procedure.</w:t>
+      </w:r>
+    </w:p>
+    <w:p>
+      <w:r>
+        <w:t>2. This one example guarantees correct results for every future input.</w:t>
+      </w:r>
+    </w:p>
+    <w:p>
+      <w:r>
+        <w:t>3. Precision becomes8/10=80%; recall becomes8/10=80%.</w:t>
+      </w:r>
+    </w:p>
+    <w:p>
+      <w:pPr>
+        <w:pStyle w:val="Heading3"/>
+      </w:pPr>
+      <w:r>
+        <w:t>My selected conclusion, deciding fact and explanation</w:t>
+      </w:r>
+    </w:p>
+    <w:p>
+      <w:r>
+        <w:t>________________________________________________________________</w:t>
+      </w:r>
+    </w:p>
+    <w:p>
+      <w:r>
+        <w:t>________________________________________________________________</w:t>
+      </w:r>
+    </w:p>
+    <w:p>
+      <w:r>
+        <w:t>________________________________________________________________</w:t>
+      </w:r>
+    </w:p>
+    <w:p>
+      <w:r>
+        <w:t>________________________________________________________________</w:t>
+      </w:r>
+    </w:p>
+    <w:p>
+      <w:r>
+        <w:t>________________________________________________________________</w:t>
+      </w:r>
+    </w:p>
+    <w:p>
+      <w:r>
+        <w:t>Hint if needed: Use the changed condition and the deciding step in the pictorial trace. The answer must say what follows from those facts.</w:t>
+      </w:r>
+    </w:p>
+    <w:p>
+      <w:r>
+        <w:t>After your attempt, compare with the supported explanation: Precision becomes8/10=80%; recall becomes8/10=80%. TP becomes8 and FN 2; FP remains2, so the two denominators happen to equal10.</w:t>
+      </w:r>
+    </w:p>
+    <w:p>
+      <w:pPr>
+        <w:pStyle w:val="Heading3"/>
+      </w:pPr>
+      <w:r>
+        <w:t>Repair a missing building block</w:t>
+      </w:r>
+    </w:p>
+    <w:p>
+      <w:r>
+        <w:t>Review Accuracy and Imbalance (ai-4/16). Goal: Explain why overall accuracy can hide failure on a less common class. Short practice: Why can the 90% baseline still be unsuitable for a detection task? Point to the relevant step in the picture, then write the changed result and the rule or evidence that supports it.. Return to this week and explain what you changed.</w:t>
+      </w:r>
+    </w:p>
+    <w:p>
+      <w:r>
+        <w:t>Review Scores and Calibration Intuition (ai-4/14). Goal: Interpret calibration using groups of forecasts. Short practice: Does a calibrated 0.8 score mean every such leaf is spotted? Point to the relevant step in the picture, then write the changed result and the rule or evidence that supports it.. Return to this week and explain what you changed.</w:t>
+      </w:r>
+    </w:p>
+    <w:p>
+      <w:r>
+        <w:t>Review Decision Trees (ai-4/11). Goal: Fit a root question and leaf predictions from training examples. Short practice: Which input distinguishes the original and changed tree? Point to the relevant step in the picture, then write the changed result and the rule or evidence that supports it.. Return to this week and explain what you changed.</w:t>
+      </w:r>
+    </w:p>
+    <w:p>
+      <w:pPr>
+        <w:pStyle w:val="Heading3"/>
+      </w:pPr>
+      <w:r>
+        <w:t>Predict, run and debug</w:t>
+      </w:r>
+    </w:p>
+    <w:p>
+      <w:r>
+        <w:t>The browser lab lets you edit the supported Python examples already included in this lesson. Predict first, run, inspect the actual output or error, change one input, then run again. Keep code, predictions, actual results and a reasoned revision together. On paper, label your result as a trace rather than an execution.</w:t>
+      </w:r>
+    </w:p>
+    <w:p>
+      <w:pPr>
+        <w:pStyle w:val="Heading3"/>
+      </w:pPr>
+      <w:r>
+        <w:t>Keep your completed work</w:t>
+      </w:r>
+    </w:p>
+    <w:p>
+      <w:r>
+        <w:t>Use Download completed work in the hosted lesson to export your answers, reflections, practice feedback and code-run evidence. Open the HTML copy to read or print it. Drafts stay in this browser when storage is available; clear drafts on a shared device.</w:t>
+      </w:r>
+    </w:p>
+    <w:p>
+      <w:pPr>
+        <w:pStyle w:val="Heading3"/>
+      </w:pPr>
+      <w:r>
+        <w:t>What I repaired, the evidence I kept and the next test</w:t>
+      </w:r>
+    </w:p>
+    <w:p>
+      <w:r>
+        <w:t>________________________________________________________________</w:t>
+      </w:r>
+    </w:p>
+    <w:p>
+      <w:r>
+        <w:t>________________________________________________________________</w:t>
+      </w:r>
+    </w:p>
+    <w:p>
+      <w:r>
+        <w:t>________________________________________________________________</w:t>
+      </w:r>
+    </w:p>
+    <w:p>
+      <w:r>
+        <w:t>________________________________________________________________</w:t>
+      </w:r>
+    </w:p>
+    <w:p>
+      <w:r>
+        <w:t>________________________________________________________________</w:t>
+      </w:r>
+    </w:p>
     <w:sectPr>
       <w:pgSz w:w="12240" w:h="15840"/>
       <w:pgMar w:top="936" w:right="1008" w:bottom="936" w:left="1008" w:header="720" w:footer="720" w:gutter="0"/>

--- a/downloads/workbook/ai-4-week-17.docx
+++ b/downloads/workbook/ai-4-week-17.docx
@@ -30,7 +30,30 @@
     </w:p>
     <w:p>
       <w:r>
-        <w:t>Try the recall before opening notes. Then use a different colour or a labelled second line to correct your explanation.</w:t>
+        <w:t>Record your starting explanation for Precision and Recall before opening notes. Show any later correction separately.</w:t>
+      </w:r>
+    </w:p>
+    <w:p>
+      <w:pPr>
+        <w:spacing w:line="336" w:lineRule="auto" w:after="180"/>
+      </w:pPr>
+      <w:r>
+        <w:rPr>
+          <w:b w:val="0"/>
+        </w:rPr>
+        <w:t xml:space="preserve">Try the </w:t>
+      </w:r>
+      <w:r>
+        <w:rPr>
+          <w:b/>
+        </w:rPr>
+        <w:t>recall</w:t>
+      </w:r>
+      <w:r>
+        <w:rPr>
+          <w:b w:val="0"/>
+        </w:rPr>
+        <w:t xml:space="preserve"> before opening notes. Then use a different colour or a labelled second line to correct your explanation.</w:t>
       </w:r>
     </w:p>
     <w:p>
@@ -42,7 +65,13 @@
       </w:r>
     </w:p>
     <w:p>
-      <w:r>
+      <w:pPr>
+        <w:spacing w:line="336" w:lineRule="auto" w:after="180"/>
+      </w:pPr>
+      <w:r>
+        <w:rPr>
+          <w:b w:val="0"/>
+        </w:rPr>
         <w:t>Without opening the old lesson, explain one key idea from Accuracy and Imbalance. Give an example and a mistake that the idea helps you avoid.</w:t>
       </w:r>
     </w:p>
@@ -78,7 +107,13 @@
       </w:r>
     </w:p>
     <w:p>
-      <w:r>
+      <w:pPr>
+        <w:spacing w:line="336" w:lineRule="auto" w:after="180"/>
+      </w:pPr>
+      <w:r>
+        <w:rPr>
+          <w:b w:val="0"/>
+        </w:rPr>
         <w:t>Without opening the old lesson, explain one key idea from Scores and Calibration Intuition. Give an example and a mistake that the idea helps you avoid.</w:t>
       </w:r>
     </w:p>
@@ -114,7 +149,13 @@
       </w:r>
     </w:p>
     <w:p>
-      <w:r>
+      <w:pPr>
+        <w:spacing w:line="336" w:lineRule="auto" w:after="180"/>
+      </w:pPr>
+      <w:r>
+        <w:rPr>
+          <w:b w:val="0"/>
+        </w:rPr>
         <w:t>Without opening the old lesson, explain one key idea from Decision Trees. Give an example and a mistake that the idea helps you avoid.</w:t>
       </w:r>
     </w:p>
@@ -151,7 +192,54 @@
     </w:p>
     <w:p>
       <w:r>
-        <w:t>Use W2: Calculate both ratios for Precision recall and denominators. Record the answer once; the lesson and workbook refer to the same attempt.</w:t>
+        <w:t>Complete the supported Precision and Recall trace and record the first step you can explain without help.</w:t>
+      </w:r>
+    </w:p>
+    <w:p>
+      <w:pPr>
+        <w:spacing w:line="336" w:lineRule="auto" w:after="180"/>
+      </w:pPr>
+      <w:r>
+        <w:rPr>
+          <w:b w:val="0"/>
+        </w:rPr>
+        <w:t xml:space="preserve">Use W2: Calculate both ratios for </w:t>
+      </w:r>
+      <w:r>
+        <w:rPr>
+          <w:b/>
+        </w:rPr>
+        <w:t>Precision</w:t>
+      </w:r>
+      <w:r>
+        <w:rPr>
+          <w:b w:val="0"/>
+        </w:rPr>
+        <w:t xml:space="preserve"> </w:t>
+      </w:r>
+      <w:r>
+        <w:rPr>
+          <w:b/>
+        </w:rPr>
+        <w:t>recall</w:t>
+      </w:r>
+      <w:r>
+        <w:rPr>
+          <w:b w:val="0"/>
+        </w:rPr>
+        <w:t xml:space="preserve"> and </w:t>
+      </w:r>
+      <w:r>
+        <w:rPr>
+          <w:b/>
+        </w:rPr>
+        <w:t>denominator</w:t>
+      </w:r>
+      <w:r>
+        <w:rPr>
+          <w:b w:val="0"/>
+        </w:rPr>
+        <w:t>s. Record the answer once; the lesson and workbook refer to the same attempt.</w:t>
       </w:r>
     </w:p>
     <w:tbl>
@@ -279,7 +367,65 @@
     </w:p>
     <w:p>
       <w:r>
-        <w:t>Use the worked case for Precision recall and denominators. Proposed explanation: “A final answer is enough”. Decide whether this explanation is supported. Point to the step or supplied fact that decides; explain your repair if needed.</w:t>
+        <w:t>Check the proposed Precision and Recall explanation against the supplied facts before discussing it.</w:t>
+      </w:r>
+    </w:p>
+    <w:p>
+      <w:pPr>
+        <w:spacing w:line="336" w:lineRule="auto" w:after="180"/>
+      </w:pPr>
+      <w:r>
+        <w:rPr>
+          <w:b w:val="0"/>
+        </w:rPr>
+        <w:t xml:space="preserve">Use the worked case for </w:t>
+      </w:r>
+      <w:r>
+        <w:rPr>
+          <w:b/>
+        </w:rPr>
+        <w:t>Precision</w:t>
+      </w:r>
+      <w:r>
+        <w:rPr>
+          <w:b w:val="0"/>
+        </w:rPr>
+        <w:t xml:space="preserve"> </w:t>
+      </w:r>
+      <w:r>
+        <w:rPr>
+          <w:b/>
+        </w:rPr>
+        <w:t>recall</w:t>
+      </w:r>
+      <w:r>
+        <w:rPr>
+          <w:b w:val="0"/>
+        </w:rPr>
+        <w:t xml:space="preserve"> and </w:t>
+      </w:r>
+      <w:r>
+        <w:rPr>
+          <w:b/>
+        </w:rPr>
+        <w:t>denominator</w:t>
+      </w:r>
+      <w:r>
+        <w:rPr>
+          <w:b w:val="0"/>
+        </w:rPr>
+        <w:t>s. Proposed explanation: “A final answer is enough”. Decide whether this explanation is supported.</w:t>
+      </w:r>
+    </w:p>
+    <w:p>
+      <w:pPr>
+        <w:spacing w:line="336" w:lineRule="auto" w:after="180"/>
+      </w:pPr>
+      <w:r>
+        <w:rPr>
+          <w:b w:val="0"/>
+        </w:rPr>
+        <w:t>Point to the step or supplied fact that decides; explain your repair if needed.</w:t>
       </w:r>
     </w:p>
     <w:p>
@@ -319,6 +465,11 @@
       </w:r>
     </w:p>
     <w:p>
+      <w:r>
+        <w:t>Write one first attempt at the reserved independent case before feedback. Repeated copies of that case refer to the same recorded attempt.</w:t>
+      </w:r>
+    </w:p>
+    <w:p>
       <w:pPr>
         <w:pStyle w:val="Heading3"/>
       </w:pPr>
@@ -327,8 +478,38 @@
       </w:r>
     </w:p>
     <w:p>
-      <w:r>
-        <w:t>Use [[8, 2],[3, 6]]. Give TP, FP, FN, precision, recall and accuracy.</w:t>
+      <w:pPr>
+        <w:spacing w:line="336" w:lineRule="auto" w:after="180"/>
+      </w:pPr>
+      <w:r>
+        <w:rPr>
+          <w:b w:val="0"/>
+        </w:rPr>
+        <w:t xml:space="preserve">Use [[8, 2],[3, 6]]. Give TP, FP, FN, </w:t>
+      </w:r>
+      <w:r>
+        <w:rPr>
+          <w:b/>
+        </w:rPr>
+        <w:t>precision</w:t>
+      </w:r>
+      <w:r>
+        <w:rPr>
+          <w:b w:val="0"/>
+        </w:rPr>
+        <w:t xml:space="preserve">, </w:t>
+      </w:r>
+      <w:r>
+        <w:rPr>
+          <w:b/>
+        </w:rPr>
+        <w:t>recall</w:t>
+      </w:r>
+      <w:r>
+        <w:rPr>
+          <w:b w:val="0"/>
+        </w:rPr>
+        <w:t xml:space="preserve"> and accuracy.</w:t>
       </w:r>
     </w:p>
     <w:p>
@@ -375,7 +556,13 @@
       </w:r>
     </w:p>
     <w:p>
-      <w:r>
+      <w:pPr>
+        <w:spacing w:line="336" w:lineRule="auto" w:after="180"/>
+      </w:pPr>
+      <w:r>
+        <w:rPr>
+          <w:b w:val="0"/>
+        </w:rPr>
         <w:t>Attempt this case before feedback. Record any help. Earlier examples below are further practice; a case already practised with feedback cannot establish fresh transfer.</w:t>
       </w:r>
     </w:p>
@@ -389,7 +576,55 @@
     </w:p>
     <w:p>
       <w:r>
-        <w:t>TP=9,FP=3,FN=6,TN=12. Compute precision and recall. What happens to precision when a system predicts no positives?</w:t>
+        <w:t>Connect the Precision and Recall target to a trace and a justified conclusion.</w:t>
+      </w:r>
+    </w:p>
+    <w:p>
+      <w:pPr>
+        <w:spacing w:line="336" w:lineRule="auto" w:after="180"/>
+        <w:shd w:fill="F5F1FB"/>
+      </w:pPr>
+      <w:r>
+        <w:rPr>
+          <w:b w:val="0"/>
+        </w:rPr>
+        <w:t xml:space="preserve">TP=9,FP=3,FN=6,TN=12. Compute </w:t>
+      </w:r>
+      <w:r>
+        <w:rPr>
+          <w:b/>
+        </w:rPr>
+        <w:t>precision</w:t>
+      </w:r>
+      <w:r>
+        <w:rPr>
+          <w:b w:val="0"/>
+        </w:rPr>
+        <w:t xml:space="preserve"> and </w:t>
+      </w:r>
+      <w:r>
+        <w:rPr>
+          <w:b/>
+        </w:rPr>
+        <w:t>recall</w:t>
+      </w:r>
+      <w:r>
+        <w:rPr>
+          <w:b w:val="0"/>
+        </w:rPr>
+        <w:t xml:space="preserve">. What happens to </w:t>
+      </w:r>
+      <w:r>
+        <w:rPr>
+          <w:b/>
+        </w:rPr>
+        <w:t>precision</w:t>
+      </w:r>
+      <w:r>
+        <w:rPr>
+          <w:b w:val="0"/>
+        </w:rPr>
+        <w:t xml:space="preserve"> when a system predicts no positives?</w:t>
       </w:r>
     </w:p>
     <w:p>
@@ -402,17 +637,70 @@
     </w:p>
     <w:p>
       <w:r>
+        <w:t>Solve the supplied Precision and Recall case and show the deciding evidence.</w:t>
+      </w:r>
+    </w:p>
+    <w:p>
+      <w:pPr>
+        <w:spacing w:line="336" w:lineRule="auto" w:after="180"/>
+      </w:pPr>
+      <w:r>
+        <w:rPr>
+          <w:b w:val="0"/>
+        </w:rPr>
         <w:t>Positive is spotted: TP=8, FP=2, FN=4.</w:t>
       </w:r>
     </w:p>
     <w:p>
-      <w:r>
-        <w:t>Compute precision and recall.</w:t>
-      </w:r>
-    </w:p>
-    <w:p>
-      <w:r>
-        <w:t>Show your trace, calculation or evidence</w:t>
+      <w:pPr>
+        <w:spacing w:line="336" w:lineRule="auto" w:after="180"/>
+      </w:pPr>
+      <w:r>
+        <w:rPr>
+          <w:b w:val="0"/>
+        </w:rPr>
+        <w:t xml:space="preserve">Compute </w:t>
+      </w:r>
+      <w:r>
+        <w:rPr>
+          <w:b/>
+        </w:rPr>
+        <w:t>precision</w:t>
+      </w:r>
+      <w:r>
+        <w:rPr>
+          <w:b w:val="0"/>
+        </w:rPr>
+        <w:t xml:space="preserve"> and </w:t>
+      </w:r>
+      <w:r>
+        <w:rPr>
+          <w:b/>
+        </w:rPr>
+        <w:t>recall</w:t>
+      </w:r>
+      <w:r>
+        <w:rPr>
+          <w:b w:val="0"/>
+        </w:rPr>
+        <w:t>.</w:t>
+      </w:r>
+    </w:p>
+    <w:p>
+      <w:pPr>
+        <w:spacing w:line="336" w:lineRule="auto" w:after="180"/>
+      </w:pPr>
+      <w:r>
+        <w:rPr>
+          <w:b w:val="0"/>
+        </w:rPr>
+        <w:t xml:space="preserve">Show your trace, calculation or </w:t>
+      </w:r>
+      <w:r>
+        <w:rPr>
+          <w:b/>
+        </w:rPr>
+        <w:t>evidence</w:t>
       </w:r>
     </w:p>
     <w:p>
@@ -458,11 +746,64 @@
     </w:p>
     <w:p>
       <w:r>
-        <w:t>With disease positive, TP=6, FP=2 and FN=4. Calculate precision and recall, showing both denominators.</w:t>
-      </w:r>
-    </w:p>
-    <w:p>
-      <w:r>
+        <w:t>Apply the procedure to the changed case and record why the conclusion follows.</w:t>
+      </w:r>
+    </w:p>
+    <w:p>
+      <w:pPr>
+        <w:spacing w:line="336" w:lineRule="auto" w:after="180"/>
+      </w:pPr>
+      <w:r>
+        <w:rPr>
+          <w:b w:val="0"/>
+        </w:rPr>
+        <w:t xml:space="preserve">With disease positive, TP=6, FP=2 and FN=4. Calculate </w:t>
+      </w:r>
+      <w:r>
+        <w:rPr>
+          <w:b/>
+        </w:rPr>
+        <w:t>precision</w:t>
+      </w:r>
+      <w:r>
+        <w:rPr>
+          <w:b w:val="0"/>
+        </w:rPr>
+        <w:t xml:space="preserve"> and </w:t>
+      </w:r>
+      <w:r>
+        <w:rPr>
+          <w:b/>
+        </w:rPr>
+        <w:t>recall</w:t>
+      </w:r>
+      <w:r>
+        <w:rPr>
+          <w:b w:val="0"/>
+        </w:rPr>
+        <w:t xml:space="preserve">, showing both </w:t>
+      </w:r>
+      <w:r>
+        <w:rPr>
+          <w:b/>
+        </w:rPr>
+        <w:t>denominator</w:t>
+      </w:r>
+      <w:r>
+        <w:rPr>
+          <w:b w:val="0"/>
+        </w:rPr>
+        <w:t>s.</w:t>
+      </w:r>
+    </w:p>
+    <w:p>
+      <w:pPr>
+        <w:spacing w:line="336" w:lineRule="auto" w:after="180"/>
+      </w:pPr>
+      <w:r>
+        <w:rPr>
+          <w:b w:val="0"/>
+        </w:rPr>
         <w:t>My independent answer and reason</w:t>
       </w:r>
     </w:p>
@@ -517,7 +858,42 @@
     </w:p>
     <w:p>
       <w:r>
-        <w:t>Create a changed input, boundary case or missing-information case. Write the expected answer or safe response before testing.</w:t>
+        <w:t>Specify a changed input, expected result and observation separately.</w:t>
+      </w:r>
+    </w:p>
+    <w:p>
+      <w:pPr>
+        <w:spacing w:line="336" w:lineRule="auto" w:after="180"/>
+      </w:pPr>
+      <w:r>
+        <w:rPr>
+          <w:b w:val="0"/>
+        </w:rPr>
+        <w:t xml:space="preserve">Create a changed </w:t>
+      </w:r>
+      <w:r>
+        <w:rPr>
+          <w:b/>
+        </w:rPr>
+        <w:t>input</w:t>
+      </w:r>
+      <w:r>
+        <w:rPr>
+          <w:b w:val="0"/>
+        </w:rPr>
+        <w:t xml:space="preserve">, boundary case or </w:t>
+      </w:r>
+      <w:r>
+        <w:rPr>
+          <w:b/>
+        </w:rPr>
+        <w:t>miss</w:t>
+      </w:r>
+      <w:r>
+        <w:rPr>
+          <w:b w:val="0"/>
+        </w:rPr>
+        <w:t>ing-information case. Write the expected answer or safe response before testing.</w:t>
       </w:r>
     </w:p>
     <w:tbl>
@@ -646,12 +1022,41 @@
     </w:p>
     <w:p>
       <w:r>
+        <w:t>Justify what Precision and Recall adds to Responsible Plant Classifier and keep the evidence.</w:t>
+      </w:r>
+    </w:p>
+    <w:p>
+      <w:pPr>
+        <w:spacing w:line="336" w:lineRule="auto" w:after="180"/>
+      </w:pPr>
+      <w:r>
+        <w:rPr>
+          <w:b w:val="0"/>
+        </w:rPr>
         <w:t>Set a Plant Classifier review threshold and explain which error type it prioritizes and who makes the final decision.</w:t>
       </w:r>
     </w:p>
     <w:p>
-      <w:r>
-        <w:t>The project change and evidence I will keep</w:t>
+      <w:pPr>
+        <w:spacing w:line="336" w:lineRule="auto" w:after="180"/>
+      </w:pPr>
+      <w:r>
+        <w:rPr>
+          <w:b w:val="0"/>
+        </w:rPr>
+        <w:t xml:space="preserve">The project change and </w:t>
+      </w:r>
+      <w:r>
+        <w:rPr>
+          <w:b/>
+        </w:rPr>
+        <w:t>evidence</w:t>
+      </w:r>
+      <w:r>
+        <w:rPr>
+          <w:b w:val="0"/>
+        </w:rPr>
+        <w:t xml:space="preserve"> I will keep</w:t>
       </w:r>
     </w:p>
     <w:p>
@@ -697,11 +1102,54 @@
     </w:p>
     <w:p>
       <w:r>
-        <w:t>I can explain the mechanism. I can show evidence. I can handle a changed case. I can name a limit. Mark each as not yet, with help or independently, and attach supporting work.</w:t>
-      </w:r>
-    </w:p>
-    <w:p>
-      <w:r>
+        <w:t>Judge explanation, evidence, transfer and limits separately; attach the work behind your judgement.</w:t>
+      </w:r>
+    </w:p>
+    <w:p>
+      <w:pPr>
+        <w:pStyle w:val="ListBullet"/>
+      </w:pPr>
+      <w:r>
+        <w:t>I can explain the mechanism.</w:t>
+      </w:r>
+    </w:p>
+    <w:p>
+      <w:pPr>
+        <w:pStyle w:val="ListBullet"/>
+      </w:pPr>
+      <w:r>
+        <w:t>I can show evidence.</w:t>
+      </w:r>
+    </w:p>
+    <w:p>
+      <w:pPr>
+        <w:pStyle w:val="ListBullet"/>
+      </w:pPr>
+      <w:r>
+        <w:t>I can handle a changed case.</w:t>
+      </w:r>
+    </w:p>
+    <w:p>
+      <w:pPr>
+        <w:pStyle w:val="ListBullet"/>
+      </w:pPr>
+      <w:r>
+        <w:t>I can name a limit.</w:t>
+      </w:r>
+    </w:p>
+    <w:p>
+      <w:r>
+        <w:t>Mark each as not yet, with help or independently, and attach supporting work.</w:t>
+      </w:r>
+    </w:p>
+    <w:p>
+      <w:pPr>
+        <w:spacing w:line="336" w:lineRule="auto" w:after="180"/>
+      </w:pPr>
+      <w:r>
+        <w:rPr>
+          <w:b w:val="0"/>
+        </w:rPr>
         <w:t>Teacher review ____________________  Next step ____________________</w:t>
       </w:r>
     </w:p>
@@ -715,7 +1163,55 @@
     </w:p>
     <w:p>
       <w:r>
-        <w:t>TP=9,FP=3,FN=6,TN=12. Compute precision and recall. What happens to precision when a system predicts no positives?</w:t>
+        <w:t>Use this earlier case as transfer practice. A case already discussed with feedback is not fresh assessment evidence.</w:t>
+      </w:r>
+    </w:p>
+    <w:p>
+      <w:pPr>
+        <w:spacing w:line="336" w:lineRule="auto" w:after="180"/>
+        <w:shd w:fill="F5F1FB"/>
+      </w:pPr>
+      <w:r>
+        <w:rPr>
+          <w:b w:val="0"/>
+        </w:rPr>
+        <w:t xml:space="preserve">TP=9,FP=3,FN=6,TN=12. Compute </w:t>
+      </w:r>
+      <w:r>
+        <w:rPr>
+          <w:b/>
+        </w:rPr>
+        <w:t>precision</w:t>
+      </w:r>
+      <w:r>
+        <w:rPr>
+          <w:b w:val="0"/>
+        </w:rPr>
+        <w:t xml:space="preserve"> and </w:t>
+      </w:r>
+      <w:r>
+        <w:rPr>
+          <w:b/>
+        </w:rPr>
+        <w:t>recall</w:t>
+      </w:r>
+      <w:r>
+        <w:rPr>
+          <w:b w:val="0"/>
+        </w:rPr>
+        <w:t xml:space="preserve">. What happens to </w:t>
+      </w:r>
+      <w:r>
+        <w:rPr>
+          <w:b/>
+        </w:rPr>
+        <w:t>precision</w:t>
+      </w:r>
+      <w:r>
+        <w:rPr>
+          <w:b w:val="0"/>
+        </w:rPr>
+        <w:t xml:space="preserve"> when a system predicts no positives?</w:t>
       </w:r>
     </w:p>
     <w:p>
@@ -762,7 +1258,13 @@
       </w:r>
     </w:p>
     <w:p>
-      <w:r>
+      <w:pPr>
+        <w:spacing w:line="336" w:lineRule="auto" w:after="180"/>
+      </w:pPr>
+      <w:r>
+        <w:rPr>
+          <w:b w:val="0"/>
+        </w:rPr>
         <w:t>Record support used: none, hint or teacher explanation.</w:t>
       </w:r>
     </w:p>
@@ -776,6 +1278,17 @@
     </w:p>
     <w:p>
       <w:r>
+        <w:t>Identify the groups. Apply the supplied Precision and Recall facts and keep your reasoning.</w:t>
+      </w:r>
+    </w:p>
+    <w:p>
+      <w:pPr>
+        <w:spacing w:line="336" w:lineRule="auto" w:after="180"/>
+      </w:pPr>
+      <w:r>
+        <w:rPr>
+          <w:b w:val="0"/>
+        </w:rPr>
         <w:t>For the worked matrix, give predicted-positive and reference-positive totals.</w:t>
       </w:r>
     </w:p>
@@ -827,7 +1340,42 @@
     </w:p>
     <w:p>
       <w:r>
-        <w:t>Calculate precision, recall and accuracy for the worked matrix.</w:t>
+        <w:t>Calculate both ratios. Apply the supplied Precision and Recall facts and keep your reasoning.</w:t>
+      </w:r>
+    </w:p>
+    <w:p>
+      <w:pPr>
+        <w:spacing w:line="336" w:lineRule="auto" w:after="180"/>
+      </w:pPr>
+      <w:r>
+        <w:rPr>
+          <w:b w:val="0"/>
+        </w:rPr>
+        <w:t xml:space="preserve">Calculate </w:t>
+      </w:r>
+      <w:r>
+        <w:rPr>
+          <w:b/>
+        </w:rPr>
+        <w:t>precision</w:t>
+      </w:r>
+      <w:r>
+        <w:rPr>
+          <w:b w:val="0"/>
+        </w:rPr>
+        <w:t xml:space="preserve">, </w:t>
+      </w:r>
+      <w:r>
+        <w:rPr>
+          <w:b/>
+        </w:rPr>
+        <w:t>recall</w:t>
+      </w:r>
+      <w:r>
+        <w:rPr>
+          <w:b w:val="0"/>
+        </w:rPr>
+        <w:t xml:space="preserve"> and accuracy for the worked matrix.</w:t>
       </w:r>
     </w:p>
     <w:p>
@@ -878,7 +1426,42 @@
     </w:p>
     <w:p>
       <w:r>
-        <w:t>Explain precision and recall for [[16, 0],[4, 0]].</w:t>
+        <w:t>Handle no flags. Apply the supplied Precision and Recall facts and keep your reasoning.</w:t>
+      </w:r>
+    </w:p>
+    <w:p>
+      <w:pPr>
+        <w:spacing w:line="336" w:lineRule="auto" w:after="180"/>
+      </w:pPr>
+      <w:r>
+        <w:rPr>
+          <w:b w:val="0"/>
+        </w:rPr>
+        <w:t xml:space="preserve">Explain </w:t>
+      </w:r>
+      <w:r>
+        <w:rPr>
+          <w:b/>
+        </w:rPr>
+        <w:t>precision</w:t>
+      </w:r>
+      <w:r>
+        <w:rPr>
+          <w:b w:val="0"/>
+        </w:rPr>
+        <w:t xml:space="preserve"> and </w:t>
+      </w:r>
+      <w:r>
+        <w:rPr>
+          <w:b/>
+        </w:rPr>
+        <w:t>recall</w:t>
+      </w:r>
+      <w:r>
+        <w:rPr>
+          <w:b w:val="0"/>
+        </w:rPr>
+        <w:t xml:space="preserve"> for [[16, 0],[4, 0]].</w:t>
       </w:r>
     </w:p>
     <w:p>
@@ -929,7 +1512,42 @@
     </w:p>
     <w:p>
       <w:r>
-        <w:t>Use [[8, 2],[3, 6]]. Give TP, FP, FN, precision, recall and accuracy.</w:t>
+        <w:t>Attempt before feedback. If this repeats the selected independent case, reuse that first attempt; otherwise keep a separate record. Apply independently. Apply the supplied Precision and Recall facts and keep your reasoning.</w:t>
+      </w:r>
+    </w:p>
+    <w:p>
+      <w:pPr>
+        <w:spacing w:line="336" w:lineRule="auto" w:after="180"/>
+      </w:pPr>
+      <w:r>
+        <w:rPr>
+          <w:b w:val="0"/>
+        </w:rPr>
+        <w:t xml:space="preserve">Use [[8, 2],[3, 6]]. Give TP, FP, FN, </w:t>
+      </w:r>
+      <w:r>
+        <w:rPr>
+          <w:b/>
+        </w:rPr>
+        <w:t>precision</w:t>
+      </w:r>
+      <w:r>
+        <w:rPr>
+          <w:b w:val="0"/>
+        </w:rPr>
+        <w:t xml:space="preserve">, </w:t>
+      </w:r>
+      <w:r>
+        <w:rPr>
+          <w:b/>
+        </w:rPr>
+        <w:t>recall</w:t>
+      </w:r>
+      <w:r>
+        <w:rPr>
+          <w:b w:val="0"/>
+        </w:rPr>
+        <w:t xml:space="preserve"> and accuracy.</w:t>
       </w:r>
     </w:p>
     <w:p>
@@ -990,7 +1608,55 @@
     </w:p>
     <w:p>
       <w:r>
-        <w:t>A team reports recall 100 percent but hides precision and counts. What is missing?</w:t>
+        <w:t>Limit a claim. Apply the supplied Precision and Recall facts and keep your reasoning.</w:t>
+      </w:r>
+    </w:p>
+    <w:p>
+      <w:pPr>
+        <w:spacing w:line="336" w:lineRule="auto" w:after="180"/>
+        <w:shd w:fill="F5F1FB"/>
+      </w:pPr>
+      <w:r>
+        <w:rPr>
+          <w:b w:val="0"/>
+        </w:rPr>
+        <w:t xml:space="preserve">A team reports </w:t>
+      </w:r>
+      <w:r>
+        <w:rPr>
+          <w:b/>
+        </w:rPr>
+        <w:t>recall</w:t>
+      </w:r>
+      <w:r>
+        <w:rPr>
+          <w:b w:val="0"/>
+        </w:rPr>
+        <w:t xml:space="preserve"> 100 percent but hides </w:t>
+      </w:r>
+      <w:r>
+        <w:rPr>
+          <w:b/>
+        </w:rPr>
+        <w:t>precision</w:t>
+      </w:r>
+      <w:r>
+        <w:rPr>
+          <w:b w:val="0"/>
+        </w:rPr>
+        <w:t xml:space="preserve"> and counts. What is </w:t>
+      </w:r>
+      <w:r>
+        <w:rPr>
+          <w:b/>
+        </w:rPr>
+        <w:t>miss</w:t>
+      </w:r>
+      <w:r>
+        <w:rPr>
+          <w:b w:val="0"/>
+        </w:rPr>
+        <w:t>ing?</w:t>
       </w:r>
     </w:p>
     <w:p>
@@ -1037,6 +1703,11 @@
       </w:pPr>
       <w:r>
         <w:t>17. Feedback, return check and learning record</w:t>
+      </w:r>
+    </w:p>
+    <w:p>
+      <w:r>
+        <w:t>Record the first repaired step and a different case to revisit after a delay.</w:t>
       </w:r>
     </w:p>
     <w:tbl>
@@ -1176,7 +1847,13 @@
       </w:tr>
     </w:tbl>
     <w:p>
-      <w:r>
+      <w:pPr>
+        <w:spacing w:line="336" w:lineRule="auto" w:after="180"/>
+      </w:pPr>
+      <w:r>
+        <w:rPr>
+          <w:b w:val="0"/>
+        </w:rPr>
         <w:t>Revisit this idea with your teacher after a delay. Familiarity is different from explaining and using it on a changed case.</w:t>
       </w:r>
     </w:p>
@@ -1190,17 +1867,88 @@
     </w:p>
     <w:p>
       <w:r>
-        <w:t>Put precision and recall denominators on the picture instead of memorising names.</w:t>
-      </w:r>
-    </w:p>
-    <w:p>
-      <w:r>
+        <w:t>Put precision and recall denominators on the picture instead of memorising names. Explain the labelled step before checking the changed condition.</w:t>
+      </w:r>
+    </w:p>
+    <w:p>
+      <w:pPr>
+        <w:spacing w:line="336" w:lineRule="auto" w:after="180"/>
+      </w:pPr>
+      <w:r>
+        <w:rPr>
+          <w:b w:val="0"/>
+        </w:rPr>
+        <w:t xml:space="preserve">Put </w:t>
+      </w:r>
+      <w:r>
+        <w:rPr>
+          <w:b/>
+        </w:rPr>
+        <w:t>precision</w:t>
+      </w:r>
+      <w:r>
+        <w:rPr>
+          <w:b w:val="0"/>
+        </w:rPr>
+        <w:t xml:space="preserve"> and </w:t>
+      </w:r>
+      <w:r>
+        <w:rPr>
+          <w:b/>
+        </w:rPr>
+        <w:t>recall</w:t>
+      </w:r>
+      <w:r>
+        <w:rPr>
+          <w:b w:val="0"/>
+        </w:rPr>
+        <w:t xml:space="preserve"> </w:t>
+      </w:r>
+      <w:r>
+        <w:rPr>
+          <w:b/>
+        </w:rPr>
+        <w:t>denominator</w:t>
+      </w:r>
+      <w:r>
+        <w:rPr>
+          <w:b w:val="0"/>
+        </w:rPr>
+        <w:t>s on the picture instead of memorising names.</w:t>
+      </w:r>
+    </w:p>
+    <w:p>
+      <w:pPr>
+        <w:spacing w:line="336" w:lineRule="auto" w:after="180"/>
+      </w:pPr>
+      <w:r>
+        <w:rPr>
+          <w:b w:val="0"/>
+        </w:rPr>
         <w:t>Positive means spotted. TP=6, FP=2, FN=4, TN=8 in twenty fictional leaves.</w:t>
       </w:r>
     </w:p>
     <w:p>
-      <w:r>
-        <w:t>All inputs and outcomes in this worked example are invented classroom data; no real model run is claimed.</w:t>
+      <w:pPr>
+        <w:spacing w:line="336" w:lineRule="auto" w:after="180"/>
+      </w:pPr>
+      <w:r>
+        <w:rPr>
+          <w:b w:val="0"/>
+        </w:rPr>
+        <w:t xml:space="preserve">All </w:t>
+      </w:r>
+      <w:r>
+        <w:rPr>
+          <w:b/>
+        </w:rPr>
+        <w:t>input</w:t>
+      </w:r>
+      <w:r>
+        <w:rPr>
+          <w:b w:val="0"/>
+        </w:rPr>
+        <w:t>s and outcomes in this worked example are invented classroom data; no real model run is claimed.</w:t>
       </w:r>
     </w:p>
     <w:p>
@@ -1276,8 +2024,62 @@
       </w:r>
     </w:p>
     <w:p>
-      <w:r>
-        <w:t>Were the original precision and recall denominators the same? Point to the relevant step in the picture, then write the changed result and the rule or evidence that supports it.</w:t>
+      <w:pPr>
+        <w:spacing w:line="336" w:lineRule="auto" w:after="180"/>
+      </w:pPr>
+      <w:r>
+        <w:rPr>
+          <w:b w:val="0"/>
+        </w:rPr>
+        <w:t xml:space="preserve">Were the original </w:t>
+      </w:r>
+      <w:r>
+        <w:rPr>
+          <w:b/>
+        </w:rPr>
+        <w:t>precision</w:t>
+      </w:r>
+      <w:r>
+        <w:rPr>
+          <w:b w:val="0"/>
+        </w:rPr>
+        <w:t xml:space="preserve"> and </w:t>
+      </w:r>
+      <w:r>
+        <w:rPr>
+          <w:b/>
+        </w:rPr>
+        <w:t>recall</w:t>
+      </w:r>
+      <w:r>
+        <w:rPr>
+          <w:b w:val="0"/>
+        </w:rPr>
+        <w:t xml:space="preserve"> </w:t>
+      </w:r>
+      <w:r>
+        <w:rPr>
+          <w:b/>
+        </w:rPr>
+        <w:t>denominator</w:t>
+      </w:r>
+      <w:r>
+        <w:rPr>
+          <w:b w:val="0"/>
+        </w:rPr>
+        <w:t xml:space="preserve">s the same? Point to the relevant step in the picture, then write the changed result and the rule or </w:t>
+      </w:r>
+      <w:r>
+        <w:rPr>
+          <w:b/>
+        </w:rPr>
+        <w:t>evidence</w:t>
+      </w:r>
+      <w:r>
+        <w:rPr>
+          <w:b w:val="0"/>
+        </w:rPr>
+        <w:t xml:space="preserve"> that supports it.</w:t>
       </w:r>
     </w:p>
     <w:p>
@@ -1319,13 +2121,69 @@
       </w:r>
     </w:p>
     <w:p>
-      <w:r>
-        <w:t>Support used: alone / hint / worked example. This record is practice evidence.</w:t>
-      </w:r>
-    </w:p>
-    <w:p>
-      <w:r>
-        <w:t>Project connection: For your Responsible Plant Classifier, save the input, procedure, observed result and limitation of this check. Label this worked example as practice; use a different, previously unreviewed case when checking independent understanding.</w:t>
+      <w:pPr>
+        <w:pStyle w:val="Heading3"/>
+      </w:pPr>
+      <w:r>
+        <w:t>Record the help used</w:t>
+      </w:r>
+    </w:p>
+    <w:p>
+      <w:pPr>
+        <w:spacing w:line="336" w:lineRule="auto" w:after="180"/>
+        <w:shd w:fill="F1F6F8"/>
+      </w:pPr>
+      <w:r>
+        <w:rPr>
+          <w:b w:val="0"/>
+        </w:rPr>
+        <w:t xml:space="preserve">Support used: alone / hint / worked example. This record is practice </w:t>
+      </w:r>
+      <w:r>
+        <w:rPr>
+          <w:b/>
+        </w:rPr>
+        <w:t>evidence</w:t>
+      </w:r>
+      <w:r>
+        <w:rPr>
+          <w:b w:val="0"/>
+        </w:rPr>
+        <w:t>.</w:t>
+      </w:r>
+    </w:p>
+    <w:p>
+      <w:pPr>
+        <w:spacing w:line="336" w:lineRule="auto" w:after="180"/>
+      </w:pPr>
+      <w:r>
+        <w:rPr>
+          <w:b w:val="0"/>
+        </w:rPr>
+        <w:t xml:space="preserve">Project connection: For your Responsible Plant Classifier, save the </w:t>
+      </w:r>
+      <w:r>
+        <w:rPr>
+          <w:b/>
+        </w:rPr>
+        <w:t>input</w:t>
+      </w:r>
+      <w:r>
+        <w:rPr>
+          <w:b w:val="0"/>
+        </w:rPr>
+        <w:t>, procedure, observed result and limitation of this check.</w:t>
+      </w:r>
+    </w:p>
+    <w:p>
+      <w:pPr>
+        <w:spacing w:line="336" w:lineRule="auto" w:after="180"/>
+      </w:pPr>
+      <w:r>
+        <w:rPr>
+          <w:b w:val="0"/>
+        </w:rPr>
+        <w:t>Label this worked example as practice; use a different, previously unreviewed case when checking independent understanding.</w:t>
       </w:r>
     </w:p>
     <w:p>
@@ -1338,17 +2196,63 @@
     </w:p>
     <w:p>
       <w:r>
+        <w:t>Keep this week’s input, deciding step, result and limit together in the Responsible Plant Classifier record.</w:t>
+      </w:r>
+    </w:p>
+    <w:p>
+      <w:pPr>
+        <w:spacing w:line="336" w:lineRule="auto" w:after="180"/>
+      </w:pPr>
+      <w:r>
+        <w:rPr>
+          <w:b w:val="0"/>
+        </w:rPr>
         <w:t>Project: Responsible Plant Classifier</w:t>
       </w:r>
     </w:p>
     <w:p>
-      <w:r>
+      <w:pPr>
+        <w:spacing w:line="336" w:lineRule="auto" w:after="180"/>
+      </w:pPr>
+      <w:r>
+        <w:rPr>
+          <w:b w:val="0"/>
+        </w:rPr>
         <w:t>Current milestone: Test changed cases. Keep normal, boundary and failure cases; compare expected and observed results.</w:t>
       </w:r>
     </w:p>
     <w:p>
-      <w:r>
-        <w:t>For your Responsible Plant Classifier, save the input, procedure, observed result and limitation of this check. Label this worked example as practice; use a different, previously unreviewed case when checking independent understanding.</w:t>
+      <w:pPr>
+        <w:spacing w:line="336" w:lineRule="auto" w:after="180"/>
+      </w:pPr>
+      <w:r>
+        <w:rPr>
+          <w:b w:val="0"/>
+        </w:rPr>
+        <w:t xml:space="preserve">For your Responsible Plant Classifier, save the </w:t>
+      </w:r>
+      <w:r>
+        <w:rPr>
+          <w:b/>
+        </w:rPr>
+        <w:t>input</w:t>
+      </w:r>
+      <w:r>
+        <w:rPr>
+          <w:b w:val="0"/>
+        </w:rPr>
+        <w:t>, procedure, observed result and limitation of this check.</w:t>
+      </w:r>
+    </w:p>
+    <w:p>
+      <w:pPr>
+        <w:spacing w:line="336" w:lineRule="auto" w:after="180"/>
+      </w:pPr>
+      <w:r>
+        <w:rPr>
+          <w:b w:val="0"/>
+        </w:rPr>
+        <w:t>Label this worked example as practice; use a different, previously unreviewed case when checking independent understanding.</w:t>
       </w:r>
     </w:p>
     <w:tbl>
@@ -1510,12 +2414,65 @@
     </w:p>
     <w:p>
       <w:r>
+        <w:t>Try the supported questions before comparing with hints and feedback. Record what you repaired and the evidence you retained.</w:t>
+      </w:r>
+    </w:p>
+    <w:p>
+      <w:pPr>
+        <w:spacing w:line="336" w:lineRule="auto" w:after="180"/>
+      </w:pPr>
+      <w:r>
+        <w:rPr>
+          <w:b w:val="0"/>
+        </w:rPr>
         <w:t>Use this supported practice once, in the browser or on paper. Keep the reserved independent assessment for a separate first attempt before teacher feedback.</w:t>
       </w:r>
     </w:p>
     <w:p>
-      <w:r>
-        <w:t>Put precision and recall denominators on the picture instead of memorising names.</w:t>
+      <w:pPr>
+        <w:spacing w:line="336" w:lineRule="auto" w:after="180"/>
+      </w:pPr>
+      <w:r>
+        <w:rPr>
+          <w:b w:val="0"/>
+        </w:rPr>
+        <w:t xml:space="preserve">Put </w:t>
+      </w:r>
+      <w:r>
+        <w:rPr>
+          <w:b/>
+        </w:rPr>
+        <w:t>precision</w:t>
+      </w:r>
+      <w:r>
+        <w:rPr>
+          <w:b w:val="0"/>
+        </w:rPr>
+        <w:t xml:space="preserve"> and </w:t>
+      </w:r>
+      <w:r>
+        <w:rPr>
+          <w:b/>
+        </w:rPr>
+        <w:t>recall</w:t>
+      </w:r>
+      <w:r>
+        <w:rPr>
+          <w:b w:val="0"/>
+        </w:rPr>
+        <w:t xml:space="preserve"> </w:t>
+      </w:r>
+      <w:r>
+        <w:rPr>
+          <w:b/>
+        </w:rPr>
+        <w:t>denominator</w:t>
+      </w:r>
+      <w:r>
+        <w:rPr>
+          <w:b w:val="0"/>
+        </w:rPr>
+        <w:t>s on the picture instead of memorising names.</w:t>
       </w:r>
     </w:p>
     <w:p>
@@ -1527,22 +2484,73 @@
       </w:r>
     </w:p>
     <w:p>
-      <w:r>
-        <w:t>Which labelled step matches this detail? Precision asks how reliable flags are; recall asks how many spotted leaves were caught.</w:t>
-      </w:r>
-    </w:p>
-    <w:p>
-      <w:r>
+      <w:pPr>
+        <w:spacing w:line="336" w:lineRule="auto" w:after="180"/>
+      </w:pPr>
+      <w:r>
+        <w:rPr>
+          <w:b w:val="0"/>
+        </w:rPr>
+        <w:t xml:space="preserve">Which labelled step matches this detail? </w:t>
+      </w:r>
+      <w:r>
+        <w:rPr>
+          <w:b/>
+        </w:rPr>
+        <w:t>Precision</w:t>
+      </w:r>
+      <w:r>
+        <w:rPr>
+          <w:b w:val="0"/>
+        </w:rPr>
+        <w:t xml:space="preserve"> asks how reliable flags are; </w:t>
+      </w:r>
+      <w:r>
+        <w:rPr>
+          <w:b/>
+        </w:rPr>
+        <w:t>recall</w:t>
+      </w:r>
+      <w:r>
+        <w:rPr>
+          <w:b w:val="0"/>
+        </w:rPr>
+        <w:t xml:space="preserve"> asks how many spotted leaves were caught.</w:t>
+      </w:r>
+    </w:p>
+    <w:p>
+      <w:pPr>
+        <w:spacing w:line="336" w:lineRule="auto" w:after="180"/>
+        <w:shd w:fill="F4F9FC"/>
+      </w:pPr>
+      <w:r>
+        <w:rPr>
+          <w:b w:val="0"/>
+        </w:rPr>
         <w:t>1. Predicted positives</w:t>
       </w:r>
     </w:p>
     <w:p>
-      <w:r>
+      <w:pPr>
+        <w:spacing w:line="336" w:lineRule="auto" w:after="180"/>
+        <w:shd w:fill="F4F9FC"/>
+      </w:pPr>
+      <w:r>
+        <w:rPr>
+          <w:b w:val="0"/>
+        </w:rPr>
         <w:t>2. Actual positives</w:t>
       </w:r>
     </w:p>
     <w:p>
-      <w:r>
+      <w:pPr>
+        <w:spacing w:line="336" w:lineRule="auto" w:after="180"/>
+        <w:shd w:fill="F4F9FC"/>
+      </w:pPr>
+      <w:r>
+        <w:rPr>
+          <w:b w:val="0"/>
+        </w:rPr>
         <w:t>3. Keep goals separate</w:t>
       </w:r>
     </w:p>
@@ -1580,41 +2588,257 @@
       </w:r>
     </w:p>
     <w:p>
-      <w:r>
+      <w:pPr>
+        <w:pStyle w:val="Heading3"/>
+      </w:pPr>
+      <w:r>
+        <w:t>Hint · try first</w:t>
+      </w:r>
+    </w:p>
+    <w:p>
+      <w:pPr>
+        <w:spacing w:line="336" w:lineRule="auto" w:after="180"/>
+        <w:shd w:fill="F1F6F8"/>
+      </w:pPr>
+      <w:r>
+        <w:rPr>
+          <w:b w:val="0"/>
+        </w:rPr>
         <w:t>Hint if needed: Read the steps in the pictorial case. Match the supplied detail to the stage that performs or records it.</w:t>
       </w:r>
     </w:p>
     <w:p>
-      <w:r>
-        <w:t>After your attempt, compare with the supported explanation: Keep goals separate Precision asks how reliable flags are; recall asks how many spotted leaves were caught. Read the picture in order. Precision asks how reliable flags are; recall asks how many spotted leaves were caught. The arrows show which recorded input or intermediate result each decision uses. Explain the deciding step aloud before checking the changed case; pointing to the final answer alone does not show how it follows.</w:t>
-      </w:r>
-    </w:p>
-    <w:p>
       <w:pPr>
         <w:pStyle w:val="Heading3"/>
       </w:pPr>
       <w:r>
+        <w:t>Feedback · compare after trying</w:t>
+      </w:r>
+    </w:p>
+    <w:p>
+      <w:pPr>
+        <w:spacing w:line="336" w:lineRule="auto" w:after="180"/>
+        <w:shd w:fill="F1F6FC"/>
+      </w:pPr>
+      <w:r>
+        <w:rPr>
+          <w:b w:val="0"/>
+        </w:rPr>
+        <w:t xml:space="preserve">After your attempt, compare with the supported explanation: Keep goals separate </w:t>
+      </w:r>
+      <w:r>
+        <w:rPr>
+          <w:b/>
+        </w:rPr>
+        <w:t>Precision</w:t>
+      </w:r>
+      <w:r>
+        <w:rPr>
+          <w:b w:val="0"/>
+        </w:rPr>
+        <w:t xml:space="preserve"> asks how reliable flags are; </w:t>
+      </w:r>
+      <w:r>
+        <w:rPr>
+          <w:b/>
+        </w:rPr>
+        <w:t>recall</w:t>
+      </w:r>
+      <w:r>
+        <w:rPr>
+          <w:b w:val="0"/>
+        </w:rPr>
+        <w:t xml:space="preserve"> asks how many spotted leaves were caught. Read the picture in order.</w:t>
+      </w:r>
+    </w:p>
+    <w:p>
+      <w:pPr>
+        <w:spacing w:line="336" w:lineRule="auto" w:after="180"/>
+        <w:shd w:fill="F1F6FC"/>
+      </w:pPr>
+      <w:r>
+        <w:rPr>
+          <w:b/>
+        </w:rPr>
+        <w:t>Precision</w:t>
+      </w:r>
+      <w:r>
+        <w:rPr>
+          <w:b w:val="0"/>
+        </w:rPr>
+        <w:t xml:space="preserve"> asks how reliable flags are; </w:t>
+      </w:r>
+      <w:r>
+        <w:rPr>
+          <w:b/>
+        </w:rPr>
+        <w:t>recall</w:t>
+      </w:r>
+      <w:r>
+        <w:rPr>
+          <w:b w:val="0"/>
+        </w:rPr>
+        <w:t xml:space="preserve"> asks how many spotted leaves were caught. The arrows show which recorded </w:t>
+      </w:r>
+      <w:r>
+        <w:rPr>
+          <w:b/>
+        </w:rPr>
+        <w:t>input</w:t>
+      </w:r>
+      <w:r>
+        <w:rPr>
+          <w:b w:val="0"/>
+        </w:rPr>
+        <w:t xml:space="preserve"> or intermediate result each decision uses.</w:t>
+      </w:r>
+    </w:p>
+    <w:p>
+      <w:pPr>
+        <w:spacing w:line="336" w:lineRule="auto" w:after="180"/>
+        <w:shd w:fill="F1F6FC"/>
+      </w:pPr>
+      <w:r>
+        <w:rPr>
+          <w:b w:val="0"/>
+        </w:rPr>
+        <w:t>Explain the deciding step aloud before checking the changed case; pointing to the final answer alone does not show how it follows.</w:t>
+      </w:r>
+    </w:p>
+    <w:p>
+      <w:pPr>
+        <w:pStyle w:val="Heading3"/>
+      </w:pPr>
+      <w:r>
         <w:t>Practice 2: explain the deciding evidence</w:t>
       </w:r>
     </w:p>
     <w:p>
-      <w:r>
+      <w:pPr>
+        <w:pStyle w:val="Heading3"/>
+      </w:pPr>
+      <w:r>
+        <w:t>Changed case · predict first</w:t>
+      </w:r>
+    </w:p>
+    <w:p>
+      <w:pPr>
+        <w:spacing w:line="336" w:lineRule="auto" w:after="180"/>
+        <w:shd w:fill="F5F1FB"/>
+      </w:pPr>
+      <w:r>
+        <w:rPr>
+          <w:b w:val="0"/>
+        </w:rPr>
         <w:t>Changed-case practice: Correct two false negatives into true positives. Which conclusion is supported by the supplied facts?</w:t>
       </w:r>
     </w:p>
     <w:p>
-      <w:r>
-        <w:t>1. We can decide the result without examining the changed input or the procedure.</w:t>
-      </w:r>
-    </w:p>
-    <w:p>
-      <w:r>
-        <w:t>2. This one example guarantees correct results for every future input.</w:t>
-      </w:r>
-    </w:p>
-    <w:p>
-      <w:r>
-        <w:t>3. Precision becomes8/10=80%; recall becomes8/10=80%.</w:t>
+      <w:pPr>
+        <w:spacing w:line="336" w:lineRule="auto" w:after="180"/>
+        <w:shd w:fill="F4F9FC"/>
+      </w:pPr>
+      <w:r>
+        <w:rPr>
+          <w:b w:val="0"/>
+        </w:rPr>
+        <w:t xml:space="preserve">1. We can decide the result without examining the changed </w:t>
+      </w:r>
+      <w:r>
+        <w:rPr>
+          <w:b/>
+        </w:rPr>
+        <w:t>input</w:t>
+      </w:r>
+      <w:r>
+        <w:rPr>
+          <w:b w:val="0"/>
+        </w:rPr>
+        <w:t xml:space="preserve"> or the procedure.</w:t>
+      </w:r>
+    </w:p>
+    <w:p>
+      <w:pPr>
+        <w:spacing w:line="336" w:lineRule="auto" w:after="180"/>
+        <w:shd w:fill="F4F9FC"/>
+      </w:pPr>
+      <w:r>
+        <w:rPr>
+          <w:b w:val="0"/>
+        </w:rPr>
+        <w:t xml:space="preserve">2. This one example guarantees correct results for every future </w:t>
+      </w:r>
+      <w:r>
+        <w:rPr>
+          <w:b/>
+        </w:rPr>
+        <w:t>input</w:t>
+      </w:r>
+      <w:r>
+        <w:rPr>
+          <w:b w:val="0"/>
+        </w:rPr>
+        <w:t>.</w:t>
+      </w:r>
+    </w:p>
+    <w:p>
+      <w:pPr>
+        <w:spacing w:line="336" w:lineRule="auto" w:after="180"/>
+        <w:shd w:fill="F4F9FC"/>
+      </w:pPr>
+      <w:r>
+        <w:rPr>
+          <w:b w:val="0"/>
+        </w:rPr>
+        <w:t xml:space="preserve">3. </w:t>
+      </w:r>
+      <w:r>
+        <w:rPr>
+          <w:b/>
+        </w:rPr>
+        <w:t>Precision</w:t>
+      </w:r>
+      <w:r>
+        <w:rPr>
+          <w:b w:val="0"/>
+        </w:rPr>
+        <w:t xml:space="preserve"> becomes8/10=</w:t>
+      </w:r>
+      <w:r>
+        <w:rPr>
+          <w:b/>
+        </w:rPr>
+        <w:t>80%</w:t>
+      </w:r>
+      <w:r>
+        <w:rPr>
+          <w:b w:val="0"/>
+        </w:rPr>
+        <w:t xml:space="preserve">; </w:t>
+      </w:r>
+      <w:r>
+        <w:rPr>
+          <w:b/>
+        </w:rPr>
+        <w:t>recall</w:t>
+      </w:r>
+      <w:r>
+        <w:rPr>
+          <w:b w:val="0"/>
+        </w:rPr>
+        <w:t xml:space="preserve"> becomes8/10=</w:t>
+      </w:r>
+      <w:r>
+        <w:rPr>
+          <w:b/>
+        </w:rPr>
+        <w:t>80%</w:t>
+      </w:r>
+      <w:r>
+        <w:rPr>
+          <w:b w:val="0"/>
+        </w:rPr>
+        <w:t>.</w:t>
       </w:r>
     </w:p>
     <w:p>
@@ -1651,36 +2875,249 @@
       </w:r>
     </w:p>
     <w:p>
-      <w:r>
+      <w:pPr>
+        <w:pStyle w:val="Heading3"/>
+      </w:pPr>
+      <w:r>
+        <w:t>Hint · try first</w:t>
+      </w:r>
+    </w:p>
+    <w:p>
+      <w:pPr>
+        <w:spacing w:line="336" w:lineRule="auto" w:after="180"/>
+        <w:shd w:fill="F1F6F8"/>
+      </w:pPr>
+      <w:r>
+        <w:rPr>
+          <w:b w:val="0"/>
+        </w:rPr>
         <w:t>Hint if needed: Use the changed condition and the deciding step in the pictorial trace. The answer must say what follows from those facts.</w:t>
       </w:r>
     </w:p>
     <w:p>
-      <w:r>
-        <w:t>After your attempt, compare with the supported explanation: Precision becomes8/10=80%; recall becomes8/10=80%. TP becomes8 and FN 2; FP remains2, so the two denominators happen to equal10.</w:t>
-      </w:r>
-    </w:p>
-    <w:p>
       <w:pPr>
         <w:pStyle w:val="Heading3"/>
       </w:pPr>
       <w:r>
+        <w:t>Feedback · compare after trying</w:t>
+      </w:r>
+    </w:p>
+    <w:p>
+      <w:pPr>
+        <w:spacing w:line="336" w:lineRule="auto" w:after="180"/>
+        <w:shd w:fill="F1F6FC"/>
+      </w:pPr>
+      <w:r>
+        <w:rPr>
+          <w:b w:val="0"/>
+        </w:rPr>
+        <w:t xml:space="preserve">After your attempt, compare with the supported explanation: </w:t>
+      </w:r>
+      <w:r>
+        <w:rPr>
+          <w:b/>
+        </w:rPr>
+        <w:t>Precision</w:t>
+      </w:r>
+      <w:r>
+        <w:rPr>
+          <w:b w:val="0"/>
+        </w:rPr>
+        <w:t xml:space="preserve"> becomes8/10=</w:t>
+      </w:r>
+      <w:r>
+        <w:rPr>
+          <w:b/>
+        </w:rPr>
+        <w:t>80%</w:t>
+      </w:r>
+      <w:r>
+        <w:rPr>
+          <w:b w:val="0"/>
+        </w:rPr>
+        <w:t xml:space="preserve">; </w:t>
+      </w:r>
+      <w:r>
+        <w:rPr>
+          <w:b/>
+        </w:rPr>
+        <w:t>recall</w:t>
+      </w:r>
+      <w:r>
+        <w:rPr>
+          <w:b w:val="0"/>
+        </w:rPr>
+        <w:t xml:space="preserve"> becomes8/10=</w:t>
+      </w:r>
+      <w:r>
+        <w:rPr>
+          <w:b/>
+        </w:rPr>
+        <w:t>80%</w:t>
+      </w:r>
+      <w:r>
+        <w:rPr>
+          <w:b w:val="0"/>
+        </w:rPr>
+        <w:t xml:space="preserve">. TP becomes8 and FN 2; FP remains2, so the two </w:t>
+      </w:r>
+      <w:r>
+        <w:rPr>
+          <w:b/>
+        </w:rPr>
+        <w:t>denominator</w:t>
+      </w:r>
+      <w:r>
+        <w:rPr>
+          <w:b w:val="0"/>
+        </w:rPr>
+        <w:t>s happen to equal10.</w:t>
+      </w:r>
+    </w:p>
+    <w:p>
+      <w:pPr>
+        <w:pStyle w:val="Heading3"/>
+      </w:pPr>
+      <w:r>
         <w:t>Repair a missing building block</w:t>
       </w:r>
     </w:p>
     <w:p>
-      <w:r>
-        <w:t>Review Accuracy and Imbalance (ai-4/16). Goal: Explain why overall accuracy can hide failure on a less common class. Short practice: Why can the 90% baseline still be unsuitable for a detection task? Point to the relevant step in the picture, then write the changed result and the rule or evidence that supports it.. Return to this week and explain what you changed.</w:t>
-      </w:r>
-    </w:p>
-    <w:p>
-      <w:r>
-        <w:t>Review Scores and Calibration Intuition (ai-4/14). Goal: Interpret calibration using groups of forecasts. Short practice: Does a calibrated 0.8 score mean every such leaf is spotted? Point to the relevant step in the picture, then write the changed result and the rule or evidence that supports it.. Return to this week and explain what you changed.</w:t>
-      </w:r>
-    </w:p>
-    <w:p>
-      <w:r>
-        <w:t>Review Decision Trees (ai-4/11). Goal: Fit a root question and leaf predictions from training examples. Short practice: Which input distinguishes the original and changed tree? Point to the relevant step in the picture, then write the changed result and the rule or evidence that supports it.. Return to this week and explain what you changed.</w:t>
+      <w:pPr>
+        <w:spacing w:line="336" w:lineRule="auto" w:after="180"/>
+      </w:pPr>
+      <w:r>
+        <w:rPr>
+          <w:b w:val="0"/>
+        </w:rPr>
+        <w:t>Review Accuracy and Imbalance (ai-4/16). Goal: Explain why overall accuracy can hide failure on a less common class. Short practice: Why can the 90% baseline still be unsuitable for a detection task?</w:t>
+      </w:r>
+    </w:p>
+    <w:p>
+      <w:pPr>
+        <w:spacing w:line="336" w:lineRule="auto" w:after="180"/>
+      </w:pPr>
+      <w:r>
+        <w:rPr>
+          <w:b w:val="0"/>
+        </w:rPr>
+        <w:t xml:space="preserve">Point to the relevant step in the picture, then write the changed result and the rule or </w:t>
+      </w:r>
+      <w:r>
+        <w:rPr>
+          <w:b/>
+        </w:rPr>
+        <w:t>evidence</w:t>
+      </w:r>
+      <w:r>
+        <w:rPr>
+          <w:b w:val="0"/>
+        </w:rPr>
+        <w:t xml:space="preserve"> that supports it.. Return to this week and explain what you changed.</w:t>
+      </w:r>
+    </w:p>
+    <w:p>
+      <w:pPr>
+        <w:spacing w:line="336" w:lineRule="auto" w:after="180"/>
+      </w:pPr>
+      <w:r>
+        <w:rPr>
+          <w:b w:val="0"/>
+        </w:rPr>
+        <w:t>Review Scores and Calibration Intuition (ai-4/14). Goal: Interpret calibration using groups of forecasts. Short practice: Does a calibrated 0.8 score mean every such leaf is spotted?</w:t>
+      </w:r>
+    </w:p>
+    <w:p>
+      <w:pPr>
+        <w:spacing w:line="336" w:lineRule="auto" w:after="180"/>
+      </w:pPr>
+      <w:r>
+        <w:rPr>
+          <w:b w:val="0"/>
+        </w:rPr>
+        <w:t xml:space="preserve">Point to the relevant step in the picture, then write the changed result and the rule or </w:t>
+      </w:r>
+      <w:r>
+        <w:rPr>
+          <w:b/>
+        </w:rPr>
+        <w:t>evidence</w:t>
+      </w:r>
+      <w:r>
+        <w:rPr>
+          <w:b w:val="0"/>
+        </w:rPr>
+        <w:t xml:space="preserve"> that supports it.. Return to this week and explain what you changed.</w:t>
+      </w:r>
+    </w:p>
+    <w:p>
+      <w:pPr>
+        <w:spacing w:line="336" w:lineRule="auto" w:after="180"/>
+      </w:pPr>
+      <w:r>
+        <w:rPr>
+          <w:b w:val="0"/>
+        </w:rPr>
+        <w:t xml:space="preserve">Review Decision Trees (ai-4/11). Goal: Fit a root question and leaf </w:t>
+      </w:r>
+      <w:r>
+        <w:rPr>
+          <w:b/>
+        </w:rPr>
+        <w:t>prediction</w:t>
+      </w:r>
+      <w:r>
+        <w:rPr>
+          <w:b w:val="0"/>
+        </w:rPr>
+        <w:t xml:space="preserve">s from </w:t>
+      </w:r>
+      <w:r>
+        <w:rPr>
+          <w:b/>
+        </w:rPr>
+        <w:t>training</w:t>
+      </w:r>
+      <w:r>
+        <w:rPr>
+          <w:b w:val="0"/>
+        </w:rPr>
+        <w:t xml:space="preserve"> examples. Short practice: Which </w:t>
+      </w:r>
+      <w:r>
+        <w:rPr>
+          <w:b/>
+        </w:rPr>
+        <w:t>input</w:t>
+      </w:r>
+      <w:r>
+        <w:rPr>
+          <w:b w:val="0"/>
+        </w:rPr>
+        <w:t xml:space="preserve"> distinguishes the original and changed tree?</w:t>
+      </w:r>
+    </w:p>
+    <w:p>
+      <w:pPr>
+        <w:spacing w:line="336" w:lineRule="auto" w:after="180"/>
+      </w:pPr>
+      <w:r>
+        <w:rPr>
+          <w:b w:val="0"/>
+        </w:rPr>
+        <w:t xml:space="preserve">Point to the relevant step in the picture, then write the changed result and the rule or </w:t>
+      </w:r>
+      <w:r>
+        <w:rPr>
+          <w:b/>
+        </w:rPr>
+        <w:t>evidence</w:t>
+      </w:r>
+      <w:r>
+        <w:rPr>
+          <w:b w:val="0"/>
+        </w:rPr>
+        <w:t xml:space="preserve"> that supports it.. Return to this week and explain what you changed.</w:t>
       </w:r>
     </w:p>
     <w:p>
@@ -1692,8 +3129,61 @@
       </w:r>
     </w:p>
     <w:p>
-      <w:r>
-        <w:t>The browser lab lets you edit the supported Python examples already included in this lesson. Predict first, run, inspect the actual output or error, change one input, then run again. Keep code, predictions, actual results and a reasoned revision together. On paper, label your result as a trace rather than an execution.</w:t>
+      <w:pPr>
+        <w:spacing w:line="336" w:lineRule="auto" w:after="180"/>
+      </w:pPr>
+      <w:r>
+        <w:rPr>
+          <w:b w:val="0"/>
+        </w:rPr>
+        <w:t xml:space="preserve">The browser lab lets you edit the supported Python examples already included in this lesson. Predict first, run, inspect the actual </w:t>
+      </w:r>
+      <w:r>
+        <w:rPr>
+          <w:b/>
+        </w:rPr>
+        <w:t>output</w:t>
+      </w:r>
+      <w:r>
+        <w:rPr>
+          <w:b w:val="0"/>
+        </w:rPr>
+        <w:t xml:space="preserve"> or error, change one </w:t>
+      </w:r>
+      <w:r>
+        <w:rPr>
+          <w:b/>
+        </w:rPr>
+        <w:t>input</w:t>
+      </w:r>
+      <w:r>
+        <w:rPr>
+          <w:b w:val="0"/>
+        </w:rPr>
+        <w:t>, then run again.</w:t>
+      </w:r>
+    </w:p>
+    <w:p>
+      <w:pPr>
+        <w:spacing w:line="336" w:lineRule="auto" w:after="180"/>
+      </w:pPr>
+      <w:r>
+        <w:rPr>
+          <w:b w:val="0"/>
+        </w:rPr>
+        <w:t xml:space="preserve">Keep code, </w:t>
+      </w:r>
+      <w:r>
+        <w:rPr>
+          <w:b/>
+        </w:rPr>
+        <w:t>prediction</w:t>
+      </w:r>
+      <w:r>
+        <w:rPr>
+          <w:b w:val="0"/>
+        </w:rPr>
+        <w:t>s, actual results and a reasoned revision together. On paper, label your result as a trace rather than an execution.</w:t>
       </w:r>
     </w:p>
     <w:p>
@@ -1705,8 +3195,37 @@
       </w:r>
     </w:p>
     <w:p>
-      <w:r>
-        <w:t>Use Download completed work in the hosted lesson to export your answers, reflections, practice feedback and code-run evidence. Open the HTML copy to read or print it. Drafts stay in this browser when storage is available; clear drafts on a shared device.</w:t>
+      <w:pPr>
+        <w:spacing w:line="336" w:lineRule="auto" w:after="180"/>
+      </w:pPr>
+      <w:r>
+        <w:rPr>
+          <w:b w:val="0"/>
+        </w:rPr>
+        <w:t xml:space="preserve">Use Download completed work in the hosted lesson to export your answers, reflections, practice feedback and code-run </w:t>
+      </w:r>
+      <w:r>
+        <w:rPr>
+          <w:b/>
+        </w:rPr>
+        <w:t>evidence</w:t>
+      </w:r>
+      <w:r>
+        <w:rPr>
+          <w:b w:val="0"/>
+        </w:rPr>
+        <w:t>. Open the HTML copy to read or print it.</w:t>
+      </w:r>
+    </w:p>
+    <w:p>
+      <w:pPr>
+        <w:spacing w:line="336" w:lineRule="auto" w:after="180"/>
+      </w:pPr>
+      <w:r>
+        <w:rPr>
+          <w:b w:val="0"/>
+        </w:rPr>
+        <w:t>Drafts stay in this browser when storage is available; clear drafts on a shared device.</w:t>
       </w:r>
     </w:p>
     <w:p>
@@ -1720,6 +3239,1039 @@
     <w:p>
       <w:r>
         <w:t>________________________________________________________________</w:t>
+      </w:r>
+    </w:p>
+    <w:p>
+      <w:r>
+        <w:t>________________________________________________________________</w:t>
+      </w:r>
+    </w:p>
+    <w:p>
+      <w:r>
+        <w:t>________________________________________________________________</w:t>
+      </w:r>
+    </w:p>
+    <w:p>
+      <w:r>
+        <w:t>________________________________________________________________</w:t>
+      </w:r>
+    </w:p>
+    <w:p>
+      <w:r>
+        <w:t>________________________________________________________________</w:t>
+      </w:r>
+    </w:p>
+    <w:p>
+      <w:pPr>
+        <w:pStyle w:val="Heading1"/>
+      </w:pPr>
+      <w:r>
+        <w:t>21. Visual concept journey</w:t>
+      </w:r>
+    </w:p>
+    <w:p>
+      <w:r>
+        <w:t>Explain each Precision and Recall picture from its labels, then record a relevant limit.</w:t>
+      </w:r>
+    </w:p>
+    <w:p>
+      <w:pPr>
+        <w:pStyle w:val="Heading3"/>
+      </w:pPr>
+      <w:r>
+        <w:t>01. Precision and Recall: the case</w:t>
+      </w:r>
+    </w:p>
+    <w:p>
+      <w:r>
+        <w:drawing>
+          <wp:inline xmlns:a="http://schemas.openxmlformats.org/drawingml/2006/main" xmlns:pic="http://schemas.openxmlformats.org/drawingml/2006/picture">
+            <wp:extent cx="5486400" cy="2840736"/>
+            <wp:docPr id="3" name="Picture 3" descr="Put precision and recall denominators on the picture instead of memorising names. Supplied facts: Positive means spotted. TP=6, FP=2, FN=4, TN=8 in twenty fictional leaves. All inputs and outcomes in this worked example are invented classroom data; no real model run is claimed."/>
+            <wp:cNvGraphicFramePr>
+              <a:graphicFrameLocks noChangeAspect="1"/>
+            </wp:cNvGraphicFramePr>
+            <a:graphic>
+              <a:graphicData uri="http://schemas.openxmlformats.org/drawingml/2006/picture">
+                <pic:pic>
+                  <pic:nvPicPr>
+                    <pic:cNvPr id="0" name="academy-story-ai-4-17-01.png"/>
+                    <pic:cNvPicPr/>
+                  </pic:nvPicPr>
+                  <pic:blipFill>
+                    <a:blip r:embed="rId11"/>
+                    <a:stretch>
+                      <a:fillRect/>
+                    </a:stretch>
+                  </pic:blipFill>
+                  <pic:spPr>
+                    <a:xfrm>
+                      <a:off x="0" y="0"/>
+                      <a:ext cx="5486400" cy="2840736"/>
+                    </a:xfrm>
+                    <a:prstGeom prst="rect"/>
+                  </pic:spPr>
+                </pic:pic>
+              </a:graphicData>
+            </a:graphic>
+          </wp:inline>
+        </w:drawing>
+      </w:r>
+    </w:p>
+    <w:p>
+      <w:pPr>
+        <w:spacing w:line="336" w:lineRule="auto" w:after="180"/>
+      </w:pPr>
+      <w:r>
+        <w:rPr>
+          <w:b w:val="0"/>
+        </w:rPr>
+        <w:t xml:space="preserve">Put </w:t>
+      </w:r>
+      <w:r>
+        <w:rPr>
+          <w:b/>
+        </w:rPr>
+        <w:t>precision</w:t>
+      </w:r>
+      <w:r>
+        <w:rPr>
+          <w:b w:val="0"/>
+        </w:rPr>
+        <w:t xml:space="preserve"> and </w:t>
+      </w:r>
+      <w:r>
+        <w:rPr>
+          <w:b/>
+        </w:rPr>
+        <w:t>recall</w:t>
+      </w:r>
+      <w:r>
+        <w:rPr>
+          <w:b w:val="0"/>
+        </w:rPr>
+        <w:t xml:space="preserve"> </w:t>
+      </w:r>
+      <w:r>
+        <w:rPr>
+          <w:b/>
+        </w:rPr>
+        <w:t>denominator</w:t>
+      </w:r>
+      <w:r>
+        <w:rPr>
+          <w:b w:val="0"/>
+        </w:rPr>
+        <w:t>s on the picture instead of memorising names. Supplied facts: Positive means spotted. TP=6, FP=2, FN=4, TN=8 in twenty fictional leaves.</w:t>
+      </w:r>
+    </w:p>
+    <w:p>
+      <w:pPr>
+        <w:spacing w:line="336" w:lineRule="auto" w:after="180"/>
+      </w:pPr>
+      <w:r>
+        <w:rPr>
+          <w:b w:val="0"/>
+        </w:rPr>
+        <w:t xml:space="preserve">All </w:t>
+      </w:r>
+      <w:r>
+        <w:rPr>
+          <w:b/>
+        </w:rPr>
+        <w:t>input</w:t>
+      </w:r>
+      <w:r>
+        <w:rPr>
+          <w:b w:val="0"/>
+        </w:rPr>
+        <w:t>s and outcomes in this worked example are invented classroom data; no real model run is claimed.</w:t>
+      </w:r>
+    </w:p>
+    <w:p>
+      <w:pPr>
+        <w:spacing w:line="336" w:lineRule="auto" w:after="180"/>
+        <w:shd w:fill="F5F1FB"/>
+      </w:pPr>
+      <w:r>
+        <w:rPr>
+          <w:b w:val="0"/>
+        </w:rPr>
+        <w:t>Point to the given fact that matters most. Explain why it matters.</w:t>
+      </w:r>
+    </w:p>
+    <w:p>
+      <w:pPr>
+        <w:pStyle w:val="Heading3"/>
+      </w:pPr>
+      <w:r>
+        <w:t>My picture explanation, deciding evidence and one limit</w:t>
+      </w:r>
+    </w:p>
+    <w:p>
+      <w:r>
+        <w:t>________________________________________________________________</w:t>
+      </w:r>
+    </w:p>
+    <w:p>
+      <w:r>
+        <w:t>________________________________________________________________</w:t>
+      </w:r>
+    </w:p>
+    <w:p>
+      <w:r>
+        <w:t>________________________________________________________________</w:t>
+      </w:r>
+    </w:p>
+    <w:p>
+      <w:r>
+        <w:t>________________________________________________________________</w:t>
+      </w:r>
+    </w:p>
+    <w:p>
+      <w:pPr>
+        <w:pStyle w:val="Heading3"/>
+      </w:pPr>
+      <w:r>
+        <w:t>02. Follow the deciding steps</w:t>
+      </w:r>
+    </w:p>
+    <w:p>
+      <w:r>
+        <w:drawing>
+          <wp:inline xmlns:a="http://schemas.openxmlformats.org/drawingml/2006/main" xmlns:pic="http://schemas.openxmlformats.org/drawingml/2006/picture">
+            <wp:extent cx="5486400" cy="3337560"/>
+            <wp:docPr id="4" name="Picture 4" descr="Predicted positives: Eight leaves were flagged: precision=6/(6+2)=75%. → Actual positives: Ten leaves were spotted: recall=6/(6+4)=60%. → Keep goals separate: Precision asks how reliable flags are; recall asks how many spotted leaves were caught."/>
+            <wp:cNvGraphicFramePr>
+              <a:graphicFrameLocks noChangeAspect="1"/>
+            </wp:cNvGraphicFramePr>
+            <a:graphic>
+              <a:graphicData uri="http://schemas.openxmlformats.org/drawingml/2006/picture">
+                <pic:pic>
+                  <pic:nvPicPr>
+                    <pic:cNvPr id="0" name="academy-story-ai-4-17-02.png"/>
+                    <pic:cNvPicPr/>
+                  </pic:nvPicPr>
+                  <pic:blipFill>
+                    <a:blip r:embed="rId12"/>
+                    <a:stretch>
+                      <a:fillRect/>
+                    </a:stretch>
+                  </pic:blipFill>
+                  <pic:spPr>
+                    <a:xfrm>
+                      <a:off x="0" y="0"/>
+                      <a:ext cx="5486400" cy="3337560"/>
+                    </a:xfrm>
+                    <a:prstGeom prst="rect"/>
+                  </pic:spPr>
+                </pic:pic>
+              </a:graphicData>
+            </a:graphic>
+          </wp:inline>
+        </w:drawing>
+      </w:r>
+    </w:p>
+    <w:p>
+      <w:pPr>
+        <w:spacing w:line="336" w:lineRule="auto" w:after="180"/>
+      </w:pPr>
+      <w:r>
+        <w:rPr>
+          <w:b w:val="0"/>
+        </w:rPr>
+        <w:t xml:space="preserve">Predicted positives: Eight leaves were flagged: </w:t>
+      </w:r>
+      <w:r>
+        <w:rPr>
+          <w:b/>
+        </w:rPr>
+        <w:t>precision</w:t>
+      </w:r>
+      <w:r>
+        <w:rPr>
+          <w:b w:val="0"/>
+        </w:rPr>
+        <w:t xml:space="preserve">=6/(6+2)=75%. → Actual positives: Ten leaves were spotted: </w:t>
+      </w:r>
+      <w:r>
+        <w:rPr>
+          <w:b/>
+        </w:rPr>
+        <w:t>recall</w:t>
+      </w:r>
+      <w:r>
+        <w:rPr>
+          <w:b w:val="0"/>
+        </w:rPr>
+        <w:t>=6/(6+4)=</w:t>
+      </w:r>
+      <w:r>
+        <w:rPr>
+          <w:b/>
+        </w:rPr>
+        <w:t>60%</w:t>
+      </w:r>
+      <w:r>
+        <w:rPr>
+          <w:b w:val="0"/>
+        </w:rPr>
+        <w:t xml:space="preserve">. → Keep goals separate: </w:t>
+      </w:r>
+      <w:r>
+        <w:rPr>
+          <w:b/>
+        </w:rPr>
+        <w:t>Precision</w:t>
+      </w:r>
+      <w:r>
+        <w:rPr>
+          <w:b w:val="0"/>
+        </w:rPr>
+        <w:t xml:space="preserve"> asks how reliable flags are; </w:t>
+      </w:r>
+      <w:r>
+        <w:rPr>
+          <w:b/>
+        </w:rPr>
+        <w:t>recall</w:t>
+      </w:r>
+      <w:r>
+        <w:rPr>
+          <w:b w:val="0"/>
+        </w:rPr>
+        <w:t xml:space="preserve"> asks how many spotted leaves were caught.</w:t>
+      </w:r>
+    </w:p>
+    <w:p>
+      <w:pPr>
+        <w:spacing w:line="336" w:lineRule="auto" w:after="180"/>
+        <w:shd w:fill="F5F1FB"/>
+      </w:pPr>
+      <w:r>
+        <w:rPr>
+          <w:b w:val="0"/>
+        </w:rPr>
+        <w:t xml:space="preserve">Point to each numbered stage and explain which recorded </w:t>
+      </w:r>
+      <w:r>
+        <w:rPr>
+          <w:b/>
+        </w:rPr>
+        <w:t>input</w:t>
+      </w:r>
+      <w:r>
+        <w:rPr>
+          <w:b w:val="0"/>
+        </w:rPr>
+        <w:t xml:space="preserve"> it uses.</w:t>
+      </w:r>
+    </w:p>
+    <w:p>
+      <w:pPr>
+        <w:pStyle w:val="Heading3"/>
+      </w:pPr>
+      <w:r>
+        <w:t>My picture explanation, deciding evidence and one limit</w:t>
+      </w:r>
+    </w:p>
+    <w:p>
+      <w:r>
+        <w:t>________________________________________________________________</w:t>
+      </w:r>
+    </w:p>
+    <w:p>
+      <w:r>
+        <w:t>________________________________________________________________</w:t>
+      </w:r>
+    </w:p>
+    <w:p>
+      <w:r>
+        <w:t>________________________________________________________________</w:t>
+      </w:r>
+    </w:p>
+    <w:p>
+      <w:r>
+        <w:t>________________________________________________________________</w:t>
+      </w:r>
+    </w:p>
+    <w:p>
+      <w:pPr>
+        <w:pStyle w:val="Heading3"/>
+      </w:pPr>
+      <w:r>
+        <w:t>03. Keep precision and recall denominators distinct</w:t>
+      </w:r>
+    </w:p>
+    <w:p>
+      <w:r>
+        <w:drawing>
+          <wp:inline xmlns:a="http://schemas.openxmlformats.org/drawingml/2006/main" xmlns:pic="http://schemas.openxmlformats.org/drawingml/2006/picture">
+            <wp:extent cx="5486400" cy="3096768"/>
+            <wp:docPr id="5" name="Picture 5" descr="Keep precision and recall denominators distinct. actual spotted: predicted spotted = 6, predicted healthy = 4. actual healthy: predicted spotted = 2, predicted healthy = 8."/>
+            <wp:cNvGraphicFramePr>
+              <a:graphicFrameLocks noChangeAspect="1"/>
+            </wp:cNvGraphicFramePr>
+            <a:graphic>
+              <a:graphicData uri="http://schemas.openxmlformats.org/drawingml/2006/picture">
+                <pic:pic>
+                  <pic:nvPicPr>
+                    <pic:cNvPr id="0" name="academy-story-ai-4-17-03.png"/>
+                    <pic:cNvPicPr/>
+                  </pic:nvPicPr>
+                  <pic:blipFill>
+                    <a:blip r:embed="rId13"/>
+                    <a:stretch>
+                      <a:fillRect/>
+                    </a:stretch>
+                  </pic:blipFill>
+                  <pic:spPr>
+                    <a:xfrm>
+                      <a:off x="0" y="0"/>
+                      <a:ext cx="5486400" cy="3096768"/>
+                    </a:xfrm>
+                    <a:prstGeom prst="rect"/>
+                  </pic:spPr>
+                </pic:pic>
+              </a:graphicData>
+            </a:graphic>
+          </wp:inline>
+        </w:drawing>
+      </w:r>
+    </w:p>
+    <w:p>
+      <w:pPr>
+        <w:spacing w:line="336" w:lineRule="auto" w:after="180"/>
+      </w:pPr>
+      <w:r>
+        <w:rPr>
+          <w:b w:val="0"/>
+        </w:rPr>
+        <w:t xml:space="preserve">Keep </w:t>
+      </w:r>
+      <w:r>
+        <w:rPr>
+          <w:b/>
+        </w:rPr>
+        <w:t>precision</w:t>
+      </w:r>
+      <w:r>
+        <w:rPr>
+          <w:b w:val="0"/>
+        </w:rPr>
+        <w:t xml:space="preserve"> and </w:t>
+      </w:r>
+      <w:r>
+        <w:rPr>
+          <w:b/>
+        </w:rPr>
+        <w:t>recall</w:t>
+      </w:r>
+      <w:r>
+        <w:rPr>
+          <w:b w:val="0"/>
+        </w:rPr>
+        <w:t xml:space="preserve"> </w:t>
+      </w:r>
+      <w:r>
+        <w:rPr>
+          <w:b/>
+        </w:rPr>
+        <w:t>denominator</w:t>
+      </w:r>
+      <w:r>
+        <w:rPr>
+          <w:b w:val="0"/>
+        </w:rPr>
+        <w:t>s distinct. actual spotted: predicted spotted = 6, predicted healthy = 4. actual healthy: predicted spotted = 2, predicted healthy = 8.</w:t>
+      </w:r>
+    </w:p>
+    <w:p>
+      <w:pPr>
+        <w:spacing w:line="336" w:lineRule="auto" w:after="180"/>
+        <w:shd w:fill="F5F1FB"/>
+      </w:pPr>
+      <w:r>
+        <w:rPr>
+          <w:b w:val="0"/>
+        </w:rPr>
+        <w:t>Read the labels and values. Explain the relationship the model shows.</w:t>
+      </w:r>
+    </w:p>
+    <w:p>
+      <w:pPr>
+        <w:pStyle w:val="Heading3"/>
+      </w:pPr>
+      <w:r>
+        <w:t>My picture explanation, deciding evidence and one limit</w:t>
+      </w:r>
+    </w:p>
+    <w:p>
+      <w:r>
+        <w:t>________________________________________________________________</w:t>
+      </w:r>
+    </w:p>
+    <w:p>
+      <w:r>
+        <w:t>________________________________________________________________</w:t>
+      </w:r>
+    </w:p>
+    <w:p>
+      <w:r>
+        <w:t>________________________________________________________________</w:t>
+      </w:r>
+    </w:p>
+    <w:p>
+      <w:r>
+        <w:t>________________________________________________________________</w:t>
+      </w:r>
+    </w:p>
+    <w:p>
+      <w:pPr>
+        <w:pStyle w:val="Heading3"/>
+      </w:pPr>
+      <w:r>
+        <w:t>04. Change one thing. Trace what follows.</w:t>
+      </w:r>
+    </w:p>
+    <w:p>
+      <w:r>
+        <w:drawing>
+          <wp:inline xmlns:a="http://schemas.openxmlformats.org/drawingml/2006/main" xmlns:pic="http://schemas.openxmlformats.org/drawingml/2006/picture">
+            <wp:extent cx="5486400" cy="3026664"/>
+            <wp:docPr id="6" name="Picture 6" descr="Original case: Precision asks how reliable flags are; recall asks how many spotted leaves were caught. Changed condition: Correct two false negatives into true positives. Expected result: Precision becomes8/10=80%; recall becomes8/10=80%. Reason: TP becomes8 and FN 2; FP remains2, so the two denominators happen to equal10."/>
+            <wp:cNvGraphicFramePr>
+              <a:graphicFrameLocks noChangeAspect="1"/>
+            </wp:cNvGraphicFramePr>
+            <a:graphic>
+              <a:graphicData uri="http://schemas.openxmlformats.org/drawingml/2006/picture">
+                <pic:pic>
+                  <pic:nvPicPr>
+                    <pic:cNvPr id="0" name="academy-story-ai-4-17-04.png"/>
+                    <pic:cNvPicPr/>
+                  </pic:nvPicPr>
+                  <pic:blipFill>
+                    <a:blip r:embed="rId14"/>
+                    <a:stretch>
+                      <a:fillRect/>
+                    </a:stretch>
+                  </pic:blipFill>
+                  <pic:spPr>
+                    <a:xfrm>
+                      <a:off x="0" y="0"/>
+                      <a:ext cx="5486400" cy="3026664"/>
+                    </a:xfrm>
+                    <a:prstGeom prst="rect"/>
+                  </pic:spPr>
+                </pic:pic>
+              </a:graphicData>
+            </a:graphic>
+          </wp:inline>
+        </w:drawing>
+      </w:r>
+    </w:p>
+    <w:p>
+      <w:pPr>
+        <w:spacing w:line="336" w:lineRule="auto" w:after="180"/>
+      </w:pPr>
+      <w:r>
+        <w:rPr>
+          <w:b w:val="0"/>
+        </w:rPr>
+        <w:t xml:space="preserve">Original case: </w:t>
+      </w:r>
+      <w:r>
+        <w:rPr>
+          <w:b/>
+        </w:rPr>
+        <w:t>Precision</w:t>
+      </w:r>
+      <w:r>
+        <w:rPr>
+          <w:b w:val="0"/>
+        </w:rPr>
+        <w:t xml:space="preserve"> asks how reliable flags are; </w:t>
+      </w:r>
+      <w:r>
+        <w:rPr>
+          <w:b/>
+        </w:rPr>
+        <w:t>recall</w:t>
+      </w:r>
+      <w:r>
+        <w:rPr>
+          <w:b w:val="0"/>
+        </w:rPr>
+        <w:t xml:space="preserve"> asks how many spotted leaves were caught. Changed condition: Correct two false negatives into true positives.</w:t>
+      </w:r>
+    </w:p>
+    <w:p>
+      <w:pPr>
+        <w:spacing w:line="336" w:lineRule="auto" w:after="180"/>
+      </w:pPr>
+      <w:r>
+        <w:rPr>
+          <w:b w:val="0"/>
+        </w:rPr>
+        <w:t xml:space="preserve">Expected result: </w:t>
+      </w:r>
+      <w:r>
+        <w:rPr>
+          <w:b/>
+        </w:rPr>
+        <w:t>Precision</w:t>
+      </w:r>
+      <w:r>
+        <w:rPr>
+          <w:b w:val="0"/>
+        </w:rPr>
+        <w:t xml:space="preserve"> becomes8/10=</w:t>
+      </w:r>
+      <w:r>
+        <w:rPr>
+          <w:b/>
+        </w:rPr>
+        <w:t>80%</w:t>
+      </w:r>
+      <w:r>
+        <w:rPr>
+          <w:b w:val="0"/>
+        </w:rPr>
+        <w:t xml:space="preserve">; </w:t>
+      </w:r>
+      <w:r>
+        <w:rPr>
+          <w:b/>
+        </w:rPr>
+        <w:t>recall</w:t>
+      </w:r>
+      <w:r>
+        <w:rPr>
+          <w:b w:val="0"/>
+        </w:rPr>
+        <w:t xml:space="preserve"> becomes8/10=</w:t>
+      </w:r>
+      <w:r>
+        <w:rPr>
+          <w:b/>
+        </w:rPr>
+        <w:t>80%</w:t>
+      </w:r>
+      <w:r>
+        <w:rPr>
+          <w:b w:val="0"/>
+        </w:rPr>
+        <w:t xml:space="preserve">. Reason: TP becomes8 and FN 2; FP remains2, so the two </w:t>
+      </w:r>
+      <w:r>
+        <w:rPr>
+          <w:b/>
+        </w:rPr>
+        <w:t>denominator</w:t>
+      </w:r>
+      <w:r>
+        <w:rPr>
+          <w:b w:val="0"/>
+        </w:rPr>
+        <w:t>s happen to equal10.</w:t>
+      </w:r>
+    </w:p>
+    <w:p>
+      <w:pPr>
+        <w:spacing w:line="336" w:lineRule="auto" w:after="180"/>
+        <w:shd w:fill="F5F1FB"/>
+      </w:pPr>
+      <w:r>
+        <w:rPr>
+          <w:b w:val="0"/>
+        </w:rPr>
+        <w:t>Predict before checking the worked changed-case result. Name what changed and what the supplied facts allow you to conclude.</w:t>
+      </w:r>
+    </w:p>
+    <w:p>
+      <w:pPr>
+        <w:pStyle w:val="Heading3"/>
+      </w:pPr>
+      <w:r>
+        <w:t>My picture explanation, deciding evidence and one limit</w:t>
+      </w:r>
+    </w:p>
+    <w:p>
+      <w:r>
+        <w:t>________________________________________________________________</w:t>
+      </w:r>
+    </w:p>
+    <w:p>
+      <w:r>
+        <w:t>________________________________________________________________</w:t>
+      </w:r>
+    </w:p>
+    <w:p>
+      <w:r>
+        <w:t>________________________________________________________________</w:t>
+      </w:r>
+    </w:p>
+    <w:p>
+      <w:r>
+        <w:t>________________________________________________________________</w:t>
+      </w:r>
+    </w:p>
+    <w:p>
+      <w:pPr>
+        <w:pStyle w:val="Heading3"/>
+      </w:pPr>
+      <w:r>
+        <w:t>05. Connect the explanation to its limit</w:t>
+      </w:r>
+    </w:p>
+    <w:p>
+      <w:r>
+        <w:drawing>
+          <wp:inline xmlns:a="http://schemas.openxmlformats.org/drawingml/2006/main" xmlns:pic="http://schemas.openxmlformats.org/drawingml/2006/picture">
+            <wp:extent cx="5486400" cy="2834640"/>
+            <wp:docPr id="7" name="Picture 7" descr="Read the picture in order. Precision asks how reliable flags are; recall asks how many spotted leaves were caught. The arrows show which recorded input or intermediate result each decision uses. Explain the deciding step aloud before checking the changed case; pointing to the final answer alone does not show how it follows. Limit: If a relevant denominator is zero, report that metric as undefined under the chosen convention rather than silently inventing success."/>
+            <wp:cNvGraphicFramePr>
+              <a:graphicFrameLocks noChangeAspect="1"/>
+            </wp:cNvGraphicFramePr>
+            <a:graphic>
+              <a:graphicData uri="http://schemas.openxmlformats.org/drawingml/2006/picture">
+                <pic:pic>
+                  <pic:nvPicPr>
+                    <pic:cNvPr id="0" name="academy-story-ai-4-17-05.png"/>
+                    <pic:cNvPicPr/>
+                  </pic:nvPicPr>
+                  <pic:blipFill>
+                    <a:blip r:embed="rId15"/>
+                    <a:stretch>
+                      <a:fillRect/>
+                    </a:stretch>
+                  </pic:blipFill>
+                  <pic:spPr>
+                    <a:xfrm>
+                      <a:off x="0" y="0"/>
+                      <a:ext cx="5486400" cy="2834640"/>
+                    </a:xfrm>
+                    <a:prstGeom prst="rect"/>
+                  </pic:spPr>
+                </pic:pic>
+              </a:graphicData>
+            </a:graphic>
+          </wp:inline>
+        </w:drawing>
+      </w:r>
+    </w:p>
+    <w:p>
+      <w:pPr>
+        <w:spacing w:line="336" w:lineRule="auto" w:after="180"/>
+      </w:pPr>
+      <w:r>
+        <w:rPr>
+          <w:b w:val="0"/>
+        </w:rPr>
+        <w:t xml:space="preserve">Read the picture in order. </w:t>
+      </w:r>
+      <w:r>
+        <w:rPr>
+          <w:b/>
+        </w:rPr>
+        <w:t>Precision</w:t>
+      </w:r>
+      <w:r>
+        <w:rPr>
+          <w:b w:val="0"/>
+        </w:rPr>
+        <w:t xml:space="preserve"> asks how reliable flags are; </w:t>
+      </w:r>
+      <w:r>
+        <w:rPr>
+          <w:b/>
+        </w:rPr>
+        <w:t>recall</w:t>
+      </w:r>
+      <w:r>
+        <w:rPr>
+          <w:b w:val="0"/>
+        </w:rPr>
+        <w:t xml:space="preserve"> asks how many spotted leaves were caught. The arrows show which recorded </w:t>
+      </w:r>
+      <w:r>
+        <w:rPr>
+          <w:b/>
+        </w:rPr>
+        <w:t>input</w:t>
+      </w:r>
+      <w:r>
+        <w:rPr>
+          <w:b w:val="0"/>
+        </w:rPr>
+        <w:t xml:space="preserve"> or intermediate result each decision uses.</w:t>
+      </w:r>
+    </w:p>
+    <w:p>
+      <w:pPr>
+        <w:spacing w:line="336" w:lineRule="auto" w:after="180"/>
+      </w:pPr>
+      <w:r>
+        <w:rPr>
+          <w:b w:val="0"/>
+        </w:rPr>
+        <w:t>Explain the deciding step aloud before checking the changed case; pointing to the final answer alone does not show how it follows.</w:t>
+      </w:r>
+    </w:p>
+    <w:p>
+      <w:pPr>
+        <w:spacing w:line="336" w:lineRule="auto" w:after="180"/>
+      </w:pPr>
+      <w:r>
+        <w:rPr>
+          <w:b w:val="0"/>
+        </w:rPr>
+        <w:t xml:space="preserve">Limit: If a relevant </w:t>
+      </w:r>
+      <w:r>
+        <w:rPr>
+          <w:b/>
+        </w:rPr>
+        <w:t>denominator</w:t>
+      </w:r>
+      <w:r>
+        <w:rPr>
+          <w:b w:val="0"/>
+        </w:rPr>
+        <w:t xml:space="preserve"> is zero, report that metric as </w:t>
+      </w:r>
+      <w:r>
+        <w:rPr>
+          <w:b/>
+        </w:rPr>
+        <w:t>undefined</w:t>
+      </w:r>
+      <w:r>
+        <w:rPr>
+          <w:b w:val="0"/>
+        </w:rPr>
+        <w:t xml:space="preserve"> under the chosen convention rather than silently inventing success.</w:t>
+      </w:r>
+    </w:p>
+    <w:p>
+      <w:pPr>
+        <w:spacing w:line="336" w:lineRule="auto" w:after="180"/>
+        <w:shd w:fill="F5F1FB"/>
+      </w:pPr>
+      <w:r>
+        <w:rPr>
+          <w:b w:val="0"/>
+        </w:rPr>
+        <w:t>Explain the case, then point to a limit on the claim.</w:t>
+      </w:r>
+    </w:p>
+    <w:p>
+      <w:pPr>
+        <w:pStyle w:val="Heading3"/>
+      </w:pPr>
+      <w:r>
+        <w:t>My picture explanation, deciding evidence and one limit</w:t>
+      </w:r>
+    </w:p>
+    <w:p>
+      <w:r>
+        <w:t>________________________________________________________________</w:t>
+      </w:r>
+    </w:p>
+    <w:p>
+      <w:r>
+        <w:t>________________________________________________________________</w:t>
+      </w:r>
+    </w:p>
+    <w:p>
+      <w:r>
+        <w:t>________________________________________________________________</w:t>
+      </w:r>
+    </w:p>
+    <w:p>
+      <w:r>
+        <w:t>________________________________________________________________</w:t>
+      </w:r>
+    </w:p>
+    <w:p>
+      <w:pPr>
+        <w:pStyle w:val="Heading3"/>
+      </w:pPr>
+      <w:r>
+        <w:t>06. Make the idea visible in your project</w:t>
+      </w:r>
+    </w:p>
+    <w:p>
+      <w:r>
+        <w:drawing>
+          <wp:inline xmlns:a="http://schemas.openxmlformats.org/drawingml/2006/main" xmlns:pic="http://schemas.openxmlformats.org/drawingml/2006/picture">
+            <wp:extent cx="5486400" cy="3681984"/>
+            <wp:docPr id="8" name="Picture 8" descr="For your Responsible Plant Classifier, save the input, procedure, observed result and limitation of this check. Label this worked example as practice; use a different, previously unreviewed case when checking independent understanding. Draw your input, deciding step, result and limit. Supported question: Were the original precision and recall denominators the same? Point to the relevant step in the picture, then write the changed result and the rule or evidence that supports it."/>
+            <wp:cNvGraphicFramePr>
+              <a:graphicFrameLocks noChangeAspect="1"/>
+            </wp:cNvGraphicFramePr>
+            <a:graphic>
+              <a:graphicData uri="http://schemas.openxmlformats.org/drawingml/2006/picture">
+                <pic:pic>
+                  <pic:nvPicPr>
+                    <pic:cNvPr id="0" name="academy-story-ai-4-17-06.png"/>
+                    <pic:cNvPicPr/>
+                  </pic:nvPicPr>
+                  <pic:blipFill>
+                    <a:blip r:embed="rId16"/>
+                    <a:stretch>
+                      <a:fillRect/>
+                    </a:stretch>
+                  </pic:blipFill>
+                  <pic:spPr>
+                    <a:xfrm>
+                      <a:off x="0" y="0"/>
+                      <a:ext cx="5486400" cy="3681984"/>
+                    </a:xfrm>
+                    <a:prstGeom prst="rect"/>
+                  </pic:spPr>
+                </pic:pic>
+              </a:graphicData>
+            </a:graphic>
+          </wp:inline>
+        </w:drawing>
+      </w:r>
+    </w:p>
+    <w:p>
+      <w:pPr>
+        <w:spacing w:line="336" w:lineRule="auto" w:after="180"/>
+      </w:pPr>
+      <w:r>
+        <w:rPr>
+          <w:b w:val="0"/>
+        </w:rPr>
+        <w:t xml:space="preserve">For your Responsible Plant Classifier, save the </w:t>
+      </w:r>
+      <w:r>
+        <w:rPr>
+          <w:b/>
+        </w:rPr>
+        <w:t>input</w:t>
+      </w:r>
+      <w:r>
+        <w:rPr>
+          <w:b w:val="0"/>
+        </w:rPr>
+        <w:t>, procedure, observed result and limitation of this check.</w:t>
+      </w:r>
+    </w:p>
+    <w:p>
+      <w:pPr>
+        <w:spacing w:line="336" w:lineRule="auto" w:after="180"/>
+      </w:pPr>
+      <w:r>
+        <w:rPr>
+          <w:b w:val="0"/>
+        </w:rPr>
+        <w:t xml:space="preserve">Label this worked example as practice; use a different, previously unreviewed case when checking independent understanding. Draw your </w:t>
+      </w:r>
+      <w:r>
+        <w:rPr>
+          <w:b/>
+        </w:rPr>
+        <w:t>input</w:t>
+      </w:r>
+      <w:r>
+        <w:rPr>
+          <w:b w:val="0"/>
+        </w:rPr>
+        <w:t>, deciding step, result and limit.</w:t>
+      </w:r>
+    </w:p>
+    <w:p>
+      <w:pPr>
+        <w:spacing w:line="336" w:lineRule="auto" w:after="180"/>
+      </w:pPr>
+      <w:r>
+        <w:rPr>
+          <w:b w:val="0"/>
+        </w:rPr>
+        <w:t xml:space="preserve">Supported question: Were the original </w:t>
+      </w:r>
+      <w:r>
+        <w:rPr>
+          <w:b/>
+        </w:rPr>
+        <w:t>precision</w:t>
+      </w:r>
+      <w:r>
+        <w:rPr>
+          <w:b w:val="0"/>
+        </w:rPr>
+        <w:t xml:space="preserve"> and </w:t>
+      </w:r>
+      <w:r>
+        <w:rPr>
+          <w:b/>
+        </w:rPr>
+        <w:t>recall</w:t>
+      </w:r>
+      <w:r>
+        <w:rPr>
+          <w:b w:val="0"/>
+        </w:rPr>
+        <w:t xml:space="preserve"> </w:t>
+      </w:r>
+      <w:r>
+        <w:rPr>
+          <w:b/>
+        </w:rPr>
+        <w:t>denominator</w:t>
+      </w:r>
+      <w:r>
+        <w:rPr>
+          <w:b w:val="0"/>
+        </w:rPr>
+        <w:t xml:space="preserve">s the same? Point to the relevant step in the picture, then write the changed result and the rule or </w:t>
+      </w:r>
+      <w:r>
+        <w:rPr>
+          <w:b/>
+        </w:rPr>
+        <w:t>evidence</w:t>
+      </w:r>
+      <w:r>
+        <w:rPr>
+          <w:b w:val="0"/>
+        </w:rPr>
+        <w:t xml:space="preserve"> that supports it.</w:t>
+      </w:r>
+    </w:p>
+    <w:p>
+      <w:pPr>
+        <w:spacing w:line="336" w:lineRule="auto" w:after="180"/>
+        <w:shd w:fill="F5F1FB"/>
+      </w:pPr>
+      <w:r>
+        <w:rPr>
+          <w:b w:val="0"/>
+        </w:rPr>
+        <w:t xml:space="preserve">Draw your project trace and justify the deciding step using </w:t>
+      </w:r>
+      <w:r>
+        <w:rPr>
+          <w:b/>
+        </w:rPr>
+        <w:t>evidence</w:t>
+      </w:r>
+      <w:r>
+        <w:rPr>
+          <w:b w:val="0"/>
+        </w:rPr>
+        <w:t>.</w:t>
+      </w:r>
+    </w:p>
+    <w:p>
+      <w:pPr>
+        <w:pStyle w:val="Heading3"/>
+      </w:pPr>
+      <w:r>
+        <w:t>My picture explanation, deciding evidence and one limit</w:t>
       </w:r>
     </w:p>
     <w:p>

--- a/downloads/workbook/ai-4-week-17.docx
+++ b/downloads/workbook/ai-4-week-17.docx
@@ -1283,12 +1283,32 @@
     </w:p>
     <w:p>
       <w:pPr>
+        <w:pStyle w:val="Heading3"/>
+      </w:pPr>
+      <w:r>
+        <w:t>Where to find the supplied example</w:t>
+      </w:r>
+    </w:p>
+    <w:p>
+      <w:pPr>
         <w:spacing w:line="336" w:lineRule="auto" w:after="180"/>
+        <w:shd w:fill="F1F6F8"/>
       </w:pPr>
       <w:r>
         <w:rPr>
           <w:b w:val="0"/>
         </w:rPr>
+        <w:t>Reference for this exercise: open this week’s student lesson, “Precision and Recall”, at “See how it works” and “Follow a worked example”. Use the original worked values or code named in the question; the later pictorial case is a separate example. Keep this reference beside your workbook while practising.</w:t>
+      </w:r>
+    </w:p>
+    <w:p>
+      <w:pPr>
+        <w:spacing w:line="336" w:lineRule="auto" w:after="180"/>
+      </w:pPr>
+      <w:r>
+        <w:rPr>
+          <w:b w:val="0"/>
+        </w:rPr>
         <w:t>For the worked matrix, give predicted-positive and reference-positive totals.</w:t>
       </w:r>
     </w:p>
@@ -1345,12 +1365,32 @@
     </w:p>
     <w:p>
       <w:pPr>
+        <w:pStyle w:val="Heading3"/>
+      </w:pPr>
+      <w:r>
+        <w:t>Where to find the supplied example</w:t>
+      </w:r>
+    </w:p>
+    <w:p>
+      <w:pPr>
         <w:spacing w:line="336" w:lineRule="auto" w:after="180"/>
+        <w:shd w:fill="F1F6F8"/>
       </w:pPr>
       <w:r>
         <w:rPr>
           <w:b w:val="0"/>
         </w:rPr>
+        <w:t>Reference for this exercise: open this week’s student lesson, “Precision and Recall”, at “See how it works” and “Follow a worked example”. Use the original worked values or code named in the question; the later pictorial case is a separate example. Keep this reference beside your workbook while practising.</w:t>
+      </w:r>
+    </w:p>
+    <w:p>
+      <w:pPr>
+        <w:spacing w:line="336" w:lineRule="auto" w:after="180"/>
+      </w:pPr>
+      <w:r>
+        <w:rPr>
+          <w:b w:val="0"/>
+        </w:rPr>
         <w:t xml:space="preserve">Calculate </w:t>
       </w:r>
       <w:r>
@@ -1513,6 +1553,26 @@
     <w:p>
       <w:r>
         <w:t>Attempt before feedback. If this repeats the selected independent case, reuse that first attempt; otherwise keep a separate record. Apply independently. Apply the supplied Precision and Recall facts and keep your reasoning.</w:t>
+      </w:r>
+    </w:p>
+    <w:p>
+      <w:pPr>
+        <w:pStyle w:val="Heading3"/>
+      </w:pPr>
+      <w:r>
+        <w:t>Rules supplied for this independent case</w:t>
+      </w:r>
+    </w:p>
+    <w:p>
+      <w:pPr>
+        <w:spacing w:line="336" w:lineRule="auto" w:after="180"/>
+        <w:shd w:fill="F1F6F8"/>
+      </w:pPr>
+      <w:r>
+        <w:rPr>
+          <w:b w:val="0"/>
+        </w:rPr>
+        <w:t>Matrix convention for this exercise: rows are reference classes [clear, blocked]; columns are predicted classes [clear, blocked]. Blocked is the positive class, so the layout is [[TN, FP], [FN, TP]].</w:t>
       </w:r>
     </w:p>
     <w:p>

--- a/downloads/workbook/ai-4-week-17.docx
+++ b/downloads/workbook/ai-4-week-17.docx
@@ -25,35 +25,46 @@
         <w:pStyle w:val="Heading1"/>
       </w:pPr>
       <w:r>
-        <w:t>01. Recall and choose your starting point</w:t>
-      </w:r>
-    </w:p>
-    <w:p>
-      <w:r>
-        <w:t>Record your starting explanation for Precision and Recall before opening notes. Show any later correction separately.</w:t>
-      </w:r>
-    </w:p>
-    <w:p>
-      <w:pPr>
-        <w:spacing w:line="336" w:lineRule="auto" w:after="180"/>
-      </w:pPr>
-      <w:r>
-        <w:rPr>
-          <w:b w:val="0"/>
-        </w:rPr>
-        <w:t xml:space="preserve">Try the </w:t>
-      </w:r>
-      <w:r>
-        <w:rPr>
-          <w:b/>
-        </w:rPr>
-        <w:t>recall</w:t>
-      </w:r>
-      <w:r>
-        <w:rPr>
-          <w:b w:val="0"/>
-        </w:rPr>
-        <w:t xml:space="preserve"> before opening notes. Then use a different colour or a labelled second line to correct your explanation.</w:t>
+        <w:t>One coherent metric-and-priority record.</w:t>
+      </w:r>
+    </w:p>
+    <w:p>
+      <w:r>
+        <w:t>Trace precision,recall and accuracy,interpret absent denominators and defend a conditional choice.</w:t>
+      </w:r>
+    </w:p>
+    <w:p>
+      <w:r>
+        <w:t>W1–W3/W5 → selected new matrix → project threshold record → fresh changed-case return.</w:t>
+      </w:r>
+    </w:p>
+    <w:p>
+      <w:pPr>
+        <w:pStyle w:val="Heading1"/>
+      </w:pPr>
+      <w:r>
+        <w:t>01. Recall · Retrieve before notes</w:t>
+      </w:r>
+    </w:p>
+    <w:p>
+      <w:r>
+        <w:t>Keep this task’s complete inputs, stated rule and support record together.</w:t>
+      </w:r>
+    </w:p>
+    <w:p>
+      <w:pPr>
+        <w:pStyle w:val="Heading2"/>
+      </w:pPr>
+      <w:r>
+        <w:t>Task and evidence record</w:t>
+      </w:r>
+    </w:p>
+    <w:p>
+      <w:pPr>
+        <w:pStyle w:val="ListBullet"/>
+      </w:pPr>
+      <w:r>
+        <w:t>Try the recall before opening notes. Then use a different colour or a labelled second line to correct your explanation.</w:t>
       </w:r>
     </w:p>
     <w:p>
@@ -66,12 +77,9 @@
     </w:p>
     <w:p>
       <w:pPr>
-        <w:spacing w:line="336" w:lineRule="auto" w:after="180"/>
-      </w:pPr>
-      <w:r>
-        <w:rPr>
-          <w:b w:val="0"/>
-        </w:rPr>
+        <w:pStyle w:val="ListBullet"/>
+      </w:pPr>
+      <w:r>
         <w:t>Without opening the old lesson, explain one key idea from Accuracy and Imbalance. Give an example and a mistake that the idea helps you avoid.</w:t>
       </w:r>
     </w:p>
@@ -108,12 +116,9 @@
     </w:p>
     <w:p>
       <w:pPr>
-        <w:spacing w:line="336" w:lineRule="auto" w:after="180"/>
-      </w:pPr>
-      <w:r>
-        <w:rPr>
-          <w:b w:val="0"/>
-        </w:rPr>
+        <w:pStyle w:val="ListBullet"/>
+      </w:pPr>
+      <w:r>
         <w:t>Without opening the old lesson, explain one key idea from Scores and Calibration Intuition. Give an example and a mistake that the idea helps you avoid.</w:t>
       </w:r>
     </w:p>
@@ -150,12 +155,9 @@
     </w:p>
     <w:p>
       <w:pPr>
-        <w:spacing w:line="336" w:lineRule="auto" w:after="180"/>
-      </w:pPr>
-      <w:r>
-        <w:rPr>
-          <w:b w:val="0"/>
-        </w:rPr>
+        <w:pStyle w:val="ListBullet"/>
+      </w:pPr>
+      <w:r>
         <w:t>Without opening the old lesson, explain one key idea from Decision Trees. Give an example and a mistake that the idea helps you avoid.</w:t>
       </w:r>
     </w:p>
@@ -187,159 +189,52 @@
         <w:pStyle w:val="Heading1"/>
       </w:pPr>
       <w:r>
-        <w:t>02. Practise with fading help</w:t>
-      </w:r>
-    </w:p>
-    <w:p>
-      <w:r>
-        <w:t>Complete the supported Precision and Recall trace and record the first step you can explain without help.</w:t>
-      </w:r>
-    </w:p>
-    <w:p>
-      <w:pPr>
-        <w:spacing w:line="336" w:lineRule="auto" w:after="180"/>
-      </w:pPr>
-      <w:r>
-        <w:rPr>
-          <w:b w:val="0"/>
-        </w:rPr>
-        <w:t xml:space="preserve">Use W2: Calculate both ratios for </w:t>
-      </w:r>
-      <w:r>
-        <w:rPr>
-          <w:b/>
-        </w:rPr>
-        <w:t>Precision</w:t>
-      </w:r>
-      <w:r>
-        <w:rPr>
-          <w:b w:val="0"/>
-        </w:rPr>
-        <w:t xml:space="preserve"> </w:t>
-      </w:r>
-      <w:r>
-        <w:rPr>
-          <w:b/>
-        </w:rPr>
-        <w:t>recall</w:t>
-      </w:r>
-      <w:r>
-        <w:rPr>
-          <w:b w:val="0"/>
-        </w:rPr>
-        <w:t xml:space="preserve"> and </w:t>
-      </w:r>
-      <w:r>
-        <w:rPr>
-          <w:b/>
-        </w:rPr>
-        <w:t>denominator</w:t>
-      </w:r>
-      <w:r>
-        <w:rPr>
-          <w:b w:val="0"/>
-        </w:rPr>
-        <w:t>s. Record the answer once; the lesson and workbook refer to the same attempt.</w:t>
-      </w:r>
-    </w:p>
-    <w:tbl>
-      <w:tblPr>
-        <w:tblStyle w:val="LightShading-Accent1"/>
-        <w:tblW w:type="auto" w:w="0"/>
-        <w:tblLook w:firstColumn="1" w:firstRow="1" w:lastColumn="0" w:lastRow="0" w:noHBand="0" w:noVBand="1" w:val="04A0"/>
-      </w:tblPr>
-      <w:tblGrid>
-        <w:gridCol w:w="2556"/>
-        <w:gridCol w:w="2556"/>
-        <w:gridCol w:w="2556"/>
-        <w:gridCol w:w="2556"/>
-      </w:tblGrid>
-      <w:tr>
-        <w:trPr>
-          <w:tblHeader/>
-        </w:trPr>
-        <w:tc>
-          <w:tcPr>
-            <w:tcW w:type="dxa" w:w="2556"/>
-          </w:tcPr>
-          <w:p>
-            <w:r>
-              <w:t>Given inputs</w:t>
-            </w:r>
-          </w:p>
-        </w:tc>
-        <w:tc>
-          <w:tcPr>
-            <w:tcW w:type="dxa" w:w="2556"/>
-          </w:tcPr>
-          <w:p>
-            <w:r>
-              <w:t>Procedure I chose</w:t>
-            </w:r>
-          </w:p>
-        </w:tc>
-        <w:tc>
-          <w:tcPr>
-            <w:tcW w:type="dxa" w:w="2556"/>
-          </w:tcPr>
-          <w:p>
-            <w:r>
-              <w:t>Middle steps</w:t>
-            </w:r>
-          </w:p>
-        </w:tc>
-        <w:tc>
-          <w:tcPr>
-            <w:tcW w:type="dxa" w:w="2556"/>
-          </w:tcPr>
-          <w:p>
-            <w:r>
-              <w:t>Result and check</w:t>
-            </w:r>
-          </w:p>
-        </w:tc>
-      </w:tr>
-      <w:tr>
-        <w:tc>
-          <w:tcPr>
-            <w:tcW w:type="dxa" w:w="2556"/>
-          </w:tcPr>
-          <w:p>
-            <w:r/>
-          </w:p>
-        </w:tc>
-        <w:tc>
-          <w:tcPr>
-            <w:tcW w:type="dxa" w:w="2556"/>
-          </w:tcPr>
-          <w:p>
-            <w:r/>
-          </w:p>
-        </w:tc>
-        <w:tc>
-          <w:tcPr>
-            <w:tcW w:type="dxa" w:w="2556"/>
-          </w:tcPr>
-          <w:p>
-            <w:r/>
-          </w:p>
-        </w:tc>
-        <w:tc>
-          <w:tcPr>
-            <w:tcW w:type="dxa" w:w="2556"/>
-          </w:tcPr>
-          <w:p>
-            <w:r/>
-          </w:p>
-        </w:tc>
-      </w:tr>
-    </w:tbl>
+        <w:t>12. W1 · Explain the mechanism</w:t>
+      </w:r>
+    </w:p>
+    <w:p>
+      <w:r>
+        <w:t>Keep this task’s complete inputs, stated rule and support record together.</w:t>
+      </w:r>
+    </w:p>
+    <w:p>
+      <w:pPr>
+        <w:pStyle w:val="Heading2"/>
+      </w:pPr>
+      <w:r>
+        <w:t>Task and evidence record</w:t>
+      </w:r>
+    </w:p>
+    <w:p>
+      <w:pPr>
+        <w:pStyle w:val="ListBullet"/>
+      </w:pPr>
+      <w:r>
+        <w:t>Main clear/blocked matrix[[12,4],[1,3]]:TP3,FP4,FN1,TN12,precision3/7,recall3/4,accuracy15/20. No predicted positives[[16,0],[4,0]]:precision unavailable,recall0/4. No reference positives[[16,4],[0,0]]:recall unavailable. Picture TP6,FP2,FN4,TN8 gives6/8precision and6/10recall;moving2FNtoTPgives8/10forbothwithdifferentquestionmeanings. Selected independent matrix[[8,2],[3,6]]has19records,precision6/8,recall6/9,accuracy14/19.</w:t>
+      </w:r>
+    </w:p>
+    <w:p>
+      <w:pPr>
+        <w:pStyle w:val="ListBullet"/>
+      </w:pPr>
+      <w:r>
+        <w:t>Reference for this exercise: open this week’s student lesson, “Precision and Recall”, at “See how it works” and “Follow a worked example”. Use the original worked values or code named in the question; the later pictorial case is a separate example. Keep this reference beside your workbook while practising.</w:t>
+      </w:r>
+    </w:p>
+    <w:p>
+      <w:pPr>
+        <w:pStyle w:val="ListBullet"/>
+      </w:pPr>
+      <w:r>
+        <w:t>For the worked matrix, give predicted-positive and reference-positive totals.</w:t>
+      </w:r>
+    </w:p>
     <w:p>
       <w:pPr>
         <w:pStyle w:val="Heading3"/>
       </w:pPr>
       <w:r>
-        <w:t>The step I completed without help, and the hint I needed</w:t>
+        <w:t>My reasoning and evidence</w:t>
       </w:r>
     </w:p>
     <w:p>
@@ -358,74 +253,63 @@
       </w:r>
     </w:p>
     <w:p>
+      <w:r>
+        <w:t>________________________________________________________________</w:t>
+      </w:r>
+    </w:p>
+    <w:p>
+      <w:r>
+        <w:t>________________________________________________________________</w:t>
+      </w:r>
+    </w:p>
+    <w:p>
+      <w:r>
+        <w:t>________________________________________________________________</w:t>
+      </w:r>
+    </w:p>
+    <w:p>
       <w:pPr>
         <w:pStyle w:val="Heading1"/>
       </w:pPr>
       <w:r>
-        <w:t>03. Individual reasoning check</w:t>
-      </w:r>
-    </w:p>
-    <w:p>
-      <w:r>
-        <w:t>Check the proposed Precision and Recall explanation against the supplied facts before discussing it.</w:t>
-      </w:r>
-    </w:p>
-    <w:p>
-      <w:pPr>
-        <w:spacing w:line="336" w:lineRule="auto" w:after="180"/>
-      </w:pPr>
-      <w:r>
-        <w:rPr>
-          <w:b w:val="0"/>
-        </w:rPr>
-        <w:t xml:space="preserve">Use the worked case for </w:t>
-      </w:r>
-      <w:r>
-        <w:rPr>
-          <w:b/>
-        </w:rPr>
-        <w:t>Precision</w:t>
-      </w:r>
-      <w:r>
-        <w:rPr>
-          <w:b w:val="0"/>
-        </w:rPr>
-        <w:t xml:space="preserve"> </w:t>
-      </w:r>
-      <w:r>
-        <w:rPr>
-          <w:b/>
-        </w:rPr>
-        <w:t>recall</w:t>
-      </w:r>
-      <w:r>
-        <w:rPr>
-          <w:b w:val="0"/>
-        </w:rPr>
-        <w:t xml:space="preserve"> and </w:t>
-      </w:r>
-      <w:r>
-        <w:rPr>
-          <w:b/>
-        </w:rPr>
-        <w:t>denominator</w:t>
-      </w:r>
-      <w:r>
-        <w:rPr>
-          <w:b w:val="0"/>
-        </w:rPr>
-        <w:t>s. Proposed explanation: “A final answer is enough”. Decide whether this explanation is supported.</w:t>
-      </w:r>
-    </w:p>
-    <w:p>
-      <w:pPr>
-        <w:spacing w:line="336" w:lineRule="auto" w:after="180"/>
-      </w:pPr>
-      <w:r>
-        <w:rPr>
-          <w:b w:val="0"/>
-        </w:rPr>
-        <w:t>Point to the step or supplied fact that decides; explain your repair if needed.</w:t>
+        <w:t>13. W2 · Trace the current experiment</w:t>
+      </w:r>
+    </w:p>
+    <w:p>
+      <w:r>
+        <w:t>Keep this task’s complete inputs, stated rule and support record together.</w:t>
+      </w:r>
+    </w:p>
+    <w:p>
+      <w:pPr>
+        <w:pStyle w:val="Heading2"/>
+      </w:pPr>
+      <w:r>
+        <w:t>Task and evidence record</w:t>
+      </w:r>
+    </w:p>
+    <w:p>
+      <w:pPr>
+        <w:pStyle w:val="ListBullet"/>
+      </w:pPr>
+      <w:r>
+        <w:t>Main clear/blocked matrix[[12,4],[1,3]]:TP3,FP4,FN1,TN12,precision3/7,recall3/4,accuracy15/20. No predicted positives[[16,0],[4,0]]:precision unavailable,recall0/4. No reference positives[[16,4],[0,0]]:recall unavailable. Picture TP6,FP2,FN4,TN8 gives6/8precision and6/10recall;moving2FNtoTPgives8/10forbothwithdifferentquestionmeanings. Selected independent matrix[[8,2],[3,6]]has19records,precision6/8,recall6/9,accuracy14/19.</w:t>
+      </w:r>
+    </w:p>
+    <w:p>
+      <w:pPr>
+        <w:pStyle w:val="ListBullet"/>
+      </w:pPr>
+      <w:r>
+        <w:t>Reference for this exercise: open this week’s student lesson, “Precision and Recall”, at “See how it works” and “Follow a worked example”. Use the original worked values or code named in the question; the later pictorial case is a separate example. Keep this reference beside your workbook while practising.</w:t>
+      </w:r>
+    </w:p>
+    <w:p>
+      <w:pPr>
+        <w:pStyle w:val="ListBullet"/>
+      </w:pPr>
+      <w:r>
+        <w:t>Calculate precision, recall and accuracy for the worked matrix.</w:t>
       </w:r>
     </w:p>
     <w:p>
@@ -433,7 +317,7 @@
         <w:pStyle w:val="Heading3"/>
       </w:pPr>
       <w:r>
-        <w:t>My explanation before partner discussion</w:t>
+        <w:t>My reasoning and evidence</w:t>
       </w:r>
     </w:p>
     <w:p>
@@ -457,16 +341,50 @@
       </w:r>
     </w:p>
     <w:p>
+      <w:r>
+        <w:t>________________________________________________________________</w:t>
+      </w:r>
+    </w:p>
+    <w:p>
+      <w:r>
+        <w:t>________________________________________________________________</w:t>
+      </w:r>
+    </w:p>
+    <w:p>
       <w:pPr>
         <w:pStyle w:val="Heading1"/>
       </w:pPr>
       <w:r>
-        <w:t>04. Independent transfer case</w:t>
-      </w:r>
-    </w:p>
-    <w:p>
-      <w:r>
-        <w:t>Write one first attempt at the reserved independent case before feedback. Repeated copies of that case refer to the same recorded attempt.</w:t>
+        <w:t>14. W3 · Repair the reasoning</w:t>
+      </w:r>
+    </w:p>
+    <w:p>
+      <w:r>
+        <w:t>Keep this task’s complete inputs, stated rule and support record together.</w:t>
+      </w:r>
+    </w:p>
+    <w:p>
+      <w:pPr>
+        <w:pStyle w:val="Heading2"/>
+      </w:pPr>
+      <w:r>
+        <w:t>Task and evidence record</w:t>
+      </w:r>
+    </w:p>
+    <w:p>
+      <w:pPr>
+        <w:pStyle w:val="ListBullet"/>
+      </w:pPr>
+      <w:r>
+        <w:t>Main clear/blocked matrix[[12,4],[1,3]]:TP3,FP4,FN1,TN12,precision3/7,recall3/4,accuracy15/20. No predicted positives[[16,0],[4,0]]:precision unavailable,recall0/4. No reference positives[[16,4],[0,0]]:recall unavailable. Picture TP6,FP2,FN4,TN8 gives6/8precision and6/10recall;moving2FNtoTPgives8/10forbothwithdifferentquestionmeanings. Selected independent matrix[[8,2],[3,6]]has19records,precision6/8,recall6/9,accuracy14/19.</w:t>
+      </w:r>
+    </w:p>
+    <w:p>
+      <w:pPr>
+        <w:pStyle w:val="ListBullet"/>
+      </w:pPr>
+      <w:r>
+        <w:t>Explain precision and recall for [[16, 0],[4, 0]].</w:t>
       </w:r>
     </w:p>
     <w:p>
@@ -474,42 +392,157 @@
         <w:pStyle w:val="Heading3"/>
       </w:pPr>
       <w:r>
+        <w:t>My reasoning and evidence</w:t>
+      </w:r>
+    </w:p>
+    <w:p>
+      <w:r>
+        <w:t>________________________________________________________________</w:t>
+      </w:r>
+    </w:p>
+    <w:p>
+      <w:r>
+        <w:t>________________________________________________________________</w:t>
+      </w:r>
+    </w:p>
+    <w:p>
+      <w:r>
+        <w:t>________________________________________________________________</w:t>
+      </w:r>
+    </w:p>
+    <w:p>
+      <w:r>
+        <w:t>________________________________________________________________</w:t>
+      </w:r>
+    </w:p>
+    <w:p>
+      <w:r>
+        <w:t>________________________________________________________________</w:t>
+      </w:r>
+    </w:p>
+    <w:p>
+      <w:r>
+        <w:t>________________________________________________________________</w:t>
+      </w:r>
+    </w:p>
+    <w:p>
+      <w:pPr>
+        <w:pStyle w:val="Heading1"/>
+      </w:pPr>
+      <w:r>
+        <w:t>16. W5 · Plan the next check</w:t>
+      </w:r>
+    </w:p>
+    <w:p>
+      <w:r>
+        <w:t>Keep this task’s complete inputs, stated rule and support record together.</w:t>
+      </w:r>
+    </w:p>
+    <w:p>
+      <w:pPr>
+        <w:pStyle w:val="Heading2"/>
+      </w:pPr>
+      <w:r>
+        <w:t>Task and evidence record</w:t>
+      </w:r>
+    </w:p>
+    <w:p>
+      <w:pPr>
+        <w:pStyle w:val="ListBullet"/>
+      </w:pPr>
+      <w:r>
+        <w:t>Main clear/blocked matrix[[12,4],[1,3]]:TP3,FP4,FN1,TN12,precision3/7,recall3/4,accuracy15/20. No predicted positives[[16,0],[4,0]]:precision unavailable,recall0/4. No reference positives[[16,4],[0,0]]:recall unavailable. Picture TP6,FP2,FN4,TN8 gives6/8precision and6/10recall;moving2FNtoTPgives8/10forbothwithdifferentquestionmeanings. Selected independent matrix[[8,2],[3,6]]has19records,precision6/8,recall6/9,accuracy14/19.</w:t>
+      </w:r>
+    </w:p>
+    <w:p>
+      <w:pPr>
+        <w:pStyle w:val="ListBullet"/>
+      </w:pPr>
+      <w:r>
+        <w:t>A team reports recall 100 percent but hides precision and counts. What is missing?</w:t>
+      </w:r>
+    </w:p>
+    <w:p>
+      <w:pPr>
+        <w:pStyle w:val="Heading3"/>
+      </w:pPr>
+      <w:r>
+        <w:t>My reasoning and evidence</w:t>
+      </w:r>
+    </w:p>
+    <w:p>
+      <w:r>
+        <w:t>________________________________________________________________</w:t>
+      </w:r>
+    </w:p>
+    <w:p>
+      <w:r>
+        <w:t>________________________________________________________________</w:t>
+      </w:r>
+    </w:p>
+    <w:p>
+      <w:r>
+        <w:t>________________________________________________________________</w:t>
+      </w:r>
+    </w:p>
+    <w:p>
+      <w:r>
+        <w:t>________________________________________________________________</w:t>
+      </w:r>
+    </w:p>
+    <w:p>
+      <w:r>
+        <w:t>________________________________________________________________</w:t>
+      </w:r>
+    </w:p>
+    <w:p>
+      <w:r>
+        <w:t>________________________________________________________________</w:t>
+      </w:r>
+    </w:p>
+    <w:p>
+      <w:pPr>
+        <w:pStyle w:val="Heading1"/>
+      </w:pPr>
+      <w:r>
+        <w:t>04. Try alone · Selected experiment task</w:t>
+      </w:r>
+    </w:p>
+    <w:p>
+      <w:r>
+        <w:t>Keep this task’s complete inputs, stated rule and support record together.</w:t>
+      </w:r>
+    </w:p>
+    <w:p>
+      <w:pPr>
+        <w:pStyle w:val="Heading2"/>
+      </w:pPr>
+      <w:r>
+        <w:t>Task and evidence record</w:t>
+      </w:r>
+    </w:p>
+    <w:p>
+      <w:pPr>
+        <w:pStyle w:val="ListBullet"/>
+      </w:pPr>
+      <w:r>
+        <w:t>Use clear/blocked on both axes, reference rows and prediction columns, with blocked positive. This supplied matrix has19records; do not use the20-case worked or pictured counts. State predicted-positive and reference-positive totals before dividing. No row IDs, score list or alternative threshold is supplied, so do not invent a threshold comparison for this independent task.</w:t>
+      </w:r>
+    </w:p>
+    <w:p>
+      <w:pPr>
+        <w:pStyle w:val="Heading3"/>
+      </w:pPr>
+      <w:r>
         <w:t>Independent case: Apply independently</w:t>
       </w:r>
     </w:p>
     <w:p>
       <w:pPr>
-        <w:spacing w:line="336" w:lineRule="auto" w:after="180"/>
-      </w:pPr>
-      <w:r>
-        <w:rPr>
-          <w:b w:val="0"/>
-        </w:rPr>
-        <w:t xml:space="preserve">Use [[8, 2],[3, 6]]. Give TP, FP, FN, </w:t>
-      </w:r>
-      <w:r>
-        <w:rPr>
-          <w:b/>
-        </w:rPr>
-        <w:t>precision</w:t>
-      </w:r>
-      <w:r>
-        <w:rPr>
-          <w:b w:val="0"/>
-        </w:rPr>
-        <w:t xml:space="preserve">, </w:t>
-      </w:r>
-      <w:r>
-        <w:rPr>
-          <w:b/>
-        </w:rPr>
-        <w:t>recall</w:t>
-      </w:r>
-      <w:r>
-        <w:rPr>
-          <w:b w:val="0"/>
-        </w:rPr>
-        <w:t xml:space="preserve"> and accuracy.</w:t>
+        <w:pStyle w:val="ListBullet"/>
+      </w:pPr>
+      <w:r>
+        <w:t>Use [[8, 2],[3, 6]]. Give TP, FP, FN, precision, recall and accuracy.</w:t>
       </w:r>
     </w:p>
     <w:p>
@@ -557,12 +590,9 @@
     </w:p>
     <w:p>
       <w:pPr>
-        <w:spacing w:line="336" w:lineRule="auto" w:after="180"/>
-      </w:pPr>
-      <w:r>
-        <w:rPr>
-          <w:b w:val="0"/>
-        </w:rPr>
+        <w:pStyle w:val="ListBullet"/>
+      </w:pPr>
+      <w:r>
         <w:t>Attempt this case before feedback. Record any help. Earlier examples below are further practice; a case already practised with feedback cannot establish fresh transfer.</w:t>
       </w:r>
     </w:p>
@@ -571,60 +601,69 @@
         <w:pStyle w:val="Heading1"/>
       </w:pPr>
       <w:r>
-        <w:t>05. Your learning target</w:t>
-      </w:r>
-    </w:p>
-    <w:p>
-      <w:r>
-        <w:t>Connect the Precision and Recall target to a trace and a justified conclusion.</w:t>
-      </w:r>
-    </w:p>
-    <w:p>
-      <w:pPr>
-        <w:spacing w:line="336" w:lineRule="auto" w:after="180"/>
-        <w:shd w:fill="F5F1FB"/>
-      </w:pPr>
-      <w:r>
-        <w:rPr>
-          <w:b w:val="0"/>
-        </w:rPr>
-        <w:t xml:space="preserve">TP=9,FP=3,FN=6,TN=12. Compute </w:t>
-      </w:r>
-      <w:r>
-        <w:rPr>
-          <w:b/>
-        </w:rPr>
-        <w:t>precision</w:t>
-      </w:r>
-      <w:r>
-        <w:rPr>
-          <w:b w:val="0"/>
-        </w:rPr>
-        <w:t xml:space="preserve"> and </w:t>
-      </w:r>
-      <w:r>
-        <w:rPr>
-          <w:b/>
-        </w:rPr>
-        <w:t>recall</w:t>
-      </w:r>
-      <w:r>
-        <w:rPr>
-          <w:b w:val="0"/>
-        </w:rPr>
-        <w:t xml:space="preserve">. What happens to </w:t>
-      </w:r>
-      <w:r>
-        <w:rPr>
-          <w:b/>
-        </w:rPr>
-        <w:t>precision</w:t>
-      </w:r>
-      <w:r>
-        <w:rPr>
-          <w:b w:val="0"/>
-        </w:rPr>
-        <w:t xml:space="preserve"> when a system predicts no positives?</w:t>
+        <w:t>09. Project · Keep the experiment evidence</w:t>
+      </w:r>
+    </w:p>
+    <w:p>
+      <w:r>
+        <w:t>Keep this task’s complete inputs, stated rule and support record together.</w:t>
+      </w:r>
+    </w:p>
+    <w:p>
+      <w:pPr>
+        <w:pStyle w:val="Heading2"/>
+      </w:pPr>
+      <w:r>
+        <w:t>Task and evidence record</w:t>
+      </w:r>
+    </w:p>
+    <w:p>
+      <w:pPr>
+        <w:pStyle w:val="ListBullet"/>
+      </w:pPr>
+      <w:r>
+        <w:t>Set a Plant Classifier review threshold and explain which error type it prioritizes and who makes the final decision.</w:t>
+      </w:r>
+    </w:p>
+    <w:p>
+      <w:pPr>
+        <w:pStyle w:val="ListBullet"/>
+      </w:pPr>
+      <w:r>
+        <w:t>The project change and evidence I will keep</w:t>
+      </w:r>
+    </w:p>
+    <w:p>
+      <w:pPr>
+        <w:pStyle w:val="Heading3"/>
+      </w:pPr>
+      <w:r>
+        <w:t>Write or draw your reasoning and evidence.</w:t>
+      </w:r>
+    </w:p>
+    <w:p>
+      <w:r>
+        <w:t>________________________________________________________________</w:t>
+      </w:r>
+    </w:p>
+    <w:p>
+      <w:r>
+        <w:t>________________________________________________________________</w:t>
+      </w:r>
+    </w:p>
+    <w:p>
+      <w:r>
+        <w:t>________________________________________________________________</w:t>
+      </w:r>
+    </w:p>
+    <w:p>
+      <w:r>
+        <w:t>________________________________________________________________</w:t>
+      </w:r>
+    </w:p>
+    <w:p>
+      <w:r>
+        <w:t>________________________________________________________________</w:t>
       </w:r>
     </w:p>
     <w:p>
@@ -632,1142 +671,20 @@
         <w:pStyle w:val="Heading1"/>
       </w:pPr>
       <w:r>
-        <w:t>06. Solve the given case</w:t>
-      </w:r>
-    </w:p>
-    <w:p>
-      <w:r>
-        <w:t>Solve the supplied Precision and Recall case and show the deciding evidence.</w:t>
-      </w:r>
-    </w:p>
-    <w:p>
-      <w:pPr>
-        <w:spacing w:line="336" w:lineRule="auto" w:after="180"/>
-      </w:pPr>
-      <w:r>
-        <w:rPr>
-          <w:b w:val="0"/>
-        </w:rPr>
-        <w:t>Positive is spotted: TP=8, FP=2, FN=4.</w:t>
-      </w:r>
-    </w:p>
-    <w:p>
-      <w:pPr>
-        <w:spacing w:line="336" w:lineRule="auto" w:after="180"/>
-      </w:pPr>
-      <w:r>
-        <w:rPr>
-          <w:b w:val="0"/>
-        </w:rPr>
-        <w:t xml:space="preserve">Compute </w:t>
-      </w:r>
-      <w:r>
-        <w:rPr>
-          <w:b/>
-        </w:rPr>
-        <w:t>precision</w:t>
-      </w:r>
-      <w:r>
-        <w:rPr>
-          <w:b w:val="0"/>
-        </w:rPr>
-        <w:t xml:space="preserve"> and </w:t>
-      </w:r>
-      <w:r>
-        <w:rPr>
-          <w:b/>
-        </w:rPr>
-        <w:t>recall</w:t>
-      </w:r>
-      <w:r>
-        <w:rPr>
-          <w:b w:val="0"/>
-        </w:rPr>
-        <w:t>.</w:t>
-      </w:r>
-    </w:p>
-    <w:p>
-      <w:pPr>
-        <w:spacing w:line="336" w:lineRule="auto" w:after="180"/>
-      </w:pPr>
-      <w:r>
-        <w:rPr>
-          <w:b w:val="0"/>
-        </w:rPr>
-        <w:t xml:space="preserve">Show your trace, calculation or </w:t>
-      </w:r>
-      <w:r>
-        <w:rPr>
-          <w:b/>
-        </w:rPr>
-        <w:t>evidence</w:t>
-      </w:r>
-    </w:p>
-    <w:p>
-      <w:pPr>
-        <w:pStyle w:val="Heading3"/>
-      </w:pPr>
-      <w:r>
-        <w:t>Write or draw your reasoning and evidence.</w:t>
-      </w:r>
-    </w:p>
-    <w:p>
-      <w:r>
-        <w:t>________________________________________________________________</w:t>
-      </w:r>
-    </w:p>
-    <w:p>
-      <w:r>
-        <w:t>________________________________________________________________</w:t>
-      </w:r>
-    </w:p>
-    <w:p>
-      <w:r>
-        <w:t>________________________________________________________________</w:t>
-      </w:r>
-    </w:p>
-    <w:p>
-      <w:r>
-        <w:t>________________________________________________________________</w:t>
-      </w:r>
-    </w:p>
-    <w:p>
-      <w:r>
-        <w:t>________________________________________________________________</w:t>
-      </w:r>
-    </w:p>
-    <w:p>
-      <w:pPr>
-        <w:pStyle w:val="Heading1"/>
-      </w:pPr>
-      <w:r>
-        <w:t>07. Check a changed case</w:t>
-      </w:r>
-    </w:p>
-    <w:p>
-      <w:r>
-        <w:t>Apply the procedure to the changed case and record why the conclusion follows.</w:t>
-      </w:r>
-    </w:p>
-    <w:p>
-      <w:pPr>
-        <w:spacing w:line="336" w:lineRule="auto" w:after="180"/>
-      </w:pPr>
-      <w:r>
-        <w:rPr>
-          <w:b w:val="0"/>
-        </w:rPr>
-        <w:t xml:space="preserve">With disease positive, TP=6, FP=2 and FN=4. Calculate </w:t>
-      </w:r>
-      <w:r>
-        <w:rPr>
-          <w:b/>
-        </w:rPr>
-        <w:t>precision</w:t>
-      </w:r>
-      <w:r>
-        <w:rPr>
-          <w:b w:val="0"/>
-        </w:rPr>
-        <w:t xml:space="preserve"> and </w:t>
-      </w:r>
-      <w:r>
-        <w:rPr>
-          <w:b/>
-        </w:rPr>
-        <w:t>recall</w:t>
-      </w:r>
-      <w:r>
-        <w:rPr>
-          <w:b w:val="0"/>
-        </w:rPr>
-        <w:t xml:space="preserve">, showing both </w:t>
-      </w:r>
-      <w:r>
-        <w:rPr>
-          <w:b/>
-        </w:rPr>
-        <w:t>denominator</w:t>
-      </w:r>
-      <w:r>
-        <w:rPr>
-          <w:b w:val="0"/>
-        </w:rPr>
-        <w:t>s.</w:t>
-      </w:r>
-    </w:p>
-    <w:p>
-      <w:pPr>
-        <w:spacing w:line="336" w:lineRule="auto" w:after="180"/>
-      </w:pPr>
-      <w:r>
-        <w:rPr>
-          <w:b w:val="0"/>
-        </w:rPr>
-        <w:t>My independent answer and reason</w:t>
-      </w:r>
-    </w:p>
-    <w:p>
-      <w:pPr>
-        <w:pStyle w:val="Heading3"/>
-      </w:pPr>
-      <w:r>
-        <w:t>Write or draw your reasoning and evidence.</w:t>
-      </w:r>
-    </w:p>
-    <w:p>
-      <w:r>
-        <w:t>________________________________________________________________</w:t>
-      </w:r>
-    </w:p>
-    <w:p>
-      <w:r>
-        <w:t>________________________________________________________________</w:t>
-      </w:r>
-    </w:p>
-    <w:p>
-      <w:r>
-        <w:t>________________________________________________________________</w:t>
-      </w:r>
-    </w:p>
-    <w:p>
-      <w:r>
-        <w:t>________________________________________________________________</w:t>
-      </w:r>
-    </w:p>
-    <w:p>
-      <w:r>
-        <w:t>________________________________________________________________</w:t>
-      </w:r>
-    </w:p>
-    <w:p>
-      <w:pPr>
-        <w:pStyle w:val="Heading3"/>
-      </w:pPr>
-      <w:r>
-        <w:t>Week 17 Test and reflect</w:t>
-      </w:r>
-    </w:p>
-    <w:p>
-      <w:pPr>
-        <w:pStyle w:val="Heading1"/>
-      </w:pPr>
-      <w:r>
-        <w:t>08. Design a revealing test</w:t>
-      </w:r>
-    </w:p>
-    <w:p>
-      <w:r>
-        <w:t>Specify a changed input, expected result and observation separately.</w:t>
-      </w:r>
-    </w:p>
-    <w:p>
-      <w:pPr>
-        <w:spacing w:line="336" w:lineRule="auto" w:after="180"/>
-      </w:pPr>
-      <w:r>
-        <w:rPr>
-          <w:b w:val="0"/>
-        </w:rPr>
-        <w:t xml:space="preserve">Create a changed </w:t>
-      </w:r>
-      <w:r>
-        <w:rPr>
-          <w:b/>
-        </w:rPr>
-        <w:t>input</w:t>
-      </w:r>
-      <w:r>
-        <w:rPr>
-          <w:b w:val="0"/>
-        </w:rPr>
-        <w:t xml:space="preserve">, boundary case or </w:t>
-      </w:r>
-      <w:r>
-        <w:rPr>
-          <w:b/>
-        </w:rPr>
-        <w:t>miss</w:t>
-      </w:r>
-      <w:r>
-        <w:rPr>
-          <w:b w:val="0"/>
-        </w:rPr>
-        <w:t>ing-information case. Write the expected answer or safe response before testing.</w:t>
-      </w:r>
-    </w:p>
-    <w:tbl>
-      <w:tblPr>
-        <w:tblStyle w:val="LightShading-Accent1"/>
-        <w:tblW w:type="auto" w:w="0"/>
-        <w:tblLook w:firstColumn="1" w:firstRow="1" w:lastColumn="0" w:lastRow="0" w:noHBand="0" w:noVBand="1" w:val="04A0"/>
-      </w:tblPr>
-      <w:tblGrid>
-        <w:gridCol w:w="5112"/>
-        <w:gridCol w:w="5112"/>
-      </w:tblGrid>
-      <w:tr>
-        <w:trPr>
-          <w:tblHeader/>
-        </w:trPr>
-        <w:tc>
-          <w:tcPr>
-            <w:tcW w:type="dxa" w:w="5112"/>
-          </w:tcPr>
-          <w:p>
-            <w:r>
-              <w:t>Test record</w:t>
-            </w:r>
-          </w:p>
-        </w:tc>
-        <w:tc>
-          <w:tcPr>
-            <w:tcW w:type="dxa" w:w="5112"/>
-          </w:tcPr>
-          <w:p>
-            <w:r>
-              <w:t>My evidence</w:t>
-            </w:r>
-          </w:p>
-        </w:tc>
-      </w:tr>
-      <w:tr>
-        <w:tc>
-          <w:tcPr>
-            <w:tcW w:type="dxa" w:w="5112"/>
-          </w:tcPr>
-          <w:p>
-            <w:r>
-              <w:t>Changed input or condition</w:t>
-            </w:r>
-          </w:p>
-        </w:tc>
-        <w:tc>
-          <w:tcPr>
-            <w:tcW w:type="dxa" w:w="5112"/>
-          </w:tcPr>
-          <w:p>
-            <w:r/>
-          </w:p>
-        </w:tc>
-      </w:tr>
-      <w:tr>
-        <w:tc>
-          <w:tcPr>
-            <w:tcW w:type="dxa" w:w="5112"/>
-          </w:tcPr>
-          <w:p>
-            <w:r>
-              <w:t>Expected answer or fallback</w:t>
-            </w:r>
-          </w:p>
-        </w:tc>
-        <w:tc>
-          <w:tcPr>
-            <w:tcW w:type="dxa" w:w="5112"/>
-          </w:tcPr>
-          <w:p>
-            <w:r/>
-          </w:p>
-        </w:tc>
-      </w:tr>
-      <w:tr>
-        <w:tc>
-          <w:tcPr>
-            <w:tcW w:type="dxa" w:w="5112"/>
-          </w:tcPr>
-          <w:p>
-            <w:r>
-              <w:t>Observed result</w:t>
-            </w:r>
-          </w:p>
-        </w:tc>
-        <w:tc>
-          <w:tcPr>
-            <w:tcW w:type="dxa" w:w="5112"/>
-          </w:tcPr>
-          <w:p>
-            <w:r/>
-          </w:p>
-        </w:tc>
-      </w:tr>
-      <w:tr>
-        <w:tc>
-          <w:tcPr>
-            <w:tcW w:type="dxa" w:w="5112"/>
-          </w:tcPr>
-          <w:p>
-            <w:r>
-              <w:t>Why the result occurred</w:t>
-            </w:r>
-          </w:p>
-        </w:tc>
-        <w:tc>
-          <w:tcPr>
-            <w:tcW w:type="dxa" w:w="5112"/>
-          </w:tcPr>
-          <w:p>
-            <w:r/>
-          </w:p>
-        </w:tc>
-      </w:tr>
-    </w:tbl>
-    <w:p>
-      <w:pPr>
-        <w:pStyle w:val="Heading1"/>
-      </w:pPr>
-      <w:r>
-        <w:t>09. Project checkpoint</w:t>
-      </w:r>
-    </w:p>
-    <w:p>
-      <w:r>
-        <w:t>Justify what Precision and Recall adds to Responsible Plant Classifier and keep the evidence.</w:t>
-      </w:r>
-    </w:p>
-    <w:p>
-      <w:pPr>
-        <w:spacing w:line="336" w:lineRule="auto" w:after="180"/>
-      </w:pPr>
-      <w:r>
-        <w:rPr>
-          <w:b w:val="0"/>
-        </w:rPr>
-        <w:t>Set a Plant Classifier review threshold and explain which error type it prioritizes and who makes the final decision.</w:t>
-      </w:r>
-    </w:p>
-    <w:p>
-      <w:pPr>
-        <w:spacing w:line="336" w:lineRule="auto" w:after="180"/>
-      </w:pPr>
-      <w:r>
-        <w:rPr>
-          <w:b w:val="0"/>
-        </w:rPr>
-        <w:t xml:space="preserve">The project change and </w:t>
-      </w:r>
-      <w:r>
-        <w:rPr>
-          <w:b/>
-        </w:rPr>
-        <w:t>evidence</w:t>
-      </w:r>
-      <w:r>
-        <w:rPr>
-          <w:b w:val="0"/>
-        </w:rPr>
-        <w:t xml:space="preserve"> I will keep</w:t>
-      </w:r>
-    </w:p>
-    <w:p>
-      <w:pPr>
-        <w:pStyle w:val="Heading3"/>
-      </w:pPr>
-      <w:r>
-        <w:t>Write or draw your reasoning and evidence.</w:t>
-      </w:r>
-    </w:p>
-    <w:p>
-      <w:r>
-        <w:t>________________________________________________________________</w:t>
-      </w:r>
-    </w:p>
-    <w:p>
-      <w:r>
-        <w:t>________________________________________________________________</w:t>
-      </w:r>
-    </w:p>
-    <w:p>
-      <w:r>
-        <w:t>________________________________________________________________</w:t>
-      </w:r>
-    </w:p>
-    <w:p>
-      <w:r>
-        <w:t>________________________________________________________________</w:t>
-      </w:r>
-    </w:p>
-    <w:p>
-      <w:r>
-        <w:t>________________________________________________________________</w:t>
-      </w:r>
-    </w:p>
-    <w:p>
-      <w:pPr>
-        <w:pStyle w:val="Heading1"/>
-      </w:pPr>
-      <w:r>
-        <w:t>10. Self check</w:t>
-      </w:r>
-    </w:p>
-    <w:p>
-      <w:r>
-        <w:t>Judge explanation, evidence, transfer and limits separately; attach the work behind your judgement.</w:t>
-      </w:r>
-    </w:p>
-    <w:p>
-      <w:pPr>
-        <w:pStyle w:val="ListBullet"/>
-      </w:pPr>
-      <w:r>
-        <w:t>I can explain the mechanism.</w:t>
-      </w:r>
-    </w:p>
-    <w:p>
-      <w:pPr>
-        <w:pStyle w:val="ListBullet"/>
-      </w:pPr>
-      <w:r>
-        <w:t>I can show evidence.</w:t>
-      </w:r>
-    </w:p>
-    <w:p>
-      <w:pPr>
-        <w:pStyle w:val="ListBullet"/>
-      </w:pPr>
-      <w:r>
-        <w:t>I can handle a changed case.</w:t>
-      </w:r>
-    </w:p>
-    <w:p>
-      <w:pPr>
-        <w:pStyle w:val="ListBullet"/>
-      </w:pPr>
-      <w:r>
-        <w:t>I can name a limit.</w:t>
-      </w:r>
-    </w:p>
-    <w:p>
-      <w:r>
-        <w:t>Mark each as not yet, with help or independently, and attach supporting work.</w:t>
-      </w:r>
-    </w:p>
-    <w:p>
-      <w:pPr>
-        <w:spacing w:line="336" w:lineRule="auto" w:after="180"/>
-      </w:pPr>
-      <w:r>
-        <w:rPr>
-          <w:b w:val="0"/>
-        </w:rPr>
-        <w:t>Teacher review ____________________  Next step ____________________</w:t>
-      </w:r>
-    </w:p>
-    <w:p>
-      <w:pPr>
-        <w:pStyle w:val="Heading1"/>
-      </w:pPr>
-      <w:r>
-        <w:t>11. Transfer practice from the original programme</w:t>
-      </w:r>
-    </w:p>
-    <w:p>
-      <w:r>
-        <w:t>Use this earlier case as transfer practice. A case already discussed with feedback is not fresh assessment evidence.</w:t>
-      </w:r>
-    </w:p>
-    <w:p>
-      <w:pPr>
-        <w:spacing w:line="336" w:lineRule="auto" w:after="180"/>
-        <w:shd w:fill="F5F1FB"/>
-      </w:pPr>
-      <w:r>
-        <w:rPr>
-          <w:b w:val="0"/>
-        </w:rPr>
-        <w:t xml:space="preserve">TP=9,FP=3,FN=6,TN=12. Compute </w:t>
-      </w:r>
-      <w:r>
-        <w:rPr>
-          <w:b/>
-        </w:rPr>
-        <w:t>precision</w:t>
-      </w:r>
-      <w:r>
-        <w:rPr>
-          <w:b w:val="0"/>
-        </w:rPr>
-        <w:t xml:space="preserve"> and </w:t>
-      </w:r>
-      <w:r>
-        <w:rPr>
-          <w:b/>
-        </w:rPr>
-        <w:t>recall</w:t>
-      </w:r>
-      <w:r>
-        <w:rPr>
-          <w:b w:val="0"/>
-        </w:rPr>
-        <w:t xml:space="preserve">. What happens to </w:t>
-      </w:r>
-      <w:r>
-        <w:rPr>
-          <w:b/>
-        </w:rPr>
-        <w:t>precision</w:t>
-      </w:r>
-      <w:r>
-        <w:rPr>
-          <w:b w:val="0"/>
-        </w:rPr>
-        <w:t xml:space="preserve"> when a system predicts no positives?</w:t>
-      </w:r>
-    </w:p>
-    <w:p>
-      <w:pPr>
-        <w:pStyle w:val="Heading3"/>
-      </w:pPr>
-      <w:r>
-        <w:t>My independently reasoned answer</w:t>
-      </w:r>
-    </w:p>
-    <w:p>
-      <w:r>
-        <w:t>________________________________________________________________</w:t>
-      </w:r>
-    </w:p>
-    <w:p>
-      <w:r>
-        <w:t>________________________________________________________________</w:t>
-      </w:r>
-    </w:p>
-    <w:p>
-      <w:r>
-        <w:t>________________________________________________________________</w:t>
-      </w:r>
-    </w:p>
-    <w:p>
-      <w:r>
-        <w:t>________________________________________________________________</w:t>
-      </w:r>
-    </w:p>
-    <w:p>
-      <w:r>
-        <w:t>________________________________________________________________</w:t>
-      </w:r>
-    </w:p>
-    <w:p>
-      <w:r>
-        <w:t>________________________________________________________________</w:t>
-      </w:r>
-    </w:p>
-    <w:p>
-      <w:r>
-        <w:t>________________________________________________________________</w:t>
-      </w:r>
-    </w:p>
-    <w:p>
-      <w:pPr>
-        <w:spacing w:line="336" w:lineRule="auto" w:after="180"/>
-      </w:pPr>
-      <w:r>
-        <w:rPr>
-          <w:b w:val="0"/>
-        </w:rPr>
-        <w:t>Record support used: none, hint or teacher explanation.</w:t>
-      </w:r>
-    </w:p>
-    <w:p>
-      <w:pPr>
-        <w:pStyle w:val="Heading1"/>
-      </w:pPr>
-      <w:r>
-        <w:t>12. W1 Identify the groups</w:t>
-      </w:r>
-    </w:p>
-    <w:p>
-      <w:r>
-        <w:t>Identify the groups. Apply the supplied Precision and Recall facts and keep your reasoning.</w:t>
-      </w:r>
-    </w:p>
-    <w:p>
-      <w:pPr>
-        <w:pStyle w:val="Heading3"/>
-      </w:pPr>
-      <w:r>
-        <w:t>Where to find the supplied example</w:t>
-      </w:r>
-    </w:p>
-    <w:p>
-      <w:pPr>
-        <w:spacing w:line="336" w:lineRule="auto" w:after="180"/>
-        <w:shd w:fill="F1F6F8"/>
-      </w:pPr>
-      <w:r>
-        <w:rPr>
-          <w:b w:val="0"/>
-        </w:rPr>
-        <w:t>Reference for this exercise: open this week’s student lesson, “Precision and Recall”, at “See how it works” and “Follow a worked example”. Use the original worked values or code named in the question; the later pictorial case is a separate example. Keep this reference beside your workbook while practising.</w:t>
-      </w:r>
-    </w:p>
-    <w:p>
-      <w:pPr>
-        <w:spacing w:line="336" w:lineRule="auto" w:after="180"/>
-      </w:pPr>
-      <w:r>
-        <w:rPr>
-          <w:b w:val="0"/>
-        </w:rPr>
-        <w:t>For the worked matrix, give predicted-positive and reference-positive totals.</w:t>
-      </w:r>
-    </w:p>
-    <w:p>
-      <w:pPr>
-        <w:pStyle w:val="Heading3"/>
-      </w:pPr>
-      <w:r>
-        <w:t>My reasoning and evidence</w:t>
-      </w:r>
-    </w:p>
-    <w:p>
-      <w:r>
-        <w:t>________________________________________________________________</w:t>
-      </w:r>
-    </w:p>
-    <w:p>
-      <w:r>
-        <w:t>________________________________________________________________</w:t>
-      </w:r>
-    </w:p>
-    <w:p>
-      <w:r>
-        <w:t>________________________________________________________________</w:t>
-      </w:r>
-    </w:p>
-    <w:p>
-      <w:r>
-        <w:t>________________________________________________________________</w:t>
-      </w:r>
-    </w:p>
-    <w:p>
-      <w:r>
-        <w:t>________________________________________________________________</w:t>
-      </w:r>
-    </w:p>
-    <w:p>
-      <w:r>
-        <w:t>________________________________________________________________</w:t>
-      </w:r>
-    </w:p>
-    <w:p>
-      <w:pPr>
-        <w:pStyle w:val="Heading1"/>
-      </w:pPr>
-      <w:r>
-        <w:t>13. W2 Calculate both ratios</w:t>
-      </w:r>
-    </w:p>
-    <w:p>
-      <w:r>
-        <w:t>Calculate both ratios. Apply the supplied Precision and Recall facts and keep your reasoning.</w:t>
-      </w:r>
-    </w:p>
-    <w:p>
-      <w:pPr>
-        <w:pStyle w:val="Heading3"/>
-      </w:pPr>
-      <w:r>
-        <w:t>Where to find the supplied example</w:t>
-      </w:r>
-    </w:p>
-    <w:p>
-      <w:pPr>
-        <w:spacing w:line="336" w:lineRule="auto" w:after="180"/>
-        <w:shd w:fill="F1F6F8"/>
-      </w:pPr>
-      <w:r>
-        <w:rPr>
-          <w:b w:val="0"/>
-        </w:rPr>
-        <w:t>Reference for this exercise: open this week’s student lesson, “Precision and Recall”, at “See how it works” and “Follow a worked example”. Use the original worked values or code named in the question; the later pictorial case is a separate example. Keep this reference beside your workbook while practising.</w:t>
-      </w:r>
-    </w:p>
-    <w:p>
-      <w:pPr>
-        <w:spacing w:line="336" w:lineRule="auto" w:after="180"/>
-      </w:pPr>
-      <w:r>
-        <w:rPr>
-          <w:b w:val="0"/>
-        </w:rPr>
-        <w:t xml:space="preserve">Calculate </w:t>
-      </w:r>
-      <w:r>
-        <w:rPr>
-          <w:b/>
-        </w:rPr>
-        <w:t>precision</w:t>
-      </w:r>
-      <w:r>
-        <w:rPr>
-          <w:b w:val="0"/>
-        </w:rPr>
-        <w:t xml:space="preserve">, </w:t>
-      </w:r>
-      <w:r>
-        <w:rPr>
-          <w:b/>
-        </w:rPr>
-        <w:t>recall</w:t>
-      </w:r>
-      <w:r>
-        <w:rPr>
-          <w:b w:val="0"/>
-        </w:rPr>
-        <w:t xml:space="preserve"> and accuracy for the worked matrix.</w:t>
-      </w:r>
-    </w:p>
-    <w:p>
-      <w:pPr>
-        <w:pStyle w:val="Heading3"/>
-      </w:pPr>
-      <w:r>
-        <w:t>My reasoning and evidence</w:t>
-      </w:r>
-    </w:p>
-    <w:p>
-      <w:r>
-        <w:t>________________________________________________________________</w:t>
-      </w:r>
-    </w:p>
-    <w:p>
-      <w:r>
-        <w:t>________________________________________________________________</w:t>
-      </w:r>
-    </w:p>
-    <w:p>
-      <w:r>
-        <w:t>________________________________________________________________</w:t>
-      </w:r>
-    </w:p>
-    <w:p>
-      <w:r>
-        <w:t>________________________________________________________________</w:t>
-      </w:r>
-    </w:p>
-    <w:p>
-      <w:r>
-        <w:t>________________________________________________________________</w:t>
-      </w:r>
-    </w:p>
-    <w:p>
-      <w:r>
-        <w:t>________________________________________________________________</w:t>
-      </w:r>
-    </w:p>
-    <w:p>
-      <w:pPr>
-        <w:pStyle w:val="Heading1"/>
-      </w:pPr>
-      <w:r>
-        <w:t>14. W3 Handle no flags</w:t>
-      </w:r>
-    </w:p>
-    <w:p>
-      <w:r>
-        <w:t>Handle no flags. Apply the supplied Precision and Recall facts and keep your reasoning.</w:t>
-      </w:r>
-    </w:p>
-    <w:p>
-      <w:pPr>
-        <w:spacing w:line="336" w:lineRule="auto" w:after="180"/>
-      </w:pPr>
-      <w:r>
-        <w:rPr>
-          <w:b w:val="0"/>
-        </w:rPr>
-        <w:t xml:space="preserve">Explain </w:t>
-      </w:r>
-      <w:r>
-        <w:rPr>
-          <w:b/>
-        </w:rPr>
-        <w:t>precision</w:t>
-      </w:r>
-      <w:r>
-        <w:rPr>
-          <w:b w:val="0"/>
-        </w:rPr>
-        <w:t xml:space="preserve"> and </w:t>
-      </w:r>
-      <w:r>
-        <w:rPr>
-          <w:b/>
-        </w:rPr>
-        <w:t>recall</w:t>
-      </w:r>
-      <w:r>
-        <w:rPr>
-          <w:b w:val="0"/>
-        </w:rPr>
-        <w:t xml:space="preserve"> for [[16, 0],[4, 0]].</w:t>
-      </w:r>
-    </w:p>
-    <w:p>
-      <w:pPr>
-        <w:pStyle w:val="Heading3"/>
-      </w:pPr>
-      <w:r>
-        <w:t>My reasoning and evidence</w:t>
-      </w:r>
-    </w:p>
-    <w:p>
-      <w:r>
-        <w:t>________________________________________________________________</w:t>
-      </w:r>
-    </w:p>
-    <w:p>
-      <w:r>
-        <w:t>________________________________________________________________</w:t>
-      </w:r>
-    </w:p>
-    <w:p>
-      <w:r>
-        <w:t>________________________________________________________________</w:t>
-      </w:r>
-    </w:p>
-    <w:p>
-      <w:r>
-        <w:t>________________________________________________________________</w:t>
-      </w:r>
-    </w:p>
-    <w:p>
-      <w:r>
-        <w:t>________________________________________________________________</w:t>
-      </w:r>
-    </w:p>
-    <w:p>
-      <w:r>
-        <w:t>________________________________________________________________</w:t>
-      </w:r>
-    </w:p>
-    <w:p>
-      <w:pPr>
-        <w:pStyle w:val="Heading1"/>
-      </w:pPr>
-      <w:r>
-        <w:t>15. W4 Apply independently</w:t>
-      </w:r>
-    </w:p>
-    <w:p>
-      <w:r>
-        <w:t>Attempt before feedback. If this repeats the selected independent case, reuse that first attempt; otherwise keep a separate record. Apply independently. Apply the supplied Precision and Recall facts and keep your reasoning.</w:t>
-      </w:r>
-    </w:p>
-    <w:p>
-      <w:pPr>
-        <w:pStyle w:val="Heading3"/>
-      </w:pPr>
-      <w:r>
-        <w:t>Rules supplied for this independent case</w:t>
-      </w:r>
-    </w:p>
-    <w:p>
-      <w:pPr>
-        <w:spacing w:line="336" w:lineRule="auto" w:after="180"/>
-        <w:shd w:fill="F1F6F8"/>
-      </w:pPr>
-      <w:r>
-        <w:rPr>
-          <w:b w:val="0"/>
-        </w:rPr>
-        <w:t>Matrix convention for this exercise: rows are reference classes [clear, blocked]; columns are predicted classes [clear, blocked]. Blocked is the positive class, so the layout is [[TN, FP], [FN, TP]].</w:t>
-      </w:r>
-    </w:p>
-    <w:p>
-      <w:pPr>
-        <w:spacing w:line="336" w:lineRule="auto" w:after="180"/>
-      </w:pPr>
-      <w:r>
-        <w:rPr>
-          <w:b w:val="0"/>
-        </w:rPr>
-        <w:t xml:space="preserve">Use [[8, 2],[3, 6]]. Give TP, FP, FN, </w:t>
-      </w:r>
-      <w:r>
-        <w:rPr>
-          <w:b/>
-        </w:rPr>
-        <w:t>precision</w:t>
-      </w:r>
-      <w:r>
-        <w:rPr>
-          <w:b w:val="0"/>
-        </w:rPr>
-        <w:t xml:space="preserve">, </w:t>
-      </w:r>
-      <w:r>
-        <w:rPr>
-          <w:b/>
-        </w:rPr>
-        <w:t>recall</w:t>
-      </w:r>
-      <w:r>
-        <w:rPr>
-          <w:b w:val="0"/>
-        </w:rPr>
-        <w:t xml:space="preserve"> and accuracy.</w:t>
-      </w:r>
-    </w:p>
-    <w:p>
-      <w:pPr>
-        <w:pStyle w:val="Heading3"/>
-      </w:pPr>
-      <w:r>
-        <w:t>My reasoning and evidence</w:t>
-      </w:r>
-    </w:p>
-    <w:p>
-      <w:r>
-        <w:t>________________________________________________________________</w:t>
-      </w:r>
-    </w:p>
-    <w:p>
-      <w:r>
-        <w:t>________________________________________________________________</w:t>
-      </w:r>
-    </w:p>
-    <w:p>
-      <w:r>
-        <w:t>________________________________________________________________</w:t>
-      </w:r>
-    </w:p>
-    <w:p>
-      <w:r>
-        <w:t>________________________________________________________________</w:t>
-      </w:r>
-    </w:p>
-    <w:p>
-      <w:r>
-        <w:t>________________________________________________________________</w:t>
-      </w:r>
-    </w:p>
-    <w:p>
-      <w:r>
-        <w:t>________________________________________________________________</w:t>
-      </w:r>
-    </w:p>
-    <w:p>
-      <w:r>
-        <w:t>________________________________________________________________</w:t>
-      </w:r>
-    </w:p>
-    <w:p>
-      <w:r>
-        <w:t>________________________________________________________________</w:t>
-      </w:r>
-    </w:p>
-    <w:p>
-      <w:pPr>
-        <w:pStyle w:val="Heading1"/>
-      </w:pPr>
-      <w:r>
-        <w:t>16. W5 Limit a claim</w:t>
-      </w:r>
-    </w:p>
-    <w:p>
-      <w:r>
-        <w:t>Limit a claim. Apply the supplied Precision and Recall facts and keep your reasoning.</w:t>
-      </w:r>
-    </w:p>
-    <w:p>
-      <w:pPr>
-        <w:spacing w:line="336" w:lineRule="auto" w:after="180"/>
-        <w:shd w:fill="F5F1FB"/>
-      </w:pPr>
-      <w:r>
-        <w:rPr>
-          <w:b w:val="0"/>
-        </w:rPr>
-        <w:t xml:space="preserve">A team reports </w:t>
-      </w:r>
-      <w:r>
-        <w:rPr>
-          <w:b/>
-        </w:rPr>
-        <w:t>recall</w:t>
-      </w:r>
-      <w:r>
-        <w:rPr>
-          <w:b w:val="0"/>
-        </w:rPr>
-        <w:t xml:space="preserve"> 100 percent but hides </w:t>
-      </w:r>
-      <w:r>
-        <w:rPr>
-          <w:b/>
-        </w:rPr>
-        <w:t>precision</w:t>
-      </w:r>
-      <w:r>
-        <w:rPr>
-          <w:b w:val="0"/>
-        </w:rPr>
-        <w:t xml:space="preserve"> and counts. What is </w:t>
-      </w:r>
-      <w:r>
-        <w:rPr>
-          <w:b/>
-        </w:rPr>
-        <w:t>miss</w:t>
-      </w:r>
-      <w:r>
-        <w:rPr>
-          <w:b w:val="0"/>
-        </w:rPr>
-        <w:t>ing?</w:t>
-      </w:r>
-    </w:p>
-    <w:p>
-      <w:pPr>
-        <w:pStyle w:val="Heading3"/>
-      </w:pPr>
-      <w:r>
-        <w:t>My reasoning and evidence</w:t>
-      </w:r>
-    </w:p>
-    <w:p>
-      <w:r>
-        <w:t>________________________________________________________________</w:t>
-      </w:r>
-    </w:p>
-    <w:p>
-      <w:r>
-        <w:t>________________________________________________________________</w:t>
-      </w:r>
-    </w:p>
-    <w:p>
-      <w:r>
-        <w:t>________________________________________________________________</w:t>
-      </w:r>
-    </w:p>
-    <w:p>
-      <w:r>
-        <w:t>________________________________________________________________</w:t>
-      </w:r>
-    </w:p>
-    <w:p>
-      <w:r>
-        <w:t>________________________________________________________________</w:t>
-      </w:r>
-    </w:p>
-    <w:p>
-      <w:r>
-        <w:t>________________________________________________________________</w:t>
-      </w:r>
-    </w:p>
-    <w:p>
-      <w:pPr>
-        <w:pStyle w:val="Heading1"/>
-      </w:pPr>
-      <w:r>
-        <w:t>17. Feedback, return check and learning record</w:t>
-      </w:r>
-    </w:p>
-    <w:p>
-      <w:r>
-        <w:t>Record the first repaired step and a different case to revisit after a delay.</w:t>
+        <w:t>17. Feedback · Repair and return</w:t>
+      </w:r>
+    </w:p>
+    <w:p>
+      <w:r>
+        <w:t>Keep this task’s complete inputs, stated rule and support record together.</w:t>
+      </w:r>
+    </w:p>
+    <w:p>
+      <w:pPr>
+        <w:pStyle w:val="Heading2"/>
+      </w:pPr>
+      <w:r>
+        <w:t>Task and evidence record</w:t>
       </w:r>
     </w:p>
     <w:tbl>
@@ -1908,12 +825,9 @@
     </w:tbl>
     <w:p>
       <w:pPr>
-        <w:spacing w:line="336" w:lineRule="auto" w:after="180"/>
-      </w:pPr>
-      <w:r>
-        <w:rPr>
-          <w:b w:val="0"/>
-        </w:rPr>
+        <w:pStyle w:val="ListBullet"/>
+      </w:pPr>
+      <w:r>
         <w:t>Revisit this idea with your teacher after a delay. Familiarity is different from explaining and using it on a changed case.</w:t>
       </w:r>
     </w:p>
@@ -1922,93 +836,785 @@
         <w:pStyle w:val="Heading1"/>
       </w:pPr>
       <w:r>
-        <w:t>18. Pictorial case practice: Precision and Recall</w:t>
-      </w:r>
-    </w:p>
-    <w:p>
-      <w:r>
-        <w:t>Put precision and recall denominators on the picture instead of memorising names. Explain the labelled step before checking the changed condition.</w:t>
-      </w:r>
-    </w:p>
-    <w:p>
-      <w:pPr>
-        <w:spacing w:line="336" w:lineRule="auto" w:after="180"/>
-      </w:pPr>
-      <w:r>
-        <w:rPr>
-          <w:b w:val="0"/>
-        </w:rPr>
-        <w:t xml:space="preserve">Put </w:t>
-      </w:r>
-      <w:r>
-        <w:rPr>
-          <w:b/>
-        </w:rPr>
-        <w:t>precision</w:t>
-      </w:r>
-      <w:r>
-        <w:rPr>
-          <w:b w:val="0"/>
-        </w:rPr>
-        <w:t xml:space="preserve"> and </w:t>
-      </w:r>
-      <w:r>
-        <w:rPr>
-          <w:b/>
-        </w:rPr>
-        <w:t>recall</w:t>
-      </w:r>
-      <w:r>
-        <w:rPr>
-          <w:b w:val="0"/>
-        </w:rPr>
-        <w:t xml:space="preserve"> </w:t>
-      </w:r>
-      <w:r>
-        <w:rPr>
-          <w:b/>
-        </w:rPr>
-        <w:t>denominator</w:t>
-      </w:r>
-      <w:r>
-        <w:rPr>
-          <w:b w:val="0"/>
-        </w:rPr>
-        <w:t>s on the picture instead of memorising names.</w:t>
-      </w:r>
-    </w:p>
-    <w:p>
-      <w:pPr>
-        <w:spacing w:line="336" w:lineRule="auto" w:after="180"/>
-      </w:pPr>
-      <w:r>
-        <w:rPr>
-          <w:b w:val="0"/>
-        </w:rPr>
+        <w:t>10. Finish · Judge your evidence</w:t>
+      </w:r>
+    </w:p>
+    <w:p>
+      <w:r>
+        <w:t>Keep this task’s complete inputs, stated rule and support record together.</w:t>
+      </w:r>
+    </w:p>
+    <w:p>
+      <w:pPr>
+        <w:pStyle w:val="Heading2"/>
+      </w:pPr>
+      <w:r>
+        <w:t>Task and evidence record</w:t>
+      </w:r>
+    </w:p>
+    <w:p>
+      <w:pPr>
+        <w:pStyle w:val="ListBullet"/>
+      </w:pPr>
+      <w:r>
+        <w:t>I can explain the mechanism. I can show evidence. I can handle a changed case. I can name a limit. Mark each as not yet, with help or independently, and attach supporting work.</w:t>
+      </w:r>
+    </w:p>
+    <w:p>
+      <w:pPr>
+        <w:pStyle w:val="ListBullet"/>
+      </w:pPr>
+      <w:r>
+        <w:t>Teacher review ____________________  Next step ____________________</w:t>
+      </w:r>
+    </w:p>
+    <w:p>
+      <w:pPr>
+        <w:pStyle w:val="Heading1"/>
+      </w:pPr>
+      <w:r>
+        <w:t>Reference bank and extra practice</w:t>
+      </w:r>
+    </w:p>
+    <w:p>
+      <w:pPr>
+        <w:pStyle w:val="Heading1"/>
+      </w:pPr>
+      <w:r>
+        <w:t>02. Reference · Supported W2 record</w:t>
+      </w:r>
+    </w:p>
+    <w:p>
+      <w:r>
+        <w:t>Keep this task’s complete inputs, stated rule and support record together.</w:t>
+      </w:r>
+    </w:p>
+    <w:p>
+      <w:pPr>
+        <w:pStyle w:val="Heading2"/>
+      </w:pPr>
+      <w:r>
+        <w:t>Task and evidence record</w:t>
+      </w:r>
+    </w:p>
+    <w:p>
+      <w:pPr>
+        <w:pStyle w:val="ListBullet"/>
+      </w:pPr>
+      <w:r>
+        <w:t>Use W2: Calculate both ratios for Precision recall and denominators. Record the answer once; the lesson and workbook refer to the same attempt.</w:t>
+      </w:r>
+    </w:p>
+    <w:tbl>
+      <w:tblPr>
+        <w:tblStyle w:val="LightShading-Accent1"/>
+        <w:tblW w:type="auto" w:w="0"/>
+        <w:tblLook w:firstColumn="1" w:firstRow="1" w:lastColumn="0" w:lastRow="0" w:noHBand="0" w:noVBand="1" w:val="04A0"/>
+      </w:tblPr>
+      <w:tblGrid>
+        <w:gridCol w:w="2556"/>
+        <w:gridCol w:w="2556"/>
+        <w:gridCol w:w="2556"/>
+        <w:gridCol w:w="2556"/>
+      </w:tblGrid>
+      <w:tr>
+        <w:trPr>
+          <w:tblHeader/>
+        </w:trPr>
+        <w:tc>
+          <w:tcPr>
+            <w:tcW w:type="dxa" w:w="2556"/>
+          </w:tcPr>
+          <w:p>
+            <w:r>
+              <w:t>Given inputs</w:t>
+            </w:r>
+          </w:p>
+        </w:tc>
+        <w:tc>
+          <w:tcPr>
+            <w:tcW w:type="dxa" w:w="2556"/>
+          </w:tcPr>
+          <w:p>
+            <w:r>
+              <w:t>Procedure I chose</w:t>
+            </w:r>
+          </w:p>
+        </w:tc>
+        <w:tc>
+          <w:tcPr>
+            <w:tcW w:type="dxa" w:w="2556"/>
+          </w:tcPr>
+          <w:p>
+            <w:r>
+              <w:t>Middle steps</w:t>
+            </w:r>
+          </w:p>
+        </w:tc>
+        <w:tc>
+          <w:tcPr>
+            <w:tcW w:type="dxa" w:w="2556"/>
+          </w:tcPr>
+          <w:p>
+            <w:r>
+              <w:t>Result and check</w:t>
+            </w:r>
+          </w:p>
+        </w:tc>
+      </w:tr>
+      <w:tr>
+        <w:tc>
+          <w:tcPr>
+            <w:tcW w:type="dxa" w:w="2556"/>
+          </w:tcPr>
+          <w:p>
+            <w:r/>
+          </w:p>
+        </w:tc>
+        <w:tc>
+          <w:tcPr>
+            <w:tcW w:type="dxa" w:w="2556"/>
+          </w:tcPr>
+          <w:p>
+            <w:r/>
+          </w:p>
+        </w:tc>
+        <w:tc>
+          <w:tcPr>
+            <w:tcW w:type="dxa" w:w="2556"/>
+          </w:tcPr>
+          <w:p>
+            <w:r/>
+          </w:p>
+        </w:tc>
+        <w:tc>
+          <w:tcPr>
+            <w:tcW w:type="dxa" w:w="2556"/>
+          </w:tcPr>
+          <w:p>
+            <w:r/>
+          </w:p>
+        </w:tc>
+      </w:tr>
+    </w:tbl>
+    <w:p>
+      <w:pPr>
+        <w:pStyle w:val="Heading3"/>
+      </w:pPr>
+      <w:r>
+        <w:t>The step I completed without help, and the hint I needed</w:t>
+      </w:r>
+    </w:p>
+    <w:p>
+      <w:r>
+        <w:t>________________________________________________________________</w:t>
+      </w:r>
+    </w:p>
+    <w:p>
+      <w:r>
+        <w:t>________________________________________________________________</w:t>
+      </w:r>
+    </w:p>
+    <w:p>
+      <w:r>
+        <w:t>________________________________________________________________</w:t>
+      </w:r>
+    </w:p>
+    <w:p>
+      <w:pPr>
+        <w:pStyle w:val="Heading1"/>
+      </w:pPr>
+      <w:r>
+        <w:t>03. Extra practice · Individual reasoning check</w:t>
+      </w:r>
+    </w:p>
+    <w:p>
+      <w:r>
+        <w:t>Keep this task’s complete inputs, stated rule and support record together.</w:t>
+      </w:r>
+    </w:p>
+    <w:p>
+      <w:pPr>
+        <w:pStyle w:val="Heading2"/>
+      </w:pPr>
+      <w:r>
+        <w:t>Task and evidence record</w:t>
+      </w:r>
+    </w:p>
+    <w:p>
+      <w:pPr>
+        <w:pStyle w:val="ListBullet"/>
+      </w:pPr>
+      <w:r>
+        <w:t>Use the worked case for Precision recall and denominators. Proposed explanation: “A final answer is enough”. Decide whether this explanation is supported. Point to the step or supplied fact that decides; explain your repair if needed.</w:t>
+      </w:r>
+    </w:p>
+    <w:p>
+      <w:pPr>
+        <w:pStyle w:val="Heading3"/>
+      </w:pPr>
+      <w:r>
+        <w:t>My explanation before partner discussion</w:t>
+      </w:r>
+    </w:p>
+    <w:p>
+      <w:r>
+        <w:t>________________________________________________________________</w:t>
+      </w:r>
+    </w:p>
+    <w:p>
+      <w:r>
+        <w:t>________________________________________________________________</w:t>
+      </w:r>
+    </w:p>
+    <w:p>
+      <w:r>
+        <w:t>________________________________________________________________</w:t>
+      </w:r>
+    </w:p>
+    <w:p>
+      <w:r>
+        <w:t>________________________________________________________________</w:t>
+      </w:r>
+    </w:p>
+    <w:p>
+      <w:pPr>
+        <w:pStyle w:val="Heading1"/>
+      </w:pPr>
+      <w:r>
+        <w:t>05. Reference · Earlier learning target</w:t>
+      </w:r>
+    </w:p>
+    <w:p>
+      <w:r>
+        <w:t>Keep this task’s complete inputs, stated rule and support record together.</w:t>
+      </w:r>
+    </w:p>
+    <w:p>
+      <w:pPr>
+        <w:pStyle w:val="Heading2"/>
+      </w:pPr>
+      <w:r>
+        <w:t>Task and evidence record</w:t>
+      </w:r>
+    </w:p>
+    <w:p>
+      <w:pPr>
+        <w:pStyle w:val="ListBullet"/>
+      </w:pPr>
+      <w:r>
+        <w:t>TP=9,FP=3,FN=6,TN=12. Compute precision and recall. What happens to precision when a system predicts no positives?</w:t>
+      </w:r>
+    </w:p>
+    <w:p>
+      <w:pPr>
+        <w:pStyle w:val="Heading1"/>
+      </w:pPr>
+      <w:r>
+        <w:t>06. Extra practice · Earlier complete case</w:t>
+      </w:r>
+    </w:p>
+    <w:p>
+      <w:r>
+        <w:t>Keep this task’s complete inputs, stated rule and support record together.</w:t>
+      </w:r>
+    </w:p>
+    <w:p>
+      <w:pPr>
+        <w:pStyle w:val="Heading2"/>
+      </w:pPr>
+      <w:r>
+        <w:t>Task and evidence record</w:t>
+      </w:r>
+    </w:p>
+    <w:p>
+      <w:pPr>
+        <w:pStyle w:val="ListBullet"/>
+      </w:pPr>
+      <w:r>
+        <w:t>Positive is spotted: TP=8, FP=2, FN=4.</w:t>
+      </w:r>
+    </w:p>
+    <w:p>
+      <w:pPr>
+        <w:pStyle w:val="ListBullet"/>
+      </w:pPr>
+      <w:r>
+        <w:t>Compute precision and recall.</w:t>
+      </w:r>
+    </w:p>
+    <w:p>
+      <w:pPr>
+        <w:pStyle w:val="ListBullet"/>
+      </w:pPr>
+      <w:r>
+        <w:t>Show your trace, calculation or evidence</w:t>
+      </w:r>
+    </w:p>
+    <w:p>
+      <w:pPr>
+        <w:pStyle w:val="Heading3"/>
+      </w:pPr>
+      <w:r>
+        <w:t>Write or draw your reasoning and evidence.</w:t>
+      </w:r>
+    </w:p>
+    <w:p>
+      <w:r>
+        <w:t>________________________________________________________________</w:t>
+      </w:r>
+    </w:p>
+    <w:p>
+      <w:r>
+        <w:t>________________________________________________________________</w:t>
+      </w:r>
+    </w:p>
+    <w:p>
+      <w:r>
+        <w:t>________________________________________________________________</w:t>
+      </w:r>
+    </w:p>
+    <w:p>
+      <w:r>
+        <w:t>________________________________________________________________</w:t>
+      </w:r>
+    </w:p>
+    <w:p>
+      <w:r>
+        <w:t>________________________________________________________________</w:t>
+      </w:r>
+    </w:p>
+    <w:p>
+      <w:pPr>
+        <w:pStyle w:val="Heading1"/>
+      </w:pPr>
+      <w:r>
+        <w:t>07. Extra practice · Changed case</w:t>
+      </w:r>
+    </w:p>
+    <w:p>
+      <w:r>
+        <w:t>Keep this task’s complete inputs, stated rule and support record together.</w:t>
+      </w:r>
+    </w:p>
+    <w:p>
+      <w:pPr>
+        <w:pStyle w:val="Heading2"/>
+      </w:pPr>
+      <w:r>
+        <w:t>Task and evidence record</w:t>
+      </w:r>
+    </w:p>
+    <w:p>
+      <w:pPr>
+        <w:pStyle w:val="ListBullet"/>
+      </w:pPr>
+      <w:r>
+        <w:t>With disease positive, TP=6, FP=2 and FN=4. Calculate precision and recall, showing both denominators.</w:t>
+      </w:r>
+    </w:p>
+    <w:p>
+      <w:pPr>
+        <w:pStyle w:val="ListBullet"/>
+      </w:pPr>
+      <w:r>
+        <w:t>My independent answer and reason</w:t>
+      </w:r>
+    </w:p>
+    <w:p>
+      <w:pPr>
+        <w:pStyle w:val="Heading3"/>
+      </w:pPr>
+      <w:r>
+        <w:t>Write or draw your reasoning and evidence.</w:t>
+      </w:r>
+    </w:p>
+    <w:p>
+      <w:r>
+        <w:t>________________________________________________________________</w:t>
+      </w:r>
+    </w:p>
+    <w:p>
+      <w:r>
+        <w:t>________________________________________________________________</w:t>
+      </w:r>
+    </w:p>
+    <w:p>
+      <w:r>
+        <w:t>________________________________________________________________</w:t>
+      </w:r>
+    </w:p>
+    <w:p>
+      <w:r>
+        <w:t>________________________________________________________________</w:t>
+      </w:r>
+    </w:p>
+    <w:p>
+      <w:r>
+        <w:t>________________________________________________________________</w:t>
+      </w:r>
+    </w:p>
+    <w:p>
+      <w:pPr>
+        <w:pStyle w:val="Heading3"/>
+      </w:pPr>
+      <w:r>
+        <w:t>Week 17 Test and reflect</w:t>
+      </w:r>
+    </w:p>
+    <w:p>
+      <w:pPr>
+        <w:pStyle w:val="Heading1"/>
+      </w:pPr>
+      <w:r>
+        <w:t>08. Extra practice · Design a revealing test</w:t>
+      </w:r>
+    </w:p>
+    <w:p>
+      <w:r>
+        <w:t>Keep this task’s complete inputs, stated rule and support record together.</w:t>
+      </w:r>
+    </w:p>
+    <w:p>
+      <w:pPr>
+        <w:pStyle w:val="Heading2"/>
+      </w:pPr>
+      <w:r>
+        <w:t>Task and evidence record</w:t>
+      </w:r>
+    </w:p>
+    <w:p>
+      <w:pPr>
+        <w:pStyle w:val="ListBullet"/>
+      </w:pPr>
+      <w:r>
+        <w:t>Create a changed input, boundary case or missing-information case. Write the expected answer or safe response before testing.</w:t>
+      </w:r>
+    </w:p>
+    <w:tbl>
+      <w:tblPr>
+        <w:tblStyle w:val="LightShading-Accent1"/>
+        <w:tblW w:type="auto" w:w="0"/>
+        <w:tblLook w:firstColumn="1" w:firstRow="1" w:lastColumn="0" w:lastRow="0" w:noHBand="0" w:noVBand="1" w:val="04A0"/>
+      </w:tblPr>
+      <w:tblGrid>
+        <w:gridCol w:w="5112"/>
+        <w:gridCol w:w="5112"/>
+      </w:tblGrid>
+      <w:tr>
+        <w:trPr>
+          <w:tblHeader/>
+        </w:trPr>
+        <w:tc>
+          <w:tcPr>
+            <w:tcW w:type="dxa" w:w="5112"/>
+          </w:tcPr>
+          <w:p>
+            <w:r>
+              <w:t>Test record</w:t>
+            </w:r>
+          </w:p>
+        </w:tc>
+        <w:tc>
+          <w:tcPr>
+            <w:tcW w:type="dxa" w:w="5112"/>
+          </w:tcPr>
+          <w:p>
+            <w:r>
+              <w:t>My evidence</w:t>
+            </w:r>
+          </w:p>
+        </w:tc>
+      </w:tr>
+      <w:tr>
+        <w:tc>
+          <w:tcPr>
+            <w:tcW w:type="dxa" w:w="5112"/>
+          </w:tcPr>
+          <w:p>
+            <w:r>
+              <w:t>Changed input or condition</w:t>
+            </w:r>
+          </w:p>
+        </w:tc>
+        <w:tc>
+          <w:tcPr>
+            <w:tcW w:type="dxa" w:w="5112"/>
+          </w:tcPr>
+          <w:p>
+            <w:r/>
+          </w:p>
+        </w:tc>
+      </w:tr>
+      <w:tr>
+        <w:tc>
+          <w:tcPr>
+            <w:tcW w:type="dxa" w:w="5112"/>
+          </w:tcPr>
+          <w:p>
+            <w:r>
+              <w:t>Expected answer or fallback</w:t>
+            </w:r>
+          </w:p>
+        </w:tc>
+        <w:tc>
+          <w:tcPr>
+            <w:tcW w:type="dxa" w:w="5112"/>
+          </w:tcPr>
+          <w:p>
+            <w:r/>
+          </w:p>
+        </w:tc>
+      </w:tr>
+      <w:tr>
+        <w:tc>
+          <w:tcPr>
+            <w:tcW w:type="dxa" w:w="5112"/>
+          </w:tcPr>
+          <w:p>
+            <w:r>
+              <w:t>Observed result</w:t>
+            </w:r>
+          </w:p>
+        </w:tc>
+        <w:tc>
+          <w:tcPr>
+            <w:tcW w:type="dxa" w:w="5112"/>
+          </w:tcPr>
+          <w:p>
+            <w:r/>
+          </w:p>
+        </w:tc>
+      </w:tr>
+      <w:tr>
+        <w:tc>
+          <w:tcPr>
+            <w:tcW w:type="dxa" w:w="5112"/>
+          </w:tcPr>
+          <w:p>
+            <w:r>
+              <w:t>Why the result occurred</w:t>
+            </w:r>
+          </w:p>
+        </w:tc>
+        <w:tc>
+          <w:tcPr>
+            <w:tcW w:type="dxa" w:w="5112"/>
+          </w:tcPr>
+          <w:p>
+            <w:r/>
+          </w:p>
+        </w:tc>
+      </w:tr>
+    </w:tbl>
+    <w:p>
+      <w:pPr>
+        <w:pStyle w:val="Heading1"/>
+      </w:pPr>
+      <w:r>
+        <w:t>11. Extra practice · Earlier transfer</w:t>
+      </w:r>
+    </w:p>
+    <w:p>
+      <w:r>
+        <w:t>Keep this task’s complete inputs, stated rule and support record together.</w:t>
+      </w:r>
+    </w:p>
+    <w:p>
+      <w:pPr>
+        <w:pStyle w:val="Heading2"/>
+      </w:pPr>
+      <w:r>
+        <w:t>Task and evidence record</w:t>
+      </w:r>
+    </w:p>
+    <w:p>
+      <w:pPr>
+        <w:pStyle w:val="ListBullet"/>
+      </w:pPr>
+      <w:r>
+        <w:t>TP=9,FP=3,FN=6,TN=12. Compute precision and recall. What happens to precision when a system predicts no positives?</w:t>
+      </w:r>
+    </w:p>
+    <w:p>
+      <w:pPr>
+        <w:pStyle w:val="Heading3"/>
+      </w:pPr>
+      <w:r>
+        <w:t>My independently reasoned answer</w:t>
+      </w:r>
+    </w:p>
+    <w:p>
+      <w:r>
+        <w:t>________________________________________________________________</w:t>
+      </w:r>
+    </w:p>
+    <w:p>
+      <w:r>
+        <w:t>________________________________________________________________</w:t>
+      </w:r>
+    </w:p>
+    <w:p>
+      <w:r>
+        <w:t>________________________________________________________________</w:t>
+      </w:r>
+    </w:p>
+    <w:p>
+      <w:r>
+        <w:t>________________________________________________________________</w:t>
+      </w:r>
+    </w:p>
+    <w:p>
+      <w:r>
+        <w:t>________________________________________________________________</w:t>
+      </w:r>
+    </w:p>
+    <w:p>
+      <w:r>
+        <w:t>________________________________________________________________</w:t>
+      </w:r>
+    </w:p>
+    <w:p>
+      <w:r>
+        <w:t>________________________________________________________________</w:t>
+      </w:r>
+    </w:p>
+    <w:p>
+      <w:pPr>
+        <w:pStyle w:val="ListBullet"/>
+      </w:pPr>
+      <w:r>
+        <w:t>Record support used: none, hint or teacher explanation.</w:t>
+      </w:r>
+    </w:p>
+    <w:p>
+      <w:pPr>
+        <w:pStyle w:val="Heading1"/>
+      </w:pPr>
+      <w:r>
+        <w:t>15. Reference · Earlier W4 record</w:t>
+      </w:r>
+    </w:p>
+    <w:p>
+      <w:r>
+        <w:t>Keep this task’s complete inputs, stated rule and support record together.</w:t>
+      </w:r>
+    </w:p>
+    <w:p>
+      <w:pPr>
+        <w:pStyle w:val="Heading2"/>
+      </w:pPr>
+      <w:r>
+        <w:t>Task and evidence record</w:t>
+      </w:r>
+    </w:p>
+    <w:p>
+      <w:pPr>
+        <w:pStyle w:val="ListBullet"/>
+      </w:pPr>
+      <w:r>
+        <w:t>Matrix convention for this exercise: rows are reference classes [clear, blocked]; columns are predicted classes [clear, blocked]. Blocked is the positive class, so the layout is [[TN, FP], [FN, TP]].</w:t>
+      </w:r>
+    </w:p>
+    <w:p>
+      <w:pPr>
+        <w:pStyle w:val="ListBullet"/>
+      </w:pPr>
+      <w:r>
+        <w:t>Use [[8, 2],[3, 6]]. Give TP, FP, FN, precision, recall and accuracy.</w:t>
+      </w:r>
+    </w:p>
+    <w:p>
+      <w:pPr>
+        <w:pStyle w:val="Heading3"/>
+      </w:pPr>
+      <w:r>
+        <w:t>My reasoning and evidence</w:t>
+      </w:r>
+    </w:p>
+    <w:p>
+      <w:r>
+        <w:t>________________________________________________________________</w:t>
+      </w:r>
+    </w:p>
+    <w:p>
+      <w:r>
+        <w:t>________________________________________________________________</w:t>
+      </w:r>
+    </w:p>
+    <w:p>
+      <w:r>
+        <w:t>________________________________________________________________</w:t>
+      </w:r>
+    </w:p>
+    <w:p>
+      <w:r>
+        <w:t>________________________________________________________________</w:t>
+      </w:r>
+    </w:p>
+    <w:p>
+      <w:r>
+        <w:t>________________________________________________________________</w:t>
+      </w:r>
+    </w:p>
+    <w:p>
+      <w:r>
+        <w:t>________________________________________________________________</w:t>
+      </w:r>
+    </w:p>
+    <w:p>
+      <w:r>
+        <w:t>________________________________________________________________</w:t>
+      </w:r>
+    </w:p>
+    <w:p>
+      <w:r>
+        <w:t>________________________________________________________________</w:t>
+      </w:r>
+    </w:p>
+    <w:p>
+      <w:pPr>
+        <w:pStyle w:val="Heading1"/>
+      </w:pPr>
+      <w:r>
+        <w:t>18. Extra practice · Pictured case</w:t>
+      </w:r>
+    </w:p>
+    <w:p>
+      <w:r>
+        <w:t>Keep this task’s complete inputs, stated rule and support record together.</w:t>
+      </w:r>
+    </w:p>
+    <w:p>
+      <w:pPr>
+        <w:pStyle w:val="Heading2"/>
+      </w:pPr>
+      <w:r>
+        <w:t>Task and evidence record</w:t>
+      </w:r>
+    </w:p>
+    <w:p>
+      <w:pPr>
+        <w:pStyle w:val="ListBullet"/>
+      </w:pPr>
+      <w:r>
+        <w:t>Put precision and recall denominators on the picture instead of memorising names.</w:t>
+      </w:r>
+    </w:p>
+    <w:p>
+      <w:pPr>
+        <w:pStyle w:val="ListBullet"/>
+      </w:pPr>
+      <w:r>
         <w:t>Positive means spotted. TP=6, FP=2, FN=4, TN=8 in twenty fictional leaves.</w:t>
       </w:r>
     </w:p>
     <w:p>
       <w:pPr>
-        <w:spacing w:line="336" w:lineRule="auto" w:after="180"/>
-      </w:pPr>
-      <w:r>
-        <w:rPr>
-          <w:b w:val="0"/>
-        </w:rPr>
-        <w:t xml:space="preserve">All </w:t>
-      </w:r>
-      <w:r>
-        <w:rPr>
-          <w:b/>
-        </w:rPr>
-        <w:t>input</w:t>
-      </w:r>
-      <w:r>
-        <w:rPr>
-          <w:b w:val="0"/>
-        </w:rPr>
-        <w:t>s and outcomes in this worked example are invented classroom data; no real model run is claimed.</w:t>
+        <w:pStyle w:val="ListBullet"/>
+      </w:pPr>
+      <w:r>
+        <w:t>All inputs and outcomes in this worked example are invented classroom data; no real model run is claimed.</w:t>
       </w:r>
     </w:p>
     <w:p>
@@ -2085,61 +1691,10 @@
     </w:p>
     <w:p>
       <w:pPr>
-        <w:spacing w:line="336" w:lineRule="auto" w:after="180"/>
-      </w:pPr>
-      <w:r>
-        <w:rPr>
-          <w:b w:val="0"/>
-        </w:rPr>
-        <w:t xml:space="preserve">Were the original </w:t>
-      </w:r>
-      <w:r>
-        <w:rPr>
-          <w:b/>
-        </w:rPr>
-        <w:t>precision</w:t>
-      </w:r>
-      <w:r>
-        <w:rPr>
-          <w:b w:val="0"/>
-        </w:rPr>
-        <w:t xml:space="preserve"> and </w:t>
-      </w:r>
-      <w:r>
-        <w:rPr>
-          <w:b/>
-        </w:rPr>
-        <w:t>recall</w:t>
-      </w:r>
-      <w:r>
-        <w:rPr>
-          <w:b w:val="0"/>
-        </w:rPr>
-        <w:t xml:space="preserve"> </w:t>
-      </w:r>
-      <w:r>
-        <w:rPr>
-          <w:b/>
-        </w:rPr>
-        <w:t>denominator</w:t>
-      </w:r>
-      <w:r>
-        <w:rPr>
-          <w:b w:val="0"/>
-        </w:rPr>
-        <w:t xml:space="preserve">s the same? Point to the relevant step in the picture, then write the changed result and the rule or </w:t>
-      </w:r>
-      <w:r>
-        <w:rPr>
-          <w:b/>
-        </w:rPr>
-        <w:t>evidence</w:t>
-      </w:r>
-      <w:r>
-        <w:rPr>
-          <w:b w:val="0"/>
-        </w:rPr>
-        <w:t xml:space="preserve"> that supports it.</w:t>
+        <w:pStyle w:val="ListBullet"/>
+      </w:pPr>
+      <w:r>
+        <w:t>Were the original precision and recall denominators the same? Point to the relevant step in the picture, then write the changed result and the rule or evidence that supports it.</w:t>
       </w:r>
     </w:p>
     <w:p>
@@ -2182,68 +1737,18 @@
     </w:p>
     <w:p>
       <w:pPr>
-        <w:pStyle w:val="Heading3"/>
-      </w:pPr>
-      <w:r>
-        <w:t>Record the help used</w:t>
-      </w:r>
-    </w:p>
-    <w:p>
-      <w:pPr>
-        <w:spacing w:line="336" w:lineRule="auto" w:after="180"/>
-        <w:shd w:fill="F1F6F8"/>
-      </w:pPr>
-      <w:r>
-        <w:rPr>
-          <w:b w:val="0"/>
-        </w:rPr>
-        <w:t xml:space="preserve">Support used: alone / hint / worked example. This record is practice </w:t>
-      </w:r>
-      <w:r>
-        <w:rPr>
-          <w:b/>
-        </w:rPr>
-        <w:t>evidence</w:t>
-      </w:r>
-      <w:r>
-        <w:rPr>
-          <w:b w:val="0"/>
-        </w:rPr>
-        <w:t>.</w:t>
-      </w:r>
-    </w:p>
-    <w:p>
-      <w:pPr>
-        <w:spacing w:line="336" w:lineRule="auto" w:after="180"/>
-      </w:pPr>
-      <w:r>
-        <w:rPr>
-          <w:b w:val="0"/>
-        </w:rPr>
-        <w:t xml:space="preserve">Project connection: For your Responsible Plant Classifier, save the </w:t>
-      </w:r>
-      <w:r>
-        <w:rPr>
-          <w:b/>
-        </w:rPr>
-        <w:t>input</w:t>
-      </w:r>
-      <w:r>
-        <w:rPr>
-          <w:b w:val="0"/>
-        </w:rPr>
-        <w:t>, procedure, observed result and limitation of this check.</w:t>
-      </w:r>
-    </w:p>
-    <w:p>
-      <w:pPr>
-        <w:spacing w:line="336" w:lineRule="auto" w:after="180"/>
-      </w:pPr>
-      <w:r>
-        <w:rPr>
-          <w:b w:val="0"/>
-        </w:rPr>
-        <w:t>Label this worked example as practice; use a different, previously unreviewed case when checking independent understanding.</w:t>
+        <w:pStyle w:val="ListBullet"/>
+      </w:pPr>
+      <w:r>
+        <w:t>Support used: alone / hint / worked example. This record is practice evidence.</w:t>
+      </w:r>
+    </w:p>
+    <w:p>
+      <w:pPr>
+        <w:pStyle w:val="ListBullet"/>
+      </w:pPr>
+      <w:r>
+        <w:t>Project connection: For your Responsible Plant Classifier, save the input, procedure, observed result and limitation of this check. Label this worked example as practice; use a different, previously unreviewed case when checking independent understanding.</w:t>
       </w:r>
     </w:p>
     <w:p>
@@ -2251,68 +1756,44 @@
         <w:pStyle w:val="Heading1"/>
       </w:pPr>
       <w:r>
-        <w:t>19. Project portfolio milestone</w:t>
-      </w:r>
-    </w:p>
-    <w:p>
-      <w:r>
-        <w:t>Keep this week’s input, deciding step, result and limit together in the Responsible Plant Classifier record.</w:t>
-      </w:r>
-    </w:p>
-    <w:p>
-      <w:pPr>
-        <w:spacing w:line="336" w:lineRule="auto" w:after="180"/>
-      </w:pPr>
-      <w:r>
-        <w:rPr>
-          <w:b w:val="0"/>
-        </w:rPr>
+        <w:t>19. Reference · Project portfolio milestone</w:t>
+      </w:r>
+    </w:p>
+    <w:p>
+      <w:r>
+        <w:t>Keep this task’s complete inputs, stated rule and support record together.</w:t>
+      </w:r>
+    </w:p>
+    <w:p>
+      <w:pPr>
+        <w:pStyle w:val="Heading2"/>
+      </w:pPr>
+      <w:r>
+        <w:t>Task and evidence record</w:t>
+      </w:r>
+    </w:p>
+    <w:p>
+      <w:pPr>
+        <w:pStyle w:val="ListBullet"/>
+      </w:pPr>
+      <w:r>
         <w:t>Project: Responsible Plant Classifier</w:t>
       </w:r>
     </w:p>
     <w:p>
       <w:pPr>
-        <w:spacing w:line="336" w:lineRule="auto" w:after="180"/>
-      </w:pPr>
-      <w:r>
-        <w:rPr>
-          <w:b w:val="0"/>
-        </w:rPr>
+        <w:pStyle w:val="ListBullet"/>
+      </w:pPr>
+      <w:r>
         <w:t>Current milestone: Test changed cases. Keep normal, boundary and failure cases; compare expected and observed results.</w:t>
       </w:r>
     </w:p>
     <w:p>
       <w:pPr>
-        <w:spacing w:line="336" w:lineRule="auto" w:after="180"/>
-      </w:pPr>
-      <w:r>
-        <w:rPr>
-          <w:b w:val="0"/>
-        </w:rPr>
-        <w:t xml:space="preserve">For your Responsible Plant Classifier, save the </w:t>
-      </w:r>
-      <w:r>
-        <w:rPr>
-          <w:b/>
-        </w:rPr>
-        <w:t>input</w:t>
-      </w:r>
-      <w:r>
-        <w:rPr>
-          <w:b w:val="0"/>
-        </w:rPr>
-        <w:t>, procedure, observed result and limitation of this check.</w:t>
-      </w:r>
-    </w:p>
-    <w:p>
-      <w:pPr>
-        <w:spacing w:line="336" w:lineRule="auto" w:after="180"/>
-      </w:pPr>
-      <w:r>
-        <w:rPr>
-          <w:b w:val="0"/>
-        </w:rPr>
-        <w:t>Label this worked example as practice; use a different, previously unreviewed case when checking independent understanding.</w:t>
+        <w:pStyle w:val="ListBullet"/>
+      </w:pPr>
+      <w:r>
+        <w:t>For your Responsible Plant Classifier, save the input, procedure, observed result and limitation of this check. Label this worked example as practice; use a different, previously unreviewed case when checking independent understanding.</w:t>
       </w:r>
     </w:p>
     <w:tbl>
@@ -2469,12 +1950,651 @@
         <w:pStyle w:val="Heading1"/>
       </w:pPr>
       <w:r>
-        <w:t>20. Supported practice and learning evidence</w:t>
-      </w:r>
-    </w:p>
-    <w:p>
-      <w:r>
-        <w:t>Try the supported questions before comparing with hints and feedback. Record what you repaired and the evidence you retained.</w:t>
+        <w:t>20. Extra practice · Predict, check and repair</w:t>
+      </w:r>
+    </w:p>
+    <w:p>
+      <w:r>
+        <w:t>Keep supported feedback separate from the reserved independent case.</w:t>
+      </w:r>
+    </w:p>
+    <w:p>
+      <w:pPr>
+        <w:pStyle w:val="Heading2"/>
+      </w:pPr>
+      <w:r>
+        <w:t>First supported question and hint</w:t>
+      </w:r>
+    </w:p>
+    <w:p>
+      <w:pPr>
+        <w:pStyle w:val="ListBullet"/>
+      </w:pPr>
+      <w:r>
+        <w:t>Put precision and recall denominators on the picture instead of memorising names.</w:t>
+      </w:r>
+    </w:p>
+    <w:p>
+      <w:pPr>
+        <w:pStyle w:val="Heading3"/>
+      </w:pPr>
+      <w:r>
+        <w:t>Practice 1: explain the deciding evidence</w:t>
+      </w:r>
+    </w:p>
+    <w:p>
+      <w:pPr>
+        <w:pStyle w:val="ListBullet"/>
+      </w:pPr>
+      <w:r>
+        <w:t>Which labelled step matches this detail? Precision asks how reliable flags are; recall asks how many spotted leaves were caught.</w:t>
+      </w:r>
+    </w:p>
+    <w:p>
+      <w:pPr>
+        <w:pStyle w:val="ListBullet"/>
+      </w:pPr>
+      <w:r>
+        <w:t>1. Predicted positives</w:t>
+      </w:r>
+    </w:p>
+    <w:p>
+      <w:pPr>
+        <w:pStyle w:val="ListBullet"/>
+      </w:pPr>
+      <w:r>
+        <w:t>2. Actual positives</w:t>
+      </w:r>
+    </w:p>
+    <w:p>
+      <w:pPr>
+        <w:pStyle w:val="ListBullet"/>
+      </w:pPr>
+      <w:r>
+        <w:t>3. Keep goals separate</w:t>
+      </w:r>
+    </w:p>
+    <w:p>
+      <w:pPr>
+        <w:pStyle w:val="Heading3"/>
+      </w:pPr>
+      <w:r>
+        <w:t>My selected conclusion, deciding fact and explanation</w:t>
+      </w:r>
+    </w:p>
+    <w:p>
+      <w:r>
+        <w:t>________________________________________________________________</w:t>
+      </w:r>
+    </w:p>
+    <w:p>
+      <w:r>
+        <w:t>________________________________________________________________</w:t>
+      </w:r>
+    </w:p>
+    <w:p>
+      <w:r>
+        <w:t>________________________________________________________________</w:t>
+      </w:r>
+    </w:p>
+    <w:p>
+      <w:r>
+        <w:t>________________________________________________________________</w:t>
+      </w:r>
+    </w:p>
+    <w:p>
+      <w:r>
+        <w:t>________________________________________________________________</w:t>
+      </w:r>
+    </w:p>
+    <w:p>
+      <w:pPr>
+        <w:pStyle w:val="ListBullet"/>
+      </w:pPr>
+      <w:r>
+        <w:t>Hint if needed: Read the steps in the pictorial case. Match the supplied detail to the stage that performs or records it.</w:t>
+      </w:r>
+    </w:p>
+    <w:p>
+      <w:pPr>
+        <w:pStyle w:val="Heading2"/>
+      </w:pPr>
+      <w:r>
+        <w:t>Check the first explanation · reference / check after trying</w:t>
+      </w:r>
+    </w:p>
+    <w:p>
+      <w:pPr>
+        <w:spacing w:line="336" w:lineRule="auto" w:after="180"/>
+      </w:pPr>
+      <w:r>
+        <w:rPr>
+          <w:b w:val="0"/>
+        </w:rPr>
+        <w:t xml:space="preserve">After your attempt, compare with the supported explanation: Keep goals separate </w:t>
+      </w:r>
+      <w:r>
+        <w:rPr>
+          <w:b/>
+        </w:rPr>
+        <w:t>Precision</w:t>
+      </w:r>
+      <w:r>
+        <w:rPr>
+          <w:b w:val="0"/>
+        </w:rPr>
+        <w:t xml:space="preserve"> asks how reliable flags are; </w:t>
+      </w:r>
+      <w:r>
+        <w:rPr>
+          <w:b/>
+        </w:rPr>
+        <w:t>recall</w:t>
+      </w:r>
+      <w:r>
+        <w:rPr>
+          <w:b w:val="0"/>
+        </w:rPr>
+        <w:t xml:space="preserve"> asks how many spotted leaves were caught. Read the picture in order.</w:t>
+      </w:r>
+    </w:p>
+    <w:p>
+      <w:pPr>
+        <w:spacing w:line="336" w:lineRule="auto" w:after="180"/>
+      </w:pPr>
+      <w:r>
+        <w:rPr>
+          <w:b/>
+        </w:rPr>
+        <w:t>Precision</w:t>
+      </w:r>
+      <w:r>
+        <w:rPr>
+          <w:b w:val="0"/>
+        </w:rPr>
+        <w:t xml:space="preserve"> asks how reliable flags are; </w:t>
+      </w:r>
+      <w:r>
+        <w:rPr>
+          <w:b/>
+        </w:rPr>
+        <w:t>recall</w:t>
+      </w:r>
+      <w:r>
+        <w:rPr>
+          <w:b w:val="0"/>
+        </w:rPr>
+        <w:t xml:space="preserve"> asks how many spotted leaves were caught. The arrows show which recorded </w:t>
+      </w:r>
+      <w:r>
+        <w:rPr>
+          <w:b/>
+        </w:rPr>
+        <w:t>input</w:t>
+      </w:r>
+      <w:r>
+        <w:rPr>
+          <w:b w:val="0"/>
+        </w:rPr>
+        <w:t xml:space="preserve"> or intermediate result each decision uses.</w:t>
+      </w:r>
+    </w:p>
+    <w:p>
+      <w:pPr>
+        <w:spacing w:line="336" w:lineRule="auto" w:after="180"/>
+      </w:pPr>
+      <w:r>
+        <w:rPr>
+          <w:b w:val="0"/>
+        </w:rPr>
+        <w:t>Explain the deciding step aloud before checking the changed case; pointing to the final answer alone does not show how it follows.</w:t>
+      </w:r>
+    </w:p>
+    <w:p>
+      <w:pPr>
+        <w:pStyle w:val="Heading2"/>
+      </w:pPr>
+      <w:r>
+        <w:t>Changed-case question and hint</w:t>
+      </w:r>
+    </w:p>
+    <w:p>
+      <w:pPr>
+        <w:pStyle w:val="Heading3"/>
+      </w:pPr>
+      <w:r>
+        <w:t>Practice 2: explain the deciding evidence</w:t>
+      </w:r>
+    </w:p>
+    <w:p>
+      <w:pPr>
+        <w:pStyle w:val="ListBullet"/>
+      </w:pPr>
+      <w:r>
+        <w:t>Changed-case practice: Correct two false negatives into true positives. Which conclusion is supported by the supplied facts?</w:t>
+      </w:r>
+    </w:p>
+    <w:p>
+      <w:pPr>
+        <w:pStyle w:val="ListBullet"/>
+      </w:pPr>
+      <w:r>
+        <w:t>1. We can decide the result without examining the changed input or the procedure.</w:t>
+      </w:r>
+    </w:p>
+    <w:p>
+      <w:pPr>
+        <w:pStyle w:val="ListBullet"/>
+      </w:pPr>
+      <w:r>
+        <w:t>2. This one example guarantees correct results for every future input.</w:t>
+      </w:r>
+    </w:p>
+    <w:p>
+      <w:pPr>
+        <w:pStyle w:val="ListBullet"/>
+      </w:pPr>
+      <w:r>
+        <w:t>3. Precision becomes8/10=80%; recall becomes8/10=80%.</w:t>
+      </w:r>
+    </w:p>
+    <w:p>
+      <w:pPr>
+        <w:pStyle w:val="Heading3"/>
+      </w:pPr>
+      <w:r>
+        <w:t>My selected conclusion, deciding fact and explanation</w:t>
+      </w:r>
+    </w:p>
+    <w:p>
+      <w:r>
+        <w:t>________________________________________________________________</w:t>
+      </w:r>
+    </w:p>
+    <w:p>
+      <w:r>
+        <w:t>________________________________________________________________</w:t>
+      </w:r>
+    </w:p>
+    <w:p>
+      <w:r>
+        <w:t>________________________________________________________________</w:t>
+      </w:r>
+    </w:p>
+    <w:p>
+      <w:r>
+        <w:t>________________________________________________________________</w:t>
+      </w:r>
+    </w:p>
+    <w:p>
+      <w:r>
+        <w:t>________________________________________________________________</w:t>
+      </w:r>
+    </w:p>
+    <w:p>
+      <w:pPr>
+        <w:pStyle w:val="ListBullet"/>
+      </w:pPr>
+      <w:r>
+        <w:t>Hint if needed: Use the changed condition and the deciding step in the pictorial trace. The answer must say what follows from those facts.</w:t>
+      </w:r>
+    </w:p>
+    <w:p>
+      <w:pPr>
+        <w:pStyle w:val="Heading2"/>
+      </w:pPr>
+      <w:r>
+        <w:t>Check the changed explanation · reference / check after trying</w:t>
+      </w:r>
+    </w:p>
+    <w:p>
+      <w:pPr>
+        <w:spacing w:line="336" w:lineRule="auto" w:after="180"/>
+      </w:pPr>
+      <w:r>
+        <w:rPr>
+          <w:b w:val="0"/>
+        </w:rPr>
+        <w:t xml:space="preserve">After your attempt, compare with the supported explanation: </w:t>
+      </w:r>
+      <w:r>
+        <w:rPr>
+          <w:b/>
+        </w:rPr>
+        <w:t>Precision</w:t>
+      </w:r>
+      <w:r>
+        <w:rPr>
+          <w:b w:val="0"/>
+        </w:rPr>
+        <w:t xml:space="preserve"> becomes8/10=</w:t>
+      </w:r>
+      <w:r>
+        <w:rPr>
+          <w:b/>
+        </w:rPr>
+        <w:t>80%</w:t>
+      </w:r>
+      <w:r>
+        <w:rPr>
+          <w:b w:val="0"/>
+        </w:rPr>
+        <w:t xml:space="preserve">; </w:t>
+      </w:r>
+      <w:r>
+        <w:rPr>
+          <w:b/>
+        </w:rPr>
+        <w:t>recall</w:t>
+      </w:r>
+      <w:r>
+        <w:rPr>
+          <w:b w:val="0"/>
+        </w:rPr>
+        <w:t xml:space="preserve"> becomes8/10=</w:t>
+      </w:r>
+      <w:r>
+        <w:rPr>
+          <w:b/>
+        </w:rPr>
+        <w:t>80%</w:t>
+      </w:r>
+      <w:r>
+        <w:rPr>
+          <w:b w:val="0"/>
+        </w:rPr>
+        <w:t xml:space="preserve">. TP becomes8 and FN 2; FP remains2, so the two </w:t>
+      </w:r>
+      <w:r>
+        <w:rPr>
+          <w:b/>
+        </w:rPr>
+        <w:t>denominator</w:t>
+      </w:r>
+      <w:r>
+        <w:rPr>
+          <w:b w:val="0"/>
+        </w:rPr>
+        <w:t>s happen to equal10.</w:t>
+      </w:r>
+    </w:p>
+    <w:p>
+      <w:pPr>
+        <w:pStyle w:val="Heading2"/>
+      </w:pPr>
+      <w:r>
+        <w:t>Repair and keep the record</w:t>
+      </w:r>
+    </w:p>
+    <w:p>
+      <w:pPr>
+        <w:spacing w:line="336" w:lineRule="auto" w:after="180"/>
+      </w:pPr>
+      <w:r>
+        <w:rPr>
+          <w:b w:val="0"/>
+        </w:rPr>
+        <w:t>Review Accuracy and Imbalance (ai-4/16). Goal: Explain why overall accuracy can hide failure on a less common class. Short practice: Why can the 90% baseline still be unsuitable for a detection task?</w:t>
+      </w:r>
+    </w:p>
+    <w:p>
+      <w:pPr>
+        <w:spacing w:line="336" w:lineRule="auto" w:after="180"/>
+      </w:pPr>
+      <w:r>
+        <w:rPr>
+          <w:b w:val="0"/>
+        </w:rPr>
+        <w:t xml:space="preserve">Point to the relevant step in the picture, then write the changed result and the rule or </w:t>
+      </w:r>
+      <w:r>
+        <w:rPr>
+          <w:b/>
+        </w:rPr>
+        <w:t>evidence</w:t>
+      </w:r>
+      <w:r>
+        <w:rPr>
+          <w:b w:val="0"/>
+        </w:rPr>
+        <w:t xml:space="preserve"> that supports it.. Return to this week and explain what you changed.</w:t>
+      </w:r>
+    </w:p>
+    <w:p>
+      <w:pPr>
+        <w:spacing w:line="336" w:lineRule="auto" w:after="180"/>
+      </w:pPr>
+      <w:r>
+        <w:rPr>
+          <w:b w:val="0"/>
+        </w:rPr>
+        <w:t>Review Scores and Calibration Intuition (ai-4/14). Goal: Interpret calibration using groups of forecasts. Short practice: Does a calibrated 0.8 score mean every such leaf is spotted?</w:t>
+      </w:r>
+    </w:p>
+    <w:p>
+      <w:pPr>
+        <w:spacing w:line="336" w:lineRule="auto" w:after="180"/>
+      </w:pPr>
+      <w:r>
+        <w:rPr>
+          <w:b w:val="0"/>
+        </w:rPr>
+        <w:t xml:space="preserve">Point to the relevant step in the picture, then write the changed result and the rule or </w:t>
+      </w:r>
+      <w:r>
+        <w:rPr>
+          <w:b/>
+        </w:rPr>
+        <w:t>evidence</w:t>
+      </w:r>
+      <w:r>
+        <w:rPr>
+          <w:b w:val="0"/>
+        </w:rPr>
+        <w:t xml:space="preserve"> that supports it.. Return to this week and explain what you changed.</w:t>
+      </w:r>
+    </w:p>
+    <w:p>
+      <w:pPr>
+        <w:spacing w:line="336" w:lineRule="auto" w:after="180"/>
+      </w:pPr>
+      <w:r>
+        <w:rPr>
+          <w:b w:val="0"/>
+        </w:rPr>
+        <w:t xml:space="preserve">Review Decision Trees (ai-4/11). Goal: Fit a root question and leaf </w:t>
+      </w:r>
+      <w:r>
+        <w:rPr>
+          <w:b/>
+        </w:rPr>
+        <w:t>prediction</w:t>
+      </w:r>
+      <w:r>
+        <w:rPr>
+          <w:b w:val="0"/>
+        </w:rPr>
+        <w:t xml:space="preserve">s from </w:t>
+      </w:r>
+      <w:r>
+        <w:rPr>
+          <w:b/>
+        </w:rPr>
+        <w:t>training</w:t>
+      </w:r>
+      <w:r>
+        <w:rPr>
+          <w:b w:val="0"/>
+        </w:rPr>
+        <w:t xml:space="preserve"> examples. Short practice: Which </w:t>
+      </w:r>
+      <w:r>
+        <w:rPr>
+          <w:b/>
+        </w:rPr>
+        <w:t>input</w:t>
+      </w:r>
+      <w:r>
+        <w:rPr>
+          <w:b w:val="0"/>
+        </w:rPr>
+        <w:t xml:space="preserve"> distinguishes the original and changed tree?</w:t>
+      </w:r>
+    </w:p>
+    <w:p>
+      <w:pPr>
+        <w:spacing w:line="336" w:lineRule="auto" w:after="180"/>
+      </w:pPr>
+      <w:r>
+        <w:rPr>
+          <w:b w:val="0"/>
+        </w:rPr>
+        <w:t xml:space="preserve">Point to the relevant step in the picture, then write the changed result and the rule or </w:t>
+      </w:r>
+      <w:r>
+        <w:rPr>
+          <w:b/>
+        </w:rPr>
+        <w:t>evidence</w:t>
+      </w:r>
+      <w:r>
+        <w:rPr>
+          <w:b w:val="0"/>
+        </w:rPr>
+        <w:t xml:space="preserve"> that supports it.. Return to this week and explain what you changed.</w:t>
+      </w:r>
+    </w:p>
+    <w:p>
+      <w:pPr>
+        <w:spacing w:line="336" w:lineRule="auto" w:after="180"/>
+      </w:pPr>
+      <w:r>
+        <w:rPr>
+          <w:b w:val="0"/>
+        </w:rPr>
+        <w:t xml:space="preserve">The browser lab lets you edit the supported Python examples already included in this lesson. Predict first, run, inspect the actual </w:t>
+      </w:r>
+      <w:r>
+        <w:rPr>
+          <w:b/>
+        </w:rPr>
+        <w:t>output</w:t>
+      </w:r>
+      <w:r>
+        <w:rPr>
+          <w:b w:val="0"/>
+        </w:rPr>
+        <w:t xml:space="preserve"> or error, change one </w:t>
+      </w:r>
+      <w:r>
+        <w:rPr>
+          <w:b/>
+        </w:rPr>
+        <w:t>input</w:t>
+      </w:r>
+      <w:r>
+        <w:rPr>
+          <w:b w:val="0"/>
+        </w:rPr>
+        <w:t>, then run again.</w:t>
+      </w:r>
+    </w:p>
+    <w:p>
+      <w:pPr>
+        <w:spacing w:line="336" w:lineRule="auto" w:after="180"/>
+      </w:pPr>
+      <w:r>
+        <w:rPr>
+          <w:b w:val="0"/>
+        </w:rPr>
+        <w:t xml:space="preserve">Keep code, </w:t>
+      </w:r>
+      <w:r>
+        <w:rPr>
+          <w:b/>
+        </w:rPr>
+        <w:t>prediction</w:t>
+      </w:r>
+      <w:r>
+        <w:rPr>
+          <w:b w:val="0"/>
+        </w:rPr>
+        <w:t>s, actual results and a reasoned revision together. On paper, label your result as a trace rather than an execution.</w:t>
+      </w:r>
+    </w:p>
+    <w:p>
+      <w:pPr>
+        <w:spacing w:line="336" w:lineRule="auto" w:after="180"/>
+      </w:pPr>
+      <w:r>
+        <w:rPr>
+          <w:b w:val="0"/>
+        </w:rPr>
+        <w:t xml:space="preserve">Use Download completed work in the hosted lesson to export your answers, reflections, practice feedback and code-run </w:t>
+      </w:r>
+      <w:r>
+        <w:rPr>
+          <w:b/>
+        </w:rPr>
+        <w:t>evidence</w:t>
+      </w:r>
+      <w:r>
+        <w:rPr>
+          <w:b w:val="0"/>
+        </w:rPr>
+        <w:t>. Open the HTML copy to read or print it.</w:t>
+      </w:r>
+    </w:p>
+    <w:p>
+      <w:pPr>
+        <w:spacing w:line="336" w:lineRule="auto" w:after="180"/>
+      </w:pPr>
+      <w:r>
+        <w:rPr>
+          <w:b w:val="0"/>
+        </w:rPr>
+        <w:t>Drafts stay in this browser when storage is available; clear drafts on a shared device.</w:t>
+      </w:r>
+    </w:p>
+    <w:p>
+      <w:pPr>
+        <w:pStyle w:val="Heading3"/>
+      </w:pPr>
+      <w:r>
+        <w:t>What I repaired, the evidence I kept and the next test</w:t>
+      </w:r>
+    </w:p>
+    <w:p>
+      <w:r>
+        <w:t>________________________________________________________________</w:t>
+      </w:r>
+    </w:p>
+    <w:p>
+      <w:r>
+        <w:t>________________________________________________________________</w:t>
+      </w:r>
+    </w:p>
+    <w:p>
+      <w:r>
+        <w:t>________________________________________________________________</w:t>
+      </w:r>
+    </w:p>
+    <w:p>
+      <w:r>
+        <w:t>________________________________________________________________</w:t>
+      </w:r>
+    </w:p>
+    <w:p>
+      <w:r>
+        <w:t>________________________________________________________________</w:t>
+      </w:r>
+    </w:p>
+    <w:p>
+      <w:pPr>
+        <w:pStyle w:val="Heading2"/>
+      </w:pPr>
+      <w:r>
+        <w:t>Earlier wording, alternatives and picture transcripts · reference / check after trying</w:t>
       </w:r>
     </w:p>
     <w:p>
@@ -2490,128 +2610,10 @@
     </w:p>
     <w:p>
       <w:pPr>
-        <w:spacing w:line="336" w:lineRule="auto" w:after="180"/>
-      </w:pPr>
-      <w:r>
-        <w:rPr>
-          <w:b w:val="0"/>
-        </w:rPr>
-        <w:t xml:space="preserve">Put </w:t>
-      </w:r>
-      <w:r>
-        <w:rPr>
-          <w:b/>
-        </w:rPr>
-        <w:t>precision</w:t>
-      </w:r>
-      <w:r>
-        <w:rPr>
-          <w:b w:val="0"/>
-        </w:rPr>
-        <w:t xml:space="preserve"> and </w:t>
-      </w:r>
-      <w:r>
-        <w:rPr>
-          <w:b/>
-        </w:rPr>
-        <w:t>recall</w:t>
-      </w:r>
-      <w:r>
-        <w:rPr>
-          <w:b w:val="0"/>
-        </w:rPr>
-        <w:t xml:space="preserve"> </w:t>
-      </w:r>
-      <w:r>
-        <w:rPr>
-          <w:b/>
-        </w:rPr>
-        <w:t>denominator</w:t>
-      </w:r>
-      <w:r>
-        <w:rPr>
-          <w:b w:val="0"/>
-        </w:rPr>
-        <w:t>s on the picture instead of memorising names.</w:t>
-      </w:r>
-    </w:p>
-    <w:p>
-      <w:pPr>
         <w:pStyle w:val="Heading3"/>
       </w:pPr>
       <w:r>
-        <w:t>Practice 1: explain the deciding evidence</w:t>
-      </w:r>
-    </w:p>
-    <w:p>
-      <w:pPr>
-        <w:spacing w:line="336" w:lineRule="auto" w:after="180"/>
-      </w:pPr>
-      <w:r>
-        <w:rPr>
-          <w:b w:val="0"/>
-        </w:rPr>
-        <w:t xml:space="preserve">Which labelled step matches this detail? </w:t>
-      </w:r>
-      <w:r>
-        <w:rPr>
-          <w:b/>
-        </w:rPr>
-        <w:t>Precision</w:t>
-      </w:r>
-      <w:r>
-        <w:rPr>
-          <w:b w:val="0"/>
-        </w:rPr>
-        <w:t xml:space="preserve"> asks how reliable flags are; </w:t>
-      </w:r>
-      <w:r>
-        <w:rPr>
-          <w:b/>
-        </w:rPr>
-        <w:t>recall</w:t>
-      </w:r>
-      <w:r>
-        <w:rPr>
-          <w:b w:val="0"/>
-        </w:rPr>
-        <w:t xml:space="preserve"> asks how many spotted leaves were caught.</w:t>
-      </w:r>
-    </w:p>
-    <w:p>
-      <w:pPr>
-        <w:spacing w:line="336" w:lineRule="auto" w:after="180"/>
-        <w:shd w:fill="F4F9FC"/>
-      </w:pPr>
-      <w:r>
-        <w:rPr>
-          <w:b w:val="0"/>
-        </w:rPr>
-        <w:t>1. Predicted positives</w:t>
-      </w:r>
-    </w:p>
-    <w:p>
-      <w:pPr>
-        <w:spacing w:line="336" w:lineRule="auto" w:after="180"/>
-        <w:shd w:fill="F4F9FC"/>
-      </w:pPr>
-      <w:r>
-        <w:rPr>
-          <w:b w:val="0"/>
-        </w:rPr>
-        <w:t>2. Actual positives</w:t>
-      </w:r>
-    </w:p>
-    <w:p>
-      <w:pPr>
-        <w:spacing w:line="336" w:lineRule="auto" w:after="180"/>
-        <w:shd w:fill="F4F9FC"/>
-      </w:pPr>
-      <w:r>
-        <w:rPr>
-          <w:b w:val="0"/>
-        </w:rPr>
-        <w:t>3. Keep goals separate</w:t>
+        <w:t>Repair a missing building block</w:t>
       </w:r>
     </w:p>
     <w:p>
@@ -2619,32 +2621,7 @@
         <w:pStyle w:val="Heading3"/>
       </w:pPr>
       <w:r>
-        <w:t>My selected conclusion, deciding fact and explanation</w:t>
-      </w:r>
-    </w:p>
-    <w:p>
-      <w:r>
-        <w:t>________________________________________________________________</w:t>
-      </w:r>
-    </w:p>
-    <w:p>
-      <w:r>
-        <w:t>________________________________________________________________</w:t>
-      </w:r>
-    </w:p>
-    <w:p>
-      <w:r>
-        <w:t>________________________________________________________________</w:t>
-      </w:r>
-    </w:p>
-    <w:p>
-      <w:r>
-        <w:t>________________________________________________________________</w:t>
-      </w:r>
-    </w:p>
-    <w:p>
-      <w:r>
-        <w:t>________________________________________________________________</w:t>
+        <w:t>Predict, run and debug</w:t>
       </w:r>
     </w:p>
     <w:p>
@@ -2652,691 +2629,25 @@
         <w:pStyle w:val="Heading3"/>
       </w:pPr>
       <w:r>
-        <w:t>Hint · try first</w:t>
-      </w:r>
-    </w:p>
-    <w:p>
-      <w:pPr>
-        <w:spacing w:line="336" w:lineRule="auto" w:after="180"/>
-        <w:shd w:fill="F1F6F8"/>
-      </w:pPr>
-      <w:r>
-        <w:rPr>
-          <w:b w:val="0"/>
-        </w:rPr>
-        <w:t>Hint if needed: Read the steps in the pictorial case. Match the supplied detail to the stage that performs or records it.</w:t>
-      </w:r>
-    </w:p>
-    <w:p>
-      <w:pPr>
-        <w:pStyle w:val="Heading3"/>
-      </w:pPr>
-      <w:r>
-        <w:t>Feedback · compare after trying</w:t>
-      </w:r>
-    </w:p>
-    <w:p>
-      <w:pPr>
-        <w:spacing w:line="336" w:lineRule="auto" w:after="180"/>
-        <w:shd w:fill="F1F6FC"/>
-      </w:pPr>
-      <w:r>
-        <w:rPr>
-          <w:b w:val="0"/>
-        </w:rPr>
-        <w:t xml:space="preserve">After your attempt, compare with the supported explanation: Keep goals separate </w:t>
-      </w:r>
-      <w:r>
-        <w:rPr>
-          <w:b/>
-        </w:rPr>
-        <w:t>Precision</w:t>
-      </w:r>
-      <w:r>
-        <w:rPr>
-          <w:b w:val="0"/>
-        </w:rPr>
-        <w:t xml:space="preserve"> asks how reliable flags are; </w:t>
-      </w:r>
-      <w:r>
-        <w:rPr>
-          <w:b/>
-        </w:rPr>
-        <w:t>recall</w:t>
-      </w:r>
-      <w:r>
-        <w:rPr>
-          <w:b w:val="0"/>
-        </w:rPr>
-        <w:t xml:space="preserve"> asks how many spotted leaves were caught. Read the picture in order.</w:t>
-      </w:r>
-    </w:p>
-    <w:p>
-      <w:pPr>
-        <w:spacing w:line="336" w:lineRule="auto" w:after="180"/>
-        <w:shd w:fill="F1F6FC"/>
-      </w:pPr>
-      <w:r>
-        <w:rPr>
-          <w:b/>
-        </w:rPr>
-        <w:t>Precision</w:t>
-      </w:r>
-      <w:r>
-        <w:rPr>
-          <w:b w:val="0"/>
-        </w:rPr>
-        <w:t xml:space="preserve"> asks how reliable flags are; </w:t>
-      </w:r>
-      <w:r>
-        <w:rPr>
-          <w:b/>
-        </w:rPr>
-        <w:t>recall</w:t>
-      </w:r>
-      <w:r>
-        <w:rPr>
-          <w:b w:val="0"/>
-        </w:rPr>
-        <w:t xml:space="preserve"> asks how many spotted leaves were caught. The arrows show which recorded </w:t>
-      </w:r>
-      <w:r>
-        <w:rPr>
-          <w:b/>
-        </w:rPr>
-        <w:t>input</w:t>
-      </w:r>
-      <w:r>
-        <w:rPr>
-          <w:b w:val="0"/>
-        </w:rPr>
-        <w:t xml:space="preserve"> or intermediate result each decision uses.</w:t>
-      </w:r>
-    </w:p>
-    <w:p>
-      <w:pPr>
-        <w:spacing w:line="336" w:lineRule="auto" w:after="180"/>
-        <w:shd w:fill="F1F6FC"/>
-      </w:pPr>
-      <w:r>
-        <w:rPr>
-          <w:b w:val="0"/>
-        </w:rPr>
-        <w:t>Explain the deciding step aloud before checking the changed case; pointing to the final answer alone does not show how it follows.</w:t>
-      </w:r>
-    </w:p>
-    <w:p>
-      <w:pPr>
-        <w:pStyle w:val="Heading3"/>
-      </w:pPr>
-      <w:r>
-        <w:t>Practice 2: explain the deciding evidence</w:t>
-      </w:r>
-    </w:p>
-    <w:p>
-      <w:pPr>
-        <w:pStyle w:val="Heading3"/>
-      </w:pPr>
-      <w:r>
-        <w:t>Changed case · predict first</w:t>
-      </w:r>
-    </w:p>
-    <w:p>
-      <w:pPr>
-        <w:spacing w:line="336" w:lineRule="auto" w:after="180"/>
-        <w:shd w:fill="F5F1FB"/>
-      </w:pPr>
-      <w:r>
-        <w:rPr>
-          <w:b w:val="0"/>
-        </w:rPr>
-        <w:t>Changed-case practice: Correct two false negatives into true positives. Which conclusion is supported by the supplied facts?</w:t>
-      </w:r>
-    </w:p>
-    <w:p>
-      <w:pPr>
-        <w:spacing w:line="336" w:lineRule="auto" w:after="180"/>
-        <w:shd w:fill="F4F9FC"/>
-      </w:pPr>
-      <w:r>
-        <w:rPr>
-          <w:b w:val="0"/>
-        </w:rPr>
-        <w:t xml:space="preserve">1. We can decide the result without examining the changed </w:t>
-      </w:r>
-      <w:r>
-        <w:rPr>
-          <w:b/>
-        </w:rPr>
-        <w:t>input</w:t>
-      </w:r>
-      <w:r>
-        <w:rPr>
-          <w:b w:val="0"/>
-        </w:rPr>
-        <w:t xml:space="preserve"> or the procedure.</w:t>
-      </w:r>
-    </w:p>
-    <w:p>
-      <w:pPr>
-        <w:spacing w:line="336" w:lineRule="auto" w:after="180"/>
-        <w:shd w:fill="F4F9FC"/>
-      </w:pPr>
-      <w:r>
-        <w:rPr>
-          <w:b w:val="0"/>
-        </w:rPr>
-        <w:t xml:space="preserve">2. This one example guarantees correct results for every future </w:t>
-      </w:r>
-      <w:r>
-        <w:rPr>
-          <w:b/>
-        </w:rPr>
-        <w:t>input</w:t>
-      </w:r>
-      <w:r>
-        <w:rPr>
-          <w:b w:val="0"/>
-        </w:rPr>
-        <w:t>.</w:t>
-      </w:r>
-    </w:p>
-    <w:p>
-      <w:pPr>
-        <w:spacing w:line="336" w:lineRule="auto" w:after="180"/>
-        <w:shd w:fill="F4F9FC"/>
-      </w:pPr>
-      <w:r>
-        <w:rPr>
-          <w:b w:val="0"/>
-        </w:rPr>
-        <w:t xml:space="preserve">3. </w:t>
-      </w:r>
-      <w:r>
-        <w:rPr>
-          <w:b/>
-        </w:rPr>
-        <w:t>Precision</w:t>
-      </w:r>
-      <w:r>
-        <w:rPr>
-          <w:b w:val="0"/>
-        </w:rPr>
-        <w:t xml:space="preserve"> becomes8/10=</w:t>
-      </w:r>
-      <w:r>
-        <w:rPr>
-          <w:b/>
-        </w:rPr>
-        <w:t>80%</w:t>
-      </w:r>
-      <w:r>
-        <w:rPr>
-          <w:b w:val="0"/>
-        </w:rPr>
-        <w:t xml:space="preserve">; </w:t>
-      </w:r>
-      <w:r>
-        <w:rPr>
-          <w:b/>
-        </w:rPr>
-        <w:t>recall</w:t>
-      </w:r>
-      <w:r>
-        <w:rPr>
-          <w:b w:val="0"/>
-        </w:rPr>
-        <w:t xml:space="preserve"> becomes8/10=</w:t>
-      </w:r>
-      <w:r>
-        <w:rPr>
-          <w:b/>
-        </w:rPr>
-        <w:t>80%</w:t>
-      </w:r>
-      <w:r>
-        <w:rPr>
-          <w:b w:val="0"/>
-        </w:rPr>
-        <w:t>.</w:t>
-      </w:r>
-    </w:p>
-    <w:p>
-      <w:pPr>
-        <w:pStyle w:val="Heading3"/>
-      </w:pPr>
-      <w:r>
-        <w:t>My selected conclusion, deciding fact and explanation</w:t>
-      </w:r>
-    </w:p>
-    <w:p>
-      <w:r>
-        <w:t>________________________________________________________________</w:t>
-      </w:r>
-    </w:p>
-    <w:p>
-      <w:r>
-        <w:t>________________________________________________________________</w:t>
-      </w:r>
-    </w:p>
-    <w:p>
-      <w:r>
-        <w:t>________________________________________________________________</w:t>
-      </w:r>
-    </w:p>
-    <w:p>
-      <w:r>
-        <w:t>________________________________________________________________</w:t>
-      </w:r>
-    </w:p>
-    <w:p>
-      <w:r>
-        <w:t>________________________________________________________________</w:t>
-      </w:r>
-    </w:p>
-    <w:p>
-      <w:pPr>
-        <w:pStyle w:val="Heading3"/>
-      </w:pPr>
-      <w:r>
-        <w:t>Hint · try first</w:t>
-      </w:r>
-    </w:p>
-    <w:p>
-      <w:pPr>
-        <w:spacing w:line="336" w:lineRule="auto" w:after="180"/>
-        <w:shd w:fill="F1F6F8"/>
-      </w:pPr>
-      <w:r>
-        <w:rPr>
-          <w:b w:val="0"/>
-        </w:rPr>
-        <w:t>Hint if needed: Use the changed condition and the deciding step in the pictorial trace. The answer must say what follows from those facts.</w:t>
-      </w:r>
-    </w:p>
-    <w:p>
-      <w:pPr>
-        <w:pStyle w:val="Heading3"/>
-      </w:pPr>
-      <w:r>
-        <w:t>Feedback · compare after trying</w:t>
-      </w:r>
-    </w:p>
-    <w:p>
-      <w:pPr>
-        <w:spacing w:line="336" w:lineRule="auto" w:after="180"/>
-        <w:shd w:fill="F1F6FC"/>
-      </w:pPr>
-      <w:r>
-        <w:rPr>
-          <w:b w:val="0"/>
-        </w:rPr>
-        <w:t xml:space="preserve">After your attempt, compare with the supported explanation: </w:t>
-      </w:r>
-      <w:r>
-        <w:rPr>
-          <w:b/>
-        </w:rPr>
-        <w:t>Precision</w:t>
-      </w:r>
-      <w:r>
-        <w:rPr>
-          <w:b w:val="0"/>
-        </w:rPr>
-        <w:t xml:space="preserve"> becomes8/10=</w:t>
-      </w:r>
-      <w:r>
-        <w:rPr>
-          <w:b/>
-        </w:rPr>
-        <w:t>80%</w:t>
-      </w:r>
-      <w:r>
-        <w:rPr>
-          <w:b w:val="0"/>
-        </w:rPr>
-        <w:t xml:space="preserve">; </w:t>
-      </w:r>
-      <w:r>
-        <w:rPr>
-          <w:b/>
-        </w:rPr>
-        <w:t>recall</w:t>
-      </w:r>
-      <w:r>
-        <w:rPr>
-          <w:b w:val="0"/>
-        </w:rPr>
-        <w:t xml:space="preserve"> becomes8/10=</w:t>
-      </w:r>
-      <w:r>
-        <w:rPr>
-          <w:b/>
-        </w:rPr>
-        <w:t>80%</w:t>
-      </w:r>
-      <w:r>
-        <w:rPr>
-          <w:b w:val="0"/>
-        </w:rPr>
-        <w:t xml:space="preserve">. TP becomes8 and FN 2; FP remains2, so the two </w:t>
-      </w:r>
-      <w:r>
-        <w:rPr>
-          <w:b/>
-        </w:rPr>
-        <w:t>denominator</w:t>
-      </w:r>
-      <w:r>
-        <w:rPr>
-          <w:b w:val="0"/>
-        </w:rPr>
-        <w:t>s happen to equal10.</w:t>
-      </w:r>
-    </w:p>
-    <w:p>
-      <w:pPr>
-        <w:pStyle w:val="Heading3"/>
-      </w:pPr>
-      <w:r>
-        <w:t>Repair a missing building block</w:t>
-      </w:r>
-    </w:p>
-    <w:p>
-      <w:pPr>
-        <w:spacing w:line="336" w:lineRule="auto" w:after="180"/>
-      </w:pPr>
-      <w:r>
-        <w:rPr>
-          <w:b w:val="0"/>
-        </w:rPr>
-        <w:t>Review Accuracy and Imbalance (ai-4/16). Goal: Explain why overall accuracy can hide failure on a less common class. Short practice: Why can the 90% baseline still be unsuitable for a detection task?</w:t>
-      </w:r>
-    </w:p>
-    <w:p>
-      <w:pPr>
-        <w:spacing w:line="336" w:lineRule="auto" w:after="180"/>
-      </w:pPr>
-      <w:r>
-        <w:rPr>
-          <w:b w:val="0"/>
-        </w:rPr>
-        <w:t xml:space="preserve">Point to the relevant step in the picture, then write the changed result and the rule or </w:t>
-      </w:r>
-      <w:r>
-        <w:rPr>
-          <w:b/>
-        </w:rPr>
-        <w:t>evidence</w:t>
-      </w:r>
-      <w:r>
-        <w:rPr>
-          <w:b w:val="0"/>
-        </w:rPr>
-        <w:t xml:space="preserve"> that supports it.. Return to this week and explain what you changed.</w:t>
-      </w:r>
-    </w:p>
-    <w:p>
-      <w:pPr>
-        <w:spacing w:line="336" w:lineRule="auto" w:after="180"/>
-      </w:pPr>
-      <w:r>
-        <w:rPr>
-          <w:b w:val="0"/>
-        </w:rPr>
-        <w:t>Review Scores and Calibration Intuition (ai-4/14). Goal: Interpret calibration using groups of forecasts. Short practice: Does a calibrated 0.8 score mean every such leaf is spotted?</w:t>
-      </w:r>
-    </w:p>
-    <w:p>
-      <w:pPr>
-        <w:spacing w:line="336" w:lineRule="auto" w:after="180"/>
-      </w:pPr>
-      <w:r>
-        <w:rPr>
-          <w:b w:val="0"/>
-        </w:rPr>
-        <w:t xml:space="preserve">Point to the relevant step in the picture, then write the changed result and the rule or </w:t>
-      </w:r>
-      <w:r>
-        <w:rPr>
-          <w:b/>
-        </w:rPr>
-        <w:t>evidence</w:t>
-      </w:r>
-      <w:r>
-        <w:rPr>
-          <w:b w:val="0"/>
-        </w:rPr>
-        <w:t xml:space="preserve"> that supports it.. Return to this week and explain what you changed.</w:t>
-      </w:r>
-    </w:p>
-    <w:p>
-      <w:pPr>
-        <w:spacing w:line="336" w:lineRule="auto" w:after="180"/>
-      </w:pPr>
-      <w:r>
-        <w:rPr>
-          <w:b w:val="0"/>
-        </w:rPr>
-        <w:t xml:space="preserve">Review Decision Trees (ai-4/11). Goal: Fit a root question and leaf </w:t>
-      </w:r>
-      <w:r>
-        <w:rPr>
-          <w:b/>
-        </w:rPr>
-        <w:t>prediction</w:t>
-      </w:r>
-      <w:r>
-        <w:rPr>
-          <w:b w:val="0"/>
-        </w:rPr>
-        <w:t xml:space="preserve">s from </w:t>
-      </w:r>
-      <w:r>
-        <w:rPr>
-          <w:b/>
-        </w:rPr>
-        <w:t>training</w:t>
-      </w:r>
-      <w:r>
-        <w:rPr>
-          <w:b w:val="0"/>
-        </w:rPr>
-        <w:t xml:space="preserve"> examples. Short practice: Which </w:t>
-      </w:r>
-      <w:r>
-        <w:rPr>
-          <w:b/>
-        </w:rPr>
-        <w:t>input</w:t>
-      </w:r>
-      <w:r>
-        <w:rPr>
-          <w:b w:val="0"/>
-        </w:rPr>
-        <w:t xml:space="preserve"> distinguishes the original and changed tree?</w:t>
-      </w:r>
-    </w:p>
-    <w:p>
-      <w:pPr>
-        <w:spacing w:line="336" w:lineRule="auto" w:after="180"/>
-      </w:pPr>
-      <w:r>
-        <w:rPr>
-          <w:b w:val="0"/>
-        </w:rPr>
-        <w:t xml:space="preserve">Point to the relevant step in the picture, then write the changed result and the rule or </w:t>
-      </w:r>
-      <w:r>
-        <w:rPr>
-          <w:b/>
-        </w:rPr>
-        <w:t>evidence</w:t>
-      </w:r>
-      <w:r>
-        <w:rPr>
-          <w:b w:val="0"/>
-        </w:rPr>
-        <w:t xml:space="preserve"> that supports it.. Return to this week and explain what you changed.</w:t>
-      </w:r>
-    </w:p>
-    <w:p>
-      <w:pPr>
-        <w:pStyle w:val="Heading3"/>
-      </w:pPr>
-      <w:r>
-        <w:t>Predict, run and debug</w:t>
-      </w:r>
-    </w:p>
-    <w:p>
-      <w:pPr>
-        <w:spacing w:line="336" w:lineRule="auto" w:after="180"/>
-      </w:pPr>
-      <w:r>
-        <w:rPr>
-          <w:b w:val="0"/>
-        </w:rPr>
-        <w:t xml:space="preserve">The browser lab lets you edit the supported Python examples already included in this lesson. Predict first, run, inspect the actual </w:t>
-      </w:r>
-      <w:r>
-        <w:rPr>
-          <w:b/>
-        </w:rPr>
-        <w:t>output</w:t>
-      </w:r>
-      <w:r>
-        <w:rPr>
-          <w:b w:val="0"/>
-        </w:rPr>
-        <w:t xml:space="preserve"> or error, change one </w:t>
-      </w:r>
-      <w:r>
-        <w:rPr>
-          <w:b/>
-        </w:rPr>
-        <w:t>input</w:t>
-      </w:r>
-      <w:r>
-        <w:rPr>
-          <w:b w:val="0"/>
-        </w:rPr>
-        <w:t>, then run again.</w:t>
-      </w:r>
-    </w:p>
-    <w:p>
-      <w:pPr>
-        <w:spacing w:line="336" w:lineRule="auto" w:after="180"/>
-      </w:pPr>
-      <w:r>
-        <w:rPr>
-          <w:b w:val="0"/>
-        </w:rPr>
-        <w:t xml:space="preserve">Keep code, </w:t>
-      </w:r>
-      <w:r>
-        <w:rPr>
-          <w:b/>
-        </w:rPr>
-        <w:t>prediction</w:t>
-      </w:r>
-      <w:r>
-        <w:rPr>
-          <w:b w:val="0"/>
-        </w:rPr>
-        <w:t>s, actual results and a reasoned revision together. On paper, label your result as a trace rather than an execution.</w:t>
-      </w:r>
-    </w:p>
-    <w:p>
-      <w:pPr>
-        <w:pStyle w:val="Heading3"/>
-      </w:pPr>
-      <w:r>
         <w:t>Keep your completed work</w:t>
       </w:r>
     </w:p>
     <w:p>
       <w:pPr>
-        <w:spacing w:line="336" w:lineRule="auto" w:after="180"/>
-      </w:pPr>
-      <w:r>
-        <w:rPr>
-          <w:b w:val="0"/>
-        </w:rPr>
-        <w:t xml:space="preserve">Use Download completed work in the hosted lesson to export your answers, reflections, practice feedback and code-run </w:t>
-      </w:r>
-      <w:r>
-        <w:rPr>
-          <w:b/>
-        </w:rPr>
-        <w:t>evidence</w:t>
-      </w:r>
-      <w:r>
-        <w:rPr>
-          <w:b w:val="0"/>
-        </w:rPr>
-        <w:t>. Open the HTML copy to read or print it.</w:t>
-      </w:r>
-    </w:p>
-    <w:p>
-      <w:pPr>
-        <w:spacing w:line="336" w:lineRule="auto" w:after="180"/>
-      </w:pPr>
-      <w:r>
-        <w:rPr>
-          <w:b w:val="0"/>
-        </w:rPr>
-        <w:t>Drafts stay in this browser when storage is available; clear drafts on a shared device.</w:t>
-      </w:r>
-    </w:p>
-    <w:p>
-      <w:pPr>
-        <w:pStyle w:val="Heading3"/>
-      </w:pPr>
-      <w:r>
-        <w:t>What I repaired, the evidence I kept and the next test</w:t>
-      </w:r>
-    </w:p>
-    <w:p>
-      <w:r>
-        <w:t>________________________________________________________________</w:t>
-      </w:r>
-    </w:p>
-    <w:p>
-      <w:r>
-        <w:t>________________________________________________________________</w:t>
-      </w:r>
-    </w:p>
-    <w:p>
-      <w:r>
-        <w:t>________________________________________________________________</w:t>
-      </w:r>
-    </w:p>
-    <w:p>
-      <w:r>
-        <w:t>________________________________________________________________</w:t>
-      </w:r>
-    </w:p>
-    <w:p>
-      <w:r>
-        <w:t>________________________________________________________________</w:t>
-      </w:r>
-    </w:p>
-    <w:p>
-      <w:pPr>
         <w:pStyle w:val="Heading1"/>
       </w:pPr>
       <w:r>
-        <w:t>21. Visual concept journey</w:t>
-      </w:r>
-    </w:p>
-    <w:p>
-      <w:r>
-        <w:t>Explain each Precision and Recall picture from its labels, then record a relevant limit.</w:t>
-      </w:r>
-    </w:p>
-    <w:p>
-      <w:pPr>
-        <w:pStyle w:val="Heading3"/>
+        <w:t>21. Reference · Six-picture response sheets</w:t>
+      </w:r>
+    </w:p>
+    <w:p>
+      <w:r>
+        <w:t>Choose the relevant picture instead of repeating every task.</w:t>
+      </w:r>
+    </w:p>
+    <w:p>
+      <w:pPr>
+        <w:pStyle w:val="Heading2"/>
       </w:pPr>
       <w:r>
         <w:t>01. Precision and Recall: the case</w:t>
@@ -3451,7 +2762,6 @@
     <w:p>
       <w:pPr>
         <w:spacing w:line="336" w:lineRule="auto" w:after="180"/>
-        <w:shd w:fill="F5F1FB"/>
       </w:pPr>
       <w:r>
         <w:rPr>
@@ -3490,7 +2800,7 @@
     </w:p>
     <w:p>
       <w:pPr>
-        <w:pStyle w:val="Heading3"/>
+        <w:pStyle w:val="Heading2"/>
       </w:pPr>
       <w:r>
         <w:t>02. Follow the deciding steps</w:t>
@@ -3606,7 +2916,6 @@
     <w:p>
       <w:pPr>
         <w:spacing w:line="336" w:lineRule="auto" w:after="180"/>
-        <w:shd w:fill="F5F1FB"/>
       </w:pPr>
       <w:r>
         <w:rPr>
@@ -3657,7 +2966,7 @@
     </w:p>
     <w:p>
       <w:pPr>
-        <w:pStyle w:val="Heading3"/>
+        <w:pStyle w:val="Heading2"/>
       </w:pPr>
       <w:r>
         <w:t>03. Keep precision and recall denominators distinct</w:t>
@@ -3749,7 +3058,6 @@
     <w:p>
       <w:pPr>
         <w:spacing w:line="336" w:lineRule="auto" w:after="180"/>
-        <w:shd w:fill="F5F1FB"/>
       </w:pPr>
       <w:r>
         <w:rPr>
@@ -3788,7 +3096,7 @@
     </w:p>
     <w:p>
       <w:pPr>
-        <w:pStyle w:val="Heading3"/>
+        <w:pStyle w:val="Heading2"/>
       </w:pPr>
       <w:r>
         <w:t>04. Change one thing. Trace what follows.</w:t>
@@ -3939,7 +3247,6 @@
     <w:p>
       <w:pPr>
         <w:spacing w:line="336" w:lineRule="auto" w:after="180"/>
-        <w:shd w:fill="F5F1FB"/>
       </w:pPr>
       <w:r>
         <w:rPr>
@@ -3978,7 +3285,7 @@
     </w:p>
     <w:p>
       <w:pPr>
-        <w:pStyle w:val="Heading3"/>
+        <w:pStyle w:val="Heading2"/>
       </w:pPr>
       <w:r>
         <w:t>05. Connect the explanation to its limit</w:t>
@@ -4116,7 +3423,6 @@
     <w:p>
       <w:pPr>
         <w:spacing w:line="336" w:lineRule="auto" w:after="180"/>
-        <w:shd w:fill="F5F1FB"/>
       </w:pPr>
       <w:r>
         <w:rPr>
@@ -4155,7 +3461,7 @@
     </w:p>
     <w:p>
       <w:pPr>
-        <w:pStyle w:val="Heading3"/>
+        <w:pStyle w:val="Heading2"/>
       </w:pPr>
       <w:r>
         <w:t>06. Make the idea visible in your project</w:t>
@@ -4305,7 +3611,6 @@
     <w:p>
       <w:pPr>
         <w:spacing w:line="336" w:lineRule="auto" w:after="180"/>
-        <w:shd w:fill="F5F1FB"/>
       </w:pPr>
       <w:r>
         <w:rPr>
@@ -4352,6 +3657,62 @@
     <w:p>
       <w:r>
         <w:t>________________________________________________________________</w:t>
+      </w:r>
+    </w:p>
+    <w:p>
+      <w:pPr>
+        <w:pStyle w:val="Heading2"/>
+      </w:pPr>
+      <w:r>
+        <w:t>Earlier wording, alternatives and picture transcripts · reference / check after trying</w:t>
+      </w:r>
+    </w:p>
+    <w:p>
+      <w:pPr>
+        <w:pStyle w:val="Heading3"/>
+      </w:pPr>
+      <w:r>
+        <w:t>01. Precision and Recall: the case</w:t>
+      </w:r>
+    </w:p>
+    <w:p>
+      <w:pPr>
+        <w:pStyle w:val="Heading3"/>
+      </w:pPr>
+      <w:r>
+        <w:t>02. Follow the deciding steps</w:t>
+      </w:r>
+    </w:p>
+    <w:p>
+      <w:pPr>
+        <w:pStyle w:val="Heading3"/>
+      </w:pPr>
+      <w:r>
+        <w:t>03. Keep precision and recall denominators distinct</w:t>
+      </w:r>
+    </w:p>
+    <w:p>
+      <w:pPr>
+        <w:pStyle w:val="Heading3"/>
+      </w:pPr>
+      <w:r>
+        <w:t>04. Change one thing. Trace what follows.</w:t>
+      </w:r>
+    </w:p>
+    <w:p>
+      <w:pPr>
+        <w:pStyle w:val="Heading3"/>
+      </w:pPr>
+      <w:r>
+        <w:t>05. Connect the explanation to its limit</w:t>
+      </w:r>
+    </w:p>
+    <w:p>
+      <w:pPr>
+        <w:pStyle w:val="Heading3"/>
+      </w:pPr>
+      <w:r>
+        <w:t>06. Make the idea visible in your project</w:t>
       </w:r>
     </w:p>
     <w:sectPr>
